--- a/docs/exports/Goat_Store_Documentation_EN.docx
+++ b/docs/exports/Goat_Store_Documentation_EN.docx
@@ -87,9 +87,9 @@
           <w:color w:val="211A35"/>
           <w:sz w:val="22"/>
         </w:rPr>
-        <w:t>Document version 1.0</w:t>
+        <w:t>Document version 1.1</w:t>
         <w:br/>
-        <w:t>17 October 2026</w:t>
+        <w:t>18 October 2026</w:t>
       </w:r>
     </w:p>
     <w:p>
@@ -103,7 +103,7 @@
           <w:color w:val="615C70"/>
           <w:sz w:val="18"/>
         </w:rPr>
-        <w:t>Application 2.0.0  |  Source 42fd1ce  |  password-reset</w:t>
+        <w:t>Application 2.0.0  |  Source 56f7f83  |  password-reset</w:t>
       </w:r>
     </w:p>
     <w:p>
@@ -501,7 +501,7 @@
     </w:p>
     <w:p>
       <w:r>
-        <w:t>This manual describes Goat Store as implemented in source revision 42fd1ce on the password-reset branch. It is an operational and technical reference for the business owner, administrators, support staff, developers and deployment operators. Application package version: 2.0.0. Documentation version: 1.0. Review date: 17 October 2026.</w:t>
+        <w:t>This manual describes Goat Store as implemented in source revision 56f7f83 on the password-reset branch. It is an operational and technical reference for the business owner, administrators, support staff, developers and deployment operators. Application package version: 2.0.0. Documentation version: 1.1. Review date: 18 October 2026.</w:t>
       </w:r>
     </w:p>
     <w:p>
@@ -697,7 +697,7 @@
                 <w:color w:val="211A35"/>
                 <w:sz w:val="18"/>
               </w:rPr>
-              <w:t>password-reset / 42fd1ce</w:t>
+              <w:t>password-reset / 56f7f83</w:t>
             </w:r>
           </w:p>
         </w:tc>
@@ -4206,7 +4206,7 @@
                 <w:color w:val="211A35"/>
                 <w:sz w:val="18"/>
               </w:rPr>
-              <w:t>Change price</w:t>
+              <w:t>Duplicate product</w:t>
             </w:r>
           </w:p>
         </w:tc>
@@ -4234,7 +4234,7 @@
                 <w:color w:val="211A35"/>
                 <w:sz w:val="18"/>
               </w:rPr>
-              <w:t>Edit product → Precio (COP) → Guardar producto; future orders use the new price</w:t>
+              <w:t>Select Duplicar; copy is created immediately and opens in the editor</w:t>
             </w:r>
           </w:p>
         </w:tc>
@@ -4266,7 +4266,7 @@
                 <w:color w:val="211A35"/>
                 <w:sz w:val="18"/>
               </w:rPr>
-              <w:t>Edit description/name</w:t>
+              <w:t>Change price</w:t>
             </w:r>
           </w:p>
         </w:tc>
@@ -4293,7 +4293,7 @@
                 <w:color w:val="211A35"/>
                 <w:sz w:val="18"/>
               </w:rPr>
-              <w:t>Edit product details and save; historic line snapshots keep their recorded content</w:t>
+              <w:t>Edit product → Precio (COP) → Guardar producto; future orders use the new price</w:t>
             </w:r>
           </w:p>
         </w:tc>
@@ -4326,7 +4326,7 @@
                 <w:color w:val="211A35"/>
                 <w:sz w:val="18"/>
               </w:rPr>
-              <w:t>Replenish Streaming</w:t>
+              <w:t>Edit description/name</w:t>
             </w:r>
           </w:p>
         </w:tc>
@@ -4354,7 +4354,7 @@
                 <w:color w:val="211A35"/>
                 <w:sz w:val="18"/>
               </w:rPr>
-              <w:t>Add unsold individual accesses; availability is derived automatically</w:t>
+              <w:t>Edit product details and save; historic line snapshots keep their recorded content</w:t>
             </w:r>
           </w:p>
         </w:tc>
@@ -4386,7 +4386,7 @@
                 <w:color w:val="211A35"/>
                 <w:sz w:val="18"/>
               </w:rPr>
-              <w:t>Update other stock</w:t>
+              <w:t>Replenish Streaming</w:t>
             </w:r>
           </w:p>
         </w:tc>
@@ -4413,7 +4413,7 @@
                 <w:color w:val="211A35"/>
                 <w:sz w:val="18"/>
               </w:rPr>
-              <w:t>Enter real quantity; concurrent stock changes can require reopening the editor</w:t>
+              <w:t>Add unsold individual accesses; availability is derived automatically</w:t>
             </w:r>
           </w:p>
         </w:tc>
@@ -4446,7 +4446,7 @@
                 <w:color w:val="211A35"/>
                 <w:sz w:val="18"/>
               </w:rPr>
-              <w:t>Mark sold out</w:t>
+              <w:t>Update other stock</w:t>
             </w:r>
           </w:p>
         </w:tc>
@@ -4474,7 +4474,7 @@
                 <w:color w:val="211A35"/>
                 <w:sz w:val="18"/>
               </w:rPr>
-              <w:t>Agotar sets manual stock to zero; available streaming entries are retired</w:t>
+              <w:t>Enter real quantity; concurrent stock changes can require reopening the editor</w:t>
             </w:r>
           </w:p>
         </w:tc>
@@ -4506,7 +4506,7 @@
                 <w:color w:val="211A35"/>
                 <w:sz w:val="18"/>
               </w:rPr>
-              <w:t>Recharge balance</w:t>
+              <w:t>Mark sold out</w:t>
             </w:r>
           </w:p>
         </w:tc>
@@ -4533,7 +4533,7 @@
                 <w:color w:val="211A35"/>
                 <w:sz w:val="18"/>
               </w:rPr>
-              <w:t>Select user and amount; confirm the real-world payment independently, then record recharge</w:t>
+              <w:t>Agotar sets manual stock to zero; available streaming entries are retired</w:t>
             </w:r>
           </w:p>
         </w:tc>
@@ -4566,7 +4566,7 @@
                 <w:color w:val="211A35"/>
                 <w:sz w:val="18"/>
               </w:rPr>
-              <w:t>Change section access</w:t>
+              <w:t>Recharge balance</w:t>
             </w:r>
           </w:p>
         </w:tc>
@@ -4594,7 +4594,7 @@
                 <w:color w:val="211A35"/>
                 <w:sz w:val="18"/>
               </w:rPr>
-              <w:t>Secciones disponibles para clientes → toggle Tienda or Segunda independently</w:t>
+              <w:t>Select user and amount; confirm the real-world payment independently, then record recharge</w:t>
             </w:r>
           </w:p>
         </w:tc>
@@ -4626,6 +4626,66 @@
                 <w:color w:val="211A35"/>
                 <w:sz w:val="18"/>
               </w:rPr>
+              <w:t>Change section access</w:t>
+            </w:r>
+          </w:p>
+        </w:tc>
+        <w:tc>
+          <w:tcPr>
+            <w:tcW w:type="dxa" w:w="6265"/>
+            <w:vAlign w:val="center"/>
+            <w:tcMar>
+              <w:top w:w="85" w:type="dxa"/>
+              <w:bottom w:w="85" w:type="dxa"/>
+              <w:left w:w="100" w:type="dxa"/>
+              <w:right w:w="100" w:type="dxa"/>
+            </w:tcMar>
+          </w:tcPr>
+          <w:p>
+            <w:pPr>
+              <w:keepNext w:val="0"/>
+              <w:spacing w:after="20" w:line="252" w:lineRule="auto"/>
+            </w:pPr>
+            <w:r>
+              <w:rPr>
+                <w:rFonts w:ascii="Calibri" w:hAnsi="Calibri"/>
+                <w:b w:val="0"/>
+                <w:color w:val="211A35"/>
+                <w:sz w:val="18"/>
+              </w:rPr>
+              <w:t>Secciones disponibles para clientes → toggle Tienda or Segunda independently</w:t>
+            </w:r>
+          </w:p>
+        </w:tc>
+      </w:tr>
+      <w:tr>
+        <w:trPr>
+          <w:cantSplit/>
+        </w:trPr>
+        <w:tc>
+          <w:tcPr>
+            <w:tcW w:type="dxa" w:w="3373"/>
+            <w:vAlign w:val="center"/>
+            <w:tcMar>
+              <w:top w:w="85" w:type="dxa"/>
+              <w:bottom w:w="85" w:type="dxa"/>
+              <w:left w:w="100" w:type="dxa"/>
+              <w:right w:w="100" w:type="dxa"/>
+            </w:tcMar>
+            <w:shd w:fill="F4F1FA"/>
+          </w:tcPr>
+          <w:p>
+            <w:pPr>
+              <w:keepNext w:val="0"/>
+              <w:spacing w:after="20" w:line="252" w:lineRule="auto"/>
+            </w:pPr>
+            <w:r>
+              <w:rPr>
+                <w:rFonts w:ascii="Calibri" w:hAnsi="Calibri"/>
+                <w:b w:val="0"/>
+                <w:color w:val="211A35"/>
+                <w:sz w:val="18"/>
+              </w:rPr>
               <w:t>Reorder cards</w:t>
             </w:r>
           </w:p>
@@ -4640,6 +4700,7 @@
               <w:left w:w="100" w:type="dxa"/>
               <w:right w:w="100" w:type="dxa"/>
             </w:tcMar>
+            <w:shd w:fill="F4F1FA"/>
           </w:tcPr>
           <w:p>
             <w:pPr>
@@ -4667,6 +4728,11 @@
         <w:rPr>
           <w:sz w:val="4"/>
         </w:rPr>
+      </w:r>
+    </w:p>
+    <w:p>
+      <w:r>
+        <w:t>Duplicar copies the catalog name (with a copia suffix), category, price, description, mark, background and custom product image. The new record belongs to the account creating it and has an independent image. ADMIN may duplicate any product; VENDEDOR may duplicate owned products only. Every copy starts with zero stock and no shared credentials, individual accesses, order associations or wallet events. Add real inventory before selling it. Closing the editor does not delete the already-created copy. The source remains unchanged; a failure to copy the image rolls back creation.</w:t>
       </w:r>
     </w:p>
     <w:p>
@@ -12063,7 +12129,7 @@
                 <w:color w:val="211A35"/>
                 <w:sz w:val="17"/>
               </w:rPr>
-              <w:t>DELETE /api/products/[id]</w:t>
+              <w:t>POST /api/products/[id]/duplicate</w:t>
             </w:r>
           </w:p>
         </w:tc>
@@ -12117,7 +12183,7 @@
                 <w:color w:val="211A35"/>
                 <w:sz w:val="17"/>
               </w:rPr>
-              <w:t>Mark sold out; retire available streaming entries</w:t>
+              <w:t>Create independent catalog/image copy with zero stock and no private delivery data</w:t>
             </w:r>
           </w:p>
         </w:tc>
@@ -12150,7 +12216,7 @@
                 <w:color w:val="211A35"/>
                 <w:sz w:val="17"/>
               </w:rPr>
-              <w:t>GET /api/orders</w:t>
+              <w:t>DELETE /api/products/[id]</w:t>
             </w:r>
           </w:p>
         </w:tc>
@@ -12178,7 +12244,7 @@
                 <w:color w:val="211A35"/>
                 <w:sz w:val="17"/>
               </w:rPr>
-              <w:t>Authenticated</w:t>
+              <w:t>ADMIN / owning VENDEDOR</w:t>
             </w:r>
           </w:p>
         </w:tc>
@@ -12206,7 +12272,7 @@
                 <w:color w:val="211A35"/>
                 <w:sz w:val="17"/>
               </w:rPr>
-              <w:t>Latest 50 own orders with safe line information</w:t>
+              <w:t>Mark sold out; retire available streaming entries</w:t>
             </w:r>
           </w:p>
         </w:tc>
@@ -12238,7 +12304,7 @@
                 <w:color w:val="211A35"/>
                 <w:sz w:val="17"/>
               </w:rPr>
-              <w:t>POST /api/orders</w:t>
+              <w:t>GET /api/orders</w:t>
             </w:r>
           </w:p>
         </w:tc>
@@ -12292,7 +12358,7 @@
                 <w:color w:val="211A35"/>
                 <w:sz w:val="17"/>
               </w:rPr>
-              <w:t>items[{id,qty}], optional checkoutKey; transactional purchase/recovery</w:t>
+              <w:t>Latest 50 own orders with safe line information</w:t>
             </w:r>
           </w:p>
         </w:tc>
@@ -12325,7 +12391,7 @@
                 <w:color w:val="211A35"/>
                 <w:sz w:val="17"/>
               </w:rPr>
-              <w:t>GET /api/admin/users</w:t>
+              <w:t>POST /api/orders</w:t>
             </w:r>
           </w:p>
         </w:tc>
@@ -12353,7 +12419,7 @@
                 <w:color w:val="211A35"/>
                 <w:sz w:val="17"/>
               </w:rPr>
-              <w:t>ADMIN</w:t>
+              <w:t>Authenticated</w:t>
             </w:r>
           </w:p>
         </w:tc>
@@ -12381,7 +12447,7 @@
                 <w:color w:val="211A35"/>
                 <w:sz w:val="17"/>
               </w:rPr>
-              <w:t>User identity, role and balance list</w:t>
+              <w:t>items[{id,qty}], optional checkoutKey; transactional purchase/recovery</w:t>
             </w:r>
           </w:p>
         </w:tc>
@@ -12413,7 +12479,7 @@
                 <w:color w:val="211A35"/>
                 <w:sz w:val="17"/>
               </w:rPr>
-              <w:t>POST /api/admin/recharge</w:t>
+              <w:t>GET /api/admin/users</w:t>
             </w:r>
           </w:p>
         </w:tc>
@@ -12467,7 +12533,7 @@
                 <w:color w:val="211A35"/>
                 <w:sz w:val="17"/>
               </w:rPr>
-              <w:t>userId, amount, note; recorded administrative credit</w:t>
+              <w:t>User identity, role and balance list</w:t>
             </w:r>
           </w:p>
         </w:tc>
@@ -12500,7 +12566,7 @@
                 <w:color w:val="211A35"/>
                 <w:sz w:val="17"/>
               </w:rPr>
-              <w:t>GET, PUT /api/admin/store-options</w:t>
+              <w:t>POST /api/admin/recharge</w:t>
             </w:r>
           </w:p>
         </w:tc>
@@ -12556,7 +12622,7 @@
                 <w:color w:val="211A35"/>
                 <w:sz w:val="17"/>
               </w:rPr>
-              <w:t>Read settings; update department and enabled</w:t>
+              <w:t>userId, amount, note; recorded administrative credit</w:t>
             </w:r>
           </w:p>
         </w:tc>
@@ -12588,7 +12654,7 @@
                 <w:color w:val="211A35"/>
                 <w:sz w:val="17"/>
               </w:rPr>
-              <w:t>PUT /api/admin/card-order</w:t>
+              <w:t>GET, PUT /api/admin/store-options</w:t>
             </w:r>
           </w:p>
         </w:tc>
@@ -12642,7 +12708,7 @@
                 <w:color w:val="211A35"/>
                 <w:sz w:val="17"/>
               </w:rPr>
-              <w:t>kind, id, target, position, version</w:t>
+              <w:t>Read settings; update department and enabled</w:t>
             </w:r>
           </w:p>
         </w:tc>
@@ -12675,7 +12741,7 @@
                 <w:color w:val="211A35"/>
                 <w:sz w:val="17"/>
               </w:rPr>
-              <w:t>GET, PUT /api/admin/products/[id]/delivery</w:t>
+              <w:t>PUT /api/admin/card-order</w:t>
             </w:r>
           </w:p>
         </w:tc>
@@ -12731,7 +12797,7 @@
                 <w:color w:val="211A35"/>
                 <w:sz w:val="17"/>
               </w:rPr>
-              <w:t>Legacy digital delivery fields; PUT rejected for Streaming</w:t>
+              <w:t>kind, id, target, position, version</w:t>
             </w:r>
           </w:p>
         </w:tc>
@@ -12763,7 +12829,7 @@
                 <w:color w:val="211A35"/>
                 <w:sz w:val="17"/>
               </w:rPr>
-              <w:t>GET /api/admin/products/[id]/inventory</w:t>
+              <w:t>GET, PUT /api/admin/products/[id]/delivery</w:t>
             </w:r>
           </w:p>
         </w:tc>
@@ -12817,7 +12883,7 @@
                 <w:color w:val="211A35"/>
                 <w:sz w:val="17"/>
               </w:rPr>
-              <w:t>Available entries, counts, platform and legacy indicator</w:t>
+              <w:t>Legacy digital delivery fields; PUT rejected for Streaming</w:t>
             </w:r>
           </w:p>
         </w:tc>
@@ -12850,7 +12916,7 @@
                 <w:color w:val="211A35"/>
                 <w:sz w:val="17"/>
               </w:rPr>
-              <w:t>POST, PATCH, DELETE /api/admin/products/[id]/inventory</w:t>
+              <w:t>GET /api/admin/products/[id]/inventory</w:t>
             </w:r>
           </w:p>
         </w:tc>
@@ -12906,7 +12972,7 @@
                 <w:color w:val="211A35"/>
                 <w:sz w:val="17"/>
               </w:rPr>
-              <w:t>Add, edit or retire individual streaming entries; version checks on changes</w:t>
+              <w:t>Available entries, counts, platform and legacy indicator</w:t>
             </w:r>
           </w:p>
         </w:tc>
@@ -12938,7 +13004,7 @@
                 <w:color w:val="211A35"/>
                 <w:sz w:val="17"/>
               </w:rPr>
-              <w:t>GET /api/banners</w:t>
+              <w:t>POST, PATCH, DELETE /api/admin/products/[id]/inventory</w:t>
             </w:r>
           </w:p>
         </w:tc>
@@ -12965,7 +13031,7 @@
                 <w:color w:val="211A35"/>
                 <w:sz w:val="17"/>
               </w:rPr>
-              <w:t>Authenticated</w:t>
+              <w:t>ADMIN</w:t>
             </w:r>
           </w:p>
         </w:tc>
@@ -12992,7 +13058,7 @@
                 <w:color w:val="211A35"/>
                 <w:sz w:val="17"/>
               </w:rPr>
-              <w:t>Banner override metadata</w:t>
+              <w:t>Add, edit or retire individual streaming entries; version checks on changes</w:t>
             </w:r>
           </w:p>
         </w:tc>
@@ -13025,7 +13091,7 @@
                 <w:color w:val="211A35"/>
                 <w:sz w:val="17"/>
               </w:rPr>
-              <w:t>GET /api/banners/[slot]</w:t>
+              <w:t>GET /api/banners</w:t>
             </w:r>
           </w:p>
         </w:tc>
@@ -13081,7 +13147,7 @@
                 <w:color w:val="211A35"/>
                 <w:sz w:val="17"/>
               </w:rPr>
-              <w:t>Image bytes; private ETag revalidation</w:t>
+              <w:t>Banner override metadata</w:t>
             </w:r>
           </w:p>
         </w:tc>
@@ -13113,7 +13179,7 @@
                 <w:color w:val="211A35"/>
                 <w:sz w:val="17"/>
               </w:rPr>
-              <w:t>POST, DELETE /api/banners/[slot]</w:t>
+              <w:t>GET /api/banners/[slot]</w:t>
             </w:r>
           </w:p>
         </w:tc>
@@ -13140,7 +13206,7 @@
                 <w:color w:val="211A35"/>
                 <w:sz w:val="17"/>
               </w:rPr>
-              <w:t>ADMIN</w:t>
+              <w:t>Authenticated</w:t>
             </w:r>
           </w:p>
         </w:tc>
@@ -13167,7 +13233,7 @@
                 <w:color w:val="211A35"/>
                 <w:sz w:val="17"/>
               </w:rPr>
-              <w:t>Upload or remove one hero override</w:t>
+              <w:t>Image bytes; private ETag revalidation</w:t>
             </w:r>
           </w:p>
         </w:tc>
@@ -13200,7 +13266,7 @@
                 <w:color w:val="211A35"/>
                 <w:sz w:val="17"/>
               </w:rPr>
-              <w:t>GET /api/catalog-images</w:t>
+              <w:t>POST, DELETE /api/banners/[slot]</w:t>
             </w:r>
           </w:p>
         </w:tc>
@@ -13228,7 +13294,7 @@
                 <w:color w:val="211A35"/>
                 <w:sz w:val="17"/>
               </w:rPr>
-              <w:t>Authenticated</w:t>
+              <w:t>ADMIN</w:t>
             </w:r>
           </w:p>
         </w:tc>
@@ -13256,7 +13322,7 @@
                 <w:color w:val="211A35"/>
                 <w:sz w:val="17"/>
               </w:rPr>
-              <w:t>Catalog image metadata</w:t>
+              <w:t>Upload or remove one hero override</w:t>
             </w:r>
           </w:p>
         </w:tc>
@@ -13288,7 +13354,7 @@
                 <w:color w:val="211A35"/>
                 <w:sz w:val="17"/>
               </w:rPr>
-              <w:t>GET /api/catalog-images/file</w:t>
+              <w:t>GET /api/catalog-images</w:t>
             </w:r>
           </w:p>
         </w:tc>
@@ -13342,7 +13408,7 @@
                 <w:color w:val="211A35"/>
                 <w:sz w:val="17"/>
               </w:rPr>
-              <w:t>Image bytes for logical key</w:t>
+              <w:t>Catalog image metadata</w:t>
             </w:r>
           </w:p>
         </w:tc>
@@ -13375,6 +13441,94 @@
                 <w:color w:val="211A35"/>
                 <w:sz w:val="17"/>
               </w:rPr>
+              <w:t>GET /api/catalog-images/file</w:t>
+            </w:r>
+          </w:p>
+        </w:tc>
+        <w:tc>
+          <w:tcPr>
+            <w:tcW w:type="dxa" w:w="1831"/>
+            <w:vAlign w:val="center"/>
+            <w:tcMar>
+              <w:top w:w="85" w:type="dxa"/>
+              <w:bottom w:w="85" w:type="dxa"/>
+              <w:left w:w="100" w:type="dxa"/>
+              <w:right w:w="100" w:type="dxa"/>
+            </w:tcMar>
+            <w:shd w:fill="F4F1FA"/>
+          </w:tcPr>
+          <w:p>
+            <w:pPr>
+              <w:keepNext w:val="0"/>
+              <w:spacing w:after="20" w:line="252" w:lineRule="auto"/>
+            </w:pPr>
+            <w:r>
+              <w:rPr>
+                <w:rFonts w:ascii="Calibri" w:hAnsi="Calibri"/>
+                <w:b w:val="0"/>
+                <w:color w:val="211A35"/>
+                <w:sz w:val="17"/>
+              </w:rPr>
+              <w:t>Authenticated</w:t>
+            </w:r>
+          </w:p>
+        </w:tc>
+        <w:tc>
+          <w:tcPr>
+            <w:tcW w:type="dxa" w:w="3662"/>
+            <w:vAlign w:val="center"/>
+            <w:tcMar>
+              <w:top w:w="85" w:type="dxa"/>
+              <w:bottom w:w="85" w:type="dxa"/>
+              <w:left w:w="100" w:type="dxa"/>
+              <w:right w:w="100" w:type="dxa"/>
+            </w:tcMar>
+            <w:shd w:fill="F4F1FA"/>
+          </w:tcPr>
+          <w:p>
+            <w:pPr>
+              <w:keepNext w:val="0"/>
+              <w:spacing w:after="20" w:line="252" w:lineRule="auto"/>
+            </w:pPr>
+            <w:r>
+              <w:rPr>
+                <w:rFonts w:ascii="Calibri" w:hAnsi="Calibri"/>
+                <w:b w:val="0"/>
+                <w:color w:val="211A35"/>
+                <w:sz w:val="17"/>
+              </w:rPr>
+              <w:t>Image bytes for logical key</w:t>
+            </w:r>
+          </w:p>
+        </w:tc>
+      </w:tr>
+      <w:tr>
+        <w:trPr>
+          <w:cantSplit/>
+        </w:trPr>
+        <w:tc>
+          <w:tcPr>
+            <w:tcW w:type="dxa" w:w="4144"/>
+            <w:vAlign w:val="center"/>
+            <w:tcMar>
+              <w:top w:w="85" w:type="dxa"/>
+              <w:bottom w:w="85" w:type="dxa"/>
+              <w:left w:w="100" w:type="dxa"/>
+              <w:right w:w="100" w:type="dxa"/>
+            </w:tcMar>
+          </w:tcPr>
+          <w:p>
+            <w:pPr>
+              <w:keepNext w:val="0"/>
+              <w:spacing w:after="20" w:line="252" w:lineRule="auto"/>
+            </w:pPr>
+            <w:r>
+              <w:rPr>
+                <w:rFonts w:ascii="Calibri" w:hAnsi="Calibri"/>
+                <w:b w:val="0"/>
+                <w:color w:val="211A35"/>
+                <w:sz w:val="17"/>
+              </w:rPr>
               <w:t>POST, DELETE /api/admin/images</w:t>
             </w:r>
           </w:p>
@@ -13389,7 +13543,6 @@
               <w:left w:w="100" w:type="dxa"/>
               <w:right w:w="100" w:type="dxa"/>
             </w:tcMar>
-            <w:shd w:fill="F4F1FA"/>
           </w:tcPr>
           <w:p>
             <w:pPr>
@@ -13417,7 +13570,6 @@
               <w:left w:w="100" w:type="dxa"/>
               <w:right w:w="100" w:type="dxa"/>
             </w:tcMar>
-            <w:shd w:fill="F4F1FA"/>
           </w:tcPr>
           <w:p>
             <w:pPr>
@@ -14403,6 +14555,66 @@
                 <w:color w:val="211A35"/>
                 <w:sz w:val="18"/>
               </w:rPr>
+              <w:t>npm run test:duplicate</w:t>
+            </w:r>
+          </w:p>
+        </w:tc>
+        <w:tc>
+          <w:tcPr>
+            <w:tcW w:type="dxa" w:w="6265"/>
+            <w:vAlign w:val="center"/>
+            <w:tcMar>
+              <w:top w:w="85" w:type="dxa"/>
+              <w:bottom w:w="85" w:type="dxa"/>
+              <w:left w:w="100" w:type="dxa"/>
+              <w:right w:w="100" w:type="dxa"/>
+            </w:tcMar>
+            <w:shd w:fill="F4F1FA"/>
+          </w:tcPr>
+          <w:p>
+            <w:pPr>
+              <w:keepNext w:val="0"/>
+              <w:spacing w:after="20" w:line="252" w:lineRule="auto"/>
+            </w:pPr>
+            <w:r>
+              <w:rPr>
+                <w:rFonts w:ascii="Calibri" w:hAnsi="Calibri"/>
+                <w:b w:val="0"/>
+                <w:color w:val="211A35"/>
+                <w:sz w:val="18"/>
+              </w:rPr>
+              <w:t>Isolated product-copy, ownership, image and rollback checks</w:t>
+            </w:r>
+          </w:p>
+        </w:tc>
+      </w:tr>
+      <w:tr>
+        <w:trPr>
+          <w:cantSplit/>
+        </w:trPr>
+        <w:tc>
+          <w:tcPr>
+            <w:tcW w:type="dxa" w:w="3373"/>
+            <w:vAlign w:val="center"/>
+            <w:tcMar>
+              <w:top w:w="85" w:type="dxa"/>
+              <w:bottom w:w="85" w:type="dxa"/>
+              <w:left w:w="100" w:type="dxa"/>
+              <w:right w:w="100" w:type="dxa"/>
+            </w:tcMar>
+          </w:tcPr>
+          <w:p>
+            <w:pPr>
+              <w:keepNext w:val="0"/>
+              <w:spacing w:after="20" w:line="252" w:lineRule="auto"/>
+            </w:pPr>
+            <w:r>
+              <w:rPr>
+                <w:rFonts w:ascii="Calibri" w:hAnsi="Calibri"/>
+                <w:b w:val="0"/>
+                <w:color w:val="211A35"/>
+                <w:sz w:val="18"/>
+              </w:rPr>
               <w:t>npm run test:migration</w:t>
             </w:r>
           </w:p>
@@ -14417,7 +14629,6 @@
               <w:left w:w="100" w:type="dxa"/>
               <w:right w:w="100" w:type="dxa"/>
             </w:tcMar>
-            <w:shd w:fill="F4F1FA"/>
           </w:tcPr>
           <w:p>
             <w:pPr>
@@ -14462,6 +14673,11 @@
         <w:t>Revision record: 1.0 — 17 October 2026 — Initial English edition based on source 42fd1ce; includes direct signup, individual streaming inventory, migration tooling and account-navigation visibility fixes. Update this entry and the Spanish edition when behavior changes.</w:t>
       </w:r>
     </w:p>
+    <w:p>
+      <w:r>
+        <w:t>1.1 — 18 October 2026 — Updated to source 56f7f83: product duplication, independent image copying, zero-stock/private-data safeguards, ownership permissions and mobile editor guidance.</w:t>
+      </w:r>
+    </w:p>
     <w:sectPr>
       <w:headerReference w:type="default" r:id="rId9"/>
       <w:footerReference w:type="default" r:id="rId10"/>
@@ -14491,7 +14707,7 @@
         <w:color w:val="615C70"/>
         <w:sz w:val="16"/>
       </w:rPr>
-      <w:t>GOAT STORE  •  Documentation 1.0</w:t>
+      <w:t>GOAT STORE  •  Documentation 1.1</w:t>
       <w:tab/>
       <w:t xml:space="preserve">Page </w:t>
     </w:r>

--- a/docs/exports/Goat_Store_Documentation_EN.docx
+++ b/docs/exports/Goat_Store_Documentation_EN.docx
@@ -13,7 +13,7 @@
           <w:color w:val="211A35"/>
           <w:sz w:val="90"/>
         </w:rPr>
-        <w:t>Goat</w:t>
+        <w:t>Goats</w:t>
       </w:r>
       <w:r>
         <w:rPr>
@@ -45,7 +45,7 @@
         <w:spacing w:after="280"/>
       </w:pPr>
       <w:r>
-        <w:t>GOAT STORE</w:t>
+        <w:t>GOATS STORE</w:t>
       </w:r>
     </w:p>
     <w:p>
@@ -76,7 +76,7 @@
         <w:spacing w:after="600"/>
       </w:pPr>
       <w:r>
-        <w:t>A complete reference for operating, administering and maintaining Goat Store. Based on the implemented application, with clear separation between current capabilities, operating procedures and future improvements.</w:t>
+        <w:t>A complete reference for operating, administering and maintaining Goats Store. Based on the implemented application, with clear separation between current capabilities, operating procedures and future improvements.</w:t>
       </w:r>
     </w:p>
     <w:p>
@@ -87,9 +87,9 @@
           <w:color w:val="211A35"/>
           <w:sz w:val="22"/>
         </w:rPr>
-        <w:t>Document version 1.1</w:t>
+        <w:t>Document version 2.0</w:t>
         <w:br/>
-        <w:t>18 October 2026</w:t>
+        <w:t>26 October 2026</w:t>
       </w:r>
     </w:p>
     <w:p>
@@ -103,7 +103,7 @@
           <w:color w:val="615C70"/>
           <w:sz w:val="18"/>
         </w:rPr>
-        <w:t>Application 2.0.0  |  Source 56f7f83  |  password-reset</w:t>
+        <w:t>Application 2.0.0  |  Source 22cd272  |  password-reset</w:t>
       </w:r>
     </w:p>
     <w:p>
@@ -501,7 +501,7 @@
     </w:p>
     <w:p>
       <w:r>
-        <w:t>This manual describes Goat Store as implemented in source revision 56f7f83 on the password-reset branch. It is an operational and technical reference for the business owner, administrators, support staff, developers and deployment operators. Application package version: 2.0.0. Documentation version: 1.1. Review date: 18 October 2026.</w:t>
+        <w:t>This manual describes Goats Store as implemented in source revision 22cd272 on the password-reset branch. It is an operational and technical reference for the business owner, administrators, support staff, developers and deployment operators. Application package version: 2.0.0. Documentation version: 2.0. Review date: 26 October 2026.</w:t>
       </w:r>
     </w:p>
     <w:p>
@@ -697,7 +697,7 @@
                 <w:color w:val="211A35"/>
                 <w:sz w:val="18"/>
               </w:rPr>
-              <w:t>password-reset / 56f7f83</w:t>
+              <w:t>password-reset / 22cd272</w:t>
             </w:r>
           </w:p>
         </w:tc>
@@ -758,7 +758,7 @@
                 <w:color w:val="211A35"/>
                 <w:sz w:val="18"/>
               </w:rPr>
-              <w:t>Goat Store project administrator</w:t>
+              <w:t>Goats Store project administrator</w:t>
             </w:r>
           </w:p>
         </w:tc>
@@ -970,27 +970,22 @@
     </w:p>
     <w:p>
       <w:r>
-        <w:t>Goat Store is a Spanish-language web storefront for streaming plans and other digital products, with optional technology and second-hand catalogs. Customers use a prepaid internal balance in Colombian pesos (COP). Administrators manage catalog content, streaming access inventory, customer recharges, images, display order and client access to optional sections.</w:t>
+        <w:t>Goats Store is a Spanish-language storefront for streaming plans, digital services, courses and optional physical-product departments. Customers pay using an internal prepaid balance in Colombian pesos (COP). Visitors can browse and fill a cart without registering; an authenticated account is required to purchase.</w:t>
       </w:r>
     </w:p>
     <w:p>
       <w:r>
-        <w:t>The current business priority is streaming sales. Technology products in Tienda and used goods in Segunda remain implemented modules that can be disabled for CLIENTE accounts. Disabling them does not delete products, hide historical purchases or remove administrator and seller access.</w:t>
+        <w:t>The home page uses a marketplace-style layout with Goats branding, a search bar, promotional banners and department carousels. Streaming has a separate discovery/catalog experience. ADMIN manages products, prices, images, display order, balances, sales and private streaming inventory. Tienda and Segunda can be hidden from visitors and CLIENTE accounts without deleting historical purchases.</w:t>
       </w:r>
     </w:p>
     <w:p>
       <w:r>
-        <w:t>The central streaming safeguard is individual access inventory. A unit sold from a Streaming product receives one available account/profile entry. That entry is assigned to the order and cannot be sold a second time. Multi-unit orders receive separate assigned accesses. A receipt records the access details used at purchase rather than looking up mutable product credentials later.</w:t>
+        <w:t>Streaming inventory uses one canonical entry per access. An individual profile may be offered through several plans of the same platform. Selling it through any one plan removes that profile from every linked plan. A whole account is a separate single-unit mode and cannot also be registered as independently saleable profiles. Combos reserve eligible individual profiles from the same inventory.</w:t>
       </w:r>
     </w:p>
     <w:p>
       <w:r>
-        <w:t>Registration is immediate and does not require email confirmation or a Resend account. Password recovery is a separate email-based service. The application is deployed independently from the developer's computer; only local development depends on that computer remaining on.</w:t>
-      </w:r>
-    </w:p>
-    <w:p>
-      <w:r>
-        <w:t>Implemented modules include authentication, catalog filtering, streaming editorial shelves, a persistent cart, transactional checkout, customer profile and order history, administrator content tools, role-based permissions and an application-data migration utility. Automated banking, refunds, shipping integrations and seller payouts are not implemented.</w:t>
+        <w:t>Registration is immediate; email confirmation is not required. Password recovery uses a separate email service. The application runs on its hosting platform independently of the developer's PC. Automated bank reconciliation, refunds, shipping integration, course hosting and seller payouts remain outside the implemented scope.</w:t>
       </w:r>
     </w:p>
     <w:p>
@@ -1005,7 +1000,7 @@
     </w:p>
     <w:p>
       <w:r>
-        <w:t>Permissions are checked on the server. Hiding a button is a user-interface measure; it does not replace the corresponding API authorization check. ADMIN is created privately through the seed process and cannot be selected during public signup. CLIENTE and VENDEDOR can be selected at signup.</w:t>
+        <w:t>Permissions are checked on the server. Hiding a button is a user-interface measure; it does not replace the corresponding API authorization check. ADMIN is created privately through the seed process and cannot be selected during public signup. CLIENTE and VENDEDOR can be selected at signup. Guests can browse permitted public catalogues and add to a local cart, but cannot buy, view private receipts, recharge balances or access administrator controls.</w:t>
       </w:r>
     </w:p>
     <w:tbl>
@@ -2322,7 +2317,7 @@
     </w:p>
     <w:p>
       <w:r>
-        <w:t>The storefront provides Inicio, Streaming, Combos and optional Tienda and Segunda entry points, alongside contact and account functions. The removed Productos and Beneficios menu sections are not part of the current home navigation. Catalog pages and the home storefront currently require login; this is not yet an anonymously browsable SEO catalog.</w:t>
+        <w:t>Public navigation includes Inicio, Streaming, Combos, Tienda, Segunda, Cursos and contact functions, subject to section visibility. Productos and Beneficios are no longer separate home sections. Guests see an entry to sign in/register; balance, profile and sign-out controls appear only for authenticated users.</w:t>
       </w:r>
     </w:p>
     <w:tbl>
@@ -2426,7 +2421,7 @@
                 <w:color w:val="211A35"/>
                 <w:sz w:val="18"/>
               </w:rPr>
-              <w:t>/acceso</w:t>
+              <w:t>/</w:t>
             </w:r>
           </w:p>
         </w:tc>
@@ -2454,7 +2449,7 @@
                 <w:color w:val="211A35"/>
                 <w:sz w:val="18"/>
               </w:rPr>
-              <w:t>Login, direct registration and password recovery entry</w:t>
+              <w:t>Public marketplace home, search and product carousels</w:t>
             </w:r>
           </w:p>
         </w:tc>
@@ -2486,7 +2481,7 @@
                 <w:color w:val="211A35"/>
                 <w:sz w:val="18"/>
               </w:rPr>
-              <w:t>/</w:t>
+              <w:t>/catalogo?categoria=Streaming</w:t>
             </w:r>
           </w:p>
         </w:tc>
@@ -2513,7 +2508,7 @@
                 <w:color w:val="211A35"/>
                 <w:sz w:val="18"/>
               </w:rPr>
-              <w:t>Authenticated home with hero, editorial shelves and digital plan filters</w:t>
+              <w:t>Public streaming discovery, editorial shelves and digital filters</w:t>
             </w:r>
           </w:p>
         </w:tc>
@@ -2546,7 +2541,7 @@
                 <w:color w:val="211A35"/>
                 <w:sz w:val="18"/>
               </w:rPr>
-              <w:t>/catalogo</w:t>
+              <w:t>/catalogo?categoria=Combos</w:t>
             </w:r>
           </w:p>
         </w:tc>
@@ -2574,7 +2569,7 @@
                 <w:color w:val="211A35"/>
                 <w:sz w:val="18"/>
               </w:rPr>
-              <w:t>Authenticated digital catalog; category and platform query filters</w:t>
+              <w:t>Public combo catalogue</w:t>
             </w:r>
           </w:p>
         </w:tc>
@@ -2633,7 +2628,7 @@
                 <w:color w:val="211A35"/>
                 <w:sz w:val="18"/>
               </w:rPr>
-              <w:t>Technology catalog; redirects clients when disabled</w:t>
+              <w:t>Public Tienda; guests/clients redirect when disabled</w:t>
             </w:r>
           </w:p>
         </w:tc>
@@ -2666,7 +2661,7 @@
                 <w:color w:val="211A35"/>
                 <w:sz w:val="18"/>
               </w:rPr>
-              <w:t>/segunda</w:t>
+              <w:t>/store?personalizados=1</w:t>
             </w:r>
           </w:p>
         </w:tc>
@@ -2694,7 +2689,7 @@
                 <w:color w:val="211A35"/>
                 <w:sz w:val="18"/>
               </w:rPr>
-              <w:t>Second-hand catalog; redirects clients when disabled</w:t>
+              <w:t>Tienda filtered to Vasos and Camisetas</w:t>
             </w:r>
           </w:p>
         </w:tc>
@@ -2726,7 +2721,7 @@
                 <w:color w:val="211A35"/>
                 <w:sz w:val="18"/>
               </w:rPr>
-              <w:t>/perfil</w:t>
+              <w:t>/segunda</w:t>
             </w:r>
           </w:p>
         </w:tc>
@@ -2753,7 +2748,7 @@
                 <w:color w:val="211A35"/>
                 <w:sz w:val="18"/>
               </w:rPr>
-              <w:t>Authenticated profile, balance, spending and recent activity</w:t>
+              <w:t>Public used-goods catalogue; guests/clients redirect when disabled</w:t>
             </w:r>
           </w:p>
         </w:tc>
@@ -2786,7 +2781,7 @@
                 <w:color w:val="211A35"/>
                 <w:sz w:val="18"/>
               </w:rPr>
-              <w:t>/pedidos</w:t>
+              <w:t>/cursos</w:t>
             </w:r>
           </w:p>
         </w:tc>
@@ -2814,7 +2809,7 @@
                 <w:color w:val="211A35"/>
                 <w:sz w:val="18"/>
               </w:rPr>
-              <w:t>Private paginated order history and receipts</w:t>
+              <w:t>Public course catalogue</w:t>
             </w:r>
           </w:p>
         </w:tc>
@@ -2846,7 +2841,7 @@
                 <w:color w:val="211A35"/>
                 <w:sz w:val="18"/>
               </w:rPr>
-              <w:t>/administracion</w:t>
+              <w:t>/acceso</w:t>
             </w:r>
           </w:p>
         </w:tc>
@@ -2873,7 +2868,7 @@
                 <w:color w:val="211A35"/>
                 <w:sz w:val="18"/>
               </w:rPr>
-              <w:t>Administrator-only catalog and operating controls</w:t>
+              <w:t>Login, immediate registration and recovery entry</w:t>
             </w:r>
           </w:p>
         </w:tc>
@@ -2906,7 +2901,7 @@
                 <w:color w:val="211A35"/>
                 <w:sz w:val="18"/>
               </w:rPr>
-              <w:t>/restablecer-contrasena</w:t>
+              <w:t>/perfil</w:t>
             </w:r>
           </w:p>
         </w:tc>
@@ -2934,7 +2929,7 @@
                 <w:color w:val="211A35"/>
                 <w:sz w:val="18"/>
               </w:rPr>
-              <w:t>Reset form reached through an email token</w:t>
+              <w:t>Authenticated profile, balance, spending and recent activity</w:t>
             </w:r>
           </w:p>
         </w:tc>
@@ -2966,6 +2961,366 @@
                 <w:color w:val="211A35"/>
                 <w:sz w:val="18"/>
               </w:rPr>
+              <w:t>/pedidos</w:t>
+            </w:r>
+          </w:p>
+        </w:tc>
+        <w:tc>
+          <w:tcPr>
+            <w:tcW w:type="dxa" w:w="6265"/>
+            <w:vAlign w:val="center"/>
+            <w:tcMar>
+              <w:top w:w="85" w:type="dxa"/>
+              <w:bottom w:w="85" w:type="dxa"/>
+              <w:left w:w="100" w:type="dxa"/>
+              <w:right w:w="100" w:type="dxa"/>
+            </w:tcMar>
+          </w:tcPr>
+          <w:p>
+            <w:pPr>
+              <w:keepNext w:val="0"/>
+              <w:spacing w:after="20" w:line="252" w:lineRule="auto"/>
+            </w:pPr>
+            <w:r>
+              <w:rPr>
+                <w:rFonts w:ascii="Calibri" w:hAnsi="Calibri"/>
+                <w:b w:val="0"/>
+                <w:color w:val="211A35"/>
+                <w:sz w:val="18"/>
+              </w:rPr>
+              <w:t>Private paginated purchases and receipts</w:t>
+            </w:r>
+          </w:p>
+        </w:tc>
+      </w:tr>
+      <w:tr>
+        <w:trPr>
+          <w:cantSplit/>
+        </w:trPr>
+        <w:tc>
+          <w:tcPr>
+            <w:tcW w:type="dxa" w:w="3373"/>
+            <w:vAlign w:val="center"/>
+            <w:tcMar>
+              <w:top w:w="85" w:type="dxa"/>
+              <w:bottom w:w="85" w:type="dxa"/>
+              <w:left w:w="100" w:type="dxa"/>
+              <w:right w:w="100" w:type="dxa"/>
+            </w:tcMar>
+            <w:shd w:fill="F4F1FA"/>
+          </w:tcPr>
+          <w:p>
+            <w:pPr>
+              <w:keepNext w:val="0"/>
+              <w:spacing w:after="20" w:line="252" w:lineRule="auto"/>
+            </w:pPr>
+            <w:r>
+              <w:rPr>
+                <w:rFonts w:ascii="Calibri" w:hAnsi="Calibri"/>
+                <w:b w:val="0"/>
+                <w:color w:val="211A35"/>
+                <w:sz w:val="18"/>
+              </w:rPr>
+              <w:t>/administracion/ventas</w:t>
+            </w:r>
+          </w:p>
+        </w:tc>
+        <w:tc>
+          <w:tcPr>
+            <w:tcW w:type="dxa" w:w="6265"/>
+            <w:vAlign w:val="center"/>
+            <w:tcMar>
+              <w:top w:w="85" w:type="dxa"/>
+              <w:bottom w:w="85" w:type="dxa"/>
+              <w:left w:w="100" w:type="dxa"/>
+              <w:right w:w="100" w:type="dxa"/>
+            </w:tcMar>
+            <w:shd w:fill="F4F1FA"/>
+          </w:tcPr>
+          <w:p>
+            <w:pPr>
+              <w:keepNext w:val="0"/>
+              <w:spacing w:after="20" w:line="252" w:lineRule="auto"/>
+            </w:pPr>
+            <w:r>
+              <w:rPr>
+                <w:rFonts w:ascii="Calibri" w:hAnsi="Calibri"/>
+                <w:b w:val="0"/>
+                <w:color w:val="211A35"/>
+                <w:sz w:val="18"/>
+              </w:rPr>
+              <w:t>ADMIN sales dashboard and operating shortcuts</w:t>
+            </w:r>
+          </w:p>
+        </w:tc>
+      </w:tr>
+      <w:tr>
+        <w:trPr>
+          <w:cantSplit/>
+        </w:trPr>
+        <w:tc>
+          <w:tcPr>
+            <w:tcW w:type="dxa" w:w="3373"/>
+            <w:vAlign w:val="center"/>
+            <w:tcMar>
+              <w:top w:w="85" w:type="dxa"/>
+              <w:bottom w:w="85" w:type="dxa"/>
+              <w:left w:w="100" w:type="dxa"/>
+              <w:right w:w="100" w:type="dxa"/>
+            </w:tcMar>
+          </w:tcPr>
+          <w:p>
+            <w:pPr>
+              <w:keepNext w:val="0"/>
+              <w:spacing w:after="20" w:line="252" w:lineRule="auto"/>
+            </w:pPr>
+            <w:r>
+              <w:rPr>
+                <w:rFonts w:ascii="Calibri" w:hAnsi="Calibri"/>
+                <w:b w:val="0"/>
+                <w:color w:val="211A35"/>
+                <w:sz w:val="18"/>
+              </w:rPr>
+              <w:t>/administracion/ventas/[id]</w:t>
+            </w:r>
+          </w:p>
+        </w:tc>
+        <w:tc>
+          <w:tcPr>
+            <w:tcW w:type="dxa" w:w="6265"/>
+            <w:vAlign w:val="center"/>
+            <w:tcMar>
+              <w:top w:w="85" w:type="dxa"/>
+              <w:bottom w:w="85" w:type="dxa"/>
+              <w:left w:w="100" w:type="dxa"/>
+              <w:right w:w="100" w:type="dxa"/>
+            </w:tcMar>
+          </w:tcPr>
+          <w:p>
+            <w:pPr>
+              <w:keepNext w:val="0"/>
+              <w:spacing w:after="20" w:line="252" w:lineRule="auto"/>
+            </w:pPr>
+            <w:r>
+              <w:rPr>
+                <w:rFonts w:ascii="Calibri" w:hAnsi="Calibri"/>
+                <w:b w:val="0"/>
+                <w:color w:val="211A35"/>
+                <w:sz w:val="18"/>
+              </w:rPr>
+              <w:t>ADMIN order details and private delivery snapshots</w:t>
+            </w:r>
+          </w:p>
+        </w:tc>
+      </w:tr>
+      <w:tr>
+        <w:trPr>
+          <w:cantSplit/>
+        </w:trPr>
+        <w:tc>
+          <w:tcPr>
+            <w:tcW w:type="dxa" w:w="3373"/>
+            <w:vAlign w:val="center"/>
+            <w:tcMar>
+              <w:top w:w="85" w:type="dxa"/>
+              <w:bottom w:w="85" w:type="dxa"/>
+              <w:left w:w="100" w:type="dxa"/>
+              <w:right w:w="100" w:type="dxa"/>
+            </w:tcMar>
+            <w:shd w:fill="F4F1FA"/>
+          </w:tcPr>
+          <w:p>
+            <w:pPr>
+              <w:keepNext w:val="0"/>
+              <w:spacing w:after="20" w:line="252" w:lineRule="auto"/>
+            </w:pPr>
+            <w:r>
+              <w:rPr>
+                <w:rFonts w:ascii="Calibri" w:hAnsi="Calibri"/>
+                <w:b w:val="0"/>
+                <w:color w:val="211A35"/>
+                <w:sz w:val="18"/>
+              </w:rPr>
+              <w:t>/administracion/clientes</w:t>
+            </w:r>
+          </w:p>
+        </w:tc>
+        <w:tc>
+          <w:tcPr>
+            <w:tcW w:type="dxa" w:w="6265"/>
+            <w:vAlign w:val="center"/>
+            <w:tcMar>
+              <w:top w:w="85" w:type="dxa"/>
+              <w:bottom w:w="85" w:type="dxa"/>
+              <w:left w:w="100" w:type="dxa"/>
+              <w:right w:w="100" w:type="dxa"/>
+            </w:tcMar>
+            <w:shd w:fill="F4F1FA"/>
+          </w:tcPr>
+          <w:p>
+            <w:pPr>
+              <w:keepNext w:val="0"/>
+              <w:spacing w:after="20" w:line="252" w:lineRule="auto"/>
+            </w:pPr>
+            <w:r>
+              <w:rPr>
+                <w:rFonts w:ascii="Calibri" w:hAnsi="Calibri"/>
+                <w:b w:val="0"/>
+                <w:color w:val="211A35"/>
+                <w:sz w:val="18"/>
+              </w:rPr>
+              <w:t>ADMIN users, balances, purchases and recent recharges</w:t>
+            </w:r>
+          </w:p>
+        </w:tc>
+      </w:tr>
+      <w:tr>
+        <w:trPr>
+          <w:cantSplit/>
+        </w:trPr>
+        <w:tc>
+          <w:tcPr>
+            <w:tcW w:type="dxa" w:w="3373"/>
+            <w:vAlign w:val="center"/>
+            <w:tcMar>
+              <w:top w:w="85" w:type="dxa"/>
+              <w:bottom w:w="85" w:type="dxa"/>
+              <w:left w:w="100" w:type="dxa"/>
+              <w:right w:w="100" w:type="dxa"/>
+            </w:tcMar>
+          </w:tcPr>
+          <w:p>
+            <w:pPr>
+              <w:keepNext w:val="0"/>
+              <w:spacing w:after="20" w:line="252" w:lineRule="auto"/>
+            </w:pPr>
+            <w:r>
+              <w:rPr>
+                <w:rFonts w:ascii="Calibri" w:hAnsi="Calibri"/>
+                <w:b w:val="0"/>
+                <w:color w:val="211A35"/>
+                <w:sz w:val="18"/>
+              </w:rPr>
+              <w:t>/administracion</w:t>
+            </w:r>
+          </w:p>
+        </w:tc>
+        <w:tc>
+          <w:tcPr>
+            <w:tcW w:type="dxa" w:w="6265"/>
+            <w:vAlign w:val="center"/>
+            <w:tcMar>
+              <w:top w:w="85" w:type="dxa"/>
+              <w:bottom w:w="85" w:type="dxa"/>
+              <w:left w:w="100" w:type="dxa"/>
+              <w:right w:w="100" w:type="dxa"/>
+            </w:tcMar>
+          </w:tcPr>
+          <w:p>
+            <w:pPr>
+              <w:keepNext w:val="0"/>
+              <w:spacing w:after="20" w:line="252" w:lineRule="auto"/>
+            </w:pPr>
+            <w:r>
+              <w:rPr>
+                <w:rFonts w:ascii="Calibri" w:hAnsi="Calibri"/>
+                <w:b w:val="0"/>
+                <w:color w:val="211A35"/>
+                <w:sz w:val="18"/>
+              </w:rPr>
+              <w:t>ADMIN catalogue, streaming accounts, images and settings</w:t>
+            </w:r>
+          </w:p>
+        </w:tc>
+      </w:tr>
+      <w:tr>
+        <w:trPr>
+          <w:cantSplit/>
+        </w:trPr>
+        <w:tc>
+          <w:tcPr>
+            <w:tcW w:type="dxa" w:w="3373"/>
+            <w:vAlign w:val="center"/>
+            <w:tcMar>
+              <w:top w:w="85" w:type="dxa"/>
+              <w:bottom w:w="85" w:type="dxa"/>
+              <w:left w:w="100" w:type="dxa"/>
+              <w:right w:w="100" w:type="dxa"/>
+            </w:tcMar>
+            <w:shd w:fill="F4F1FA"/>
+          </w:tcPr>
+          <w:p>
+            <w:pPr>
+              <w:keepNext w:val="0"/>
+              <w:spacing w:after="20" w:line="252" w:lineRule="auto"/>
+            </w:pPr>
+            <w:r>
+              <w:rPr>
+                <w:rFonts w:ascii="Calibri" w:hAnsi="Calibri"/>
+                <w:b w:val="0"/>
+                <w:color w:val="211A35"/>
+                <w:sz w:val="18"/>
+              </w:rPr>
+              <w:t>/restablecer-contrasena</w:t>
+            </w:r>
+          </w:p>
+        </w:tc>
+        <w:tc>
+          <w:tcPr>
+            <w:tcW w:type="dxa" w:w="6265"/>
+            <w:vAlign w:val="center"/>
+            <w:tcMar>
+              <w:top w:w="85" w:type="dxa"/>
+              <w:bottom w:w="85" w:type="dxa"/>
+              <w:left w:w="100" w:type="dxa"/>
+              <w:right w:w="100" w:type="dxa"/>
+            </w:tcMar>
+            <w:shd w:fill="F4F1FA"/>
+          </w:tcPr>
+          <w:p>
+            <w:pPr>
+              <w:keepNext w:val="0"/>
+              <w:spacing w:after="20" w:line="252" w:lineRule="auto"/>
+            </w:pPr>
+            <w:r>
+              <w:rPr>
+                <w:rFonts w:ascii="Calibri" w:hAnsi="Calibri"/>
+                <w:b w:val="0"/>
+                <w:color w:val="211A35"/>
+                <w:sz w:val="18"/>
+              </w:rPr>
+              <w:t>Password reset using an emailed token</w:t>
+            </w:r>
+          </w:p>
+        </w:tc>
+      </w:tr>
+      <w:tr>
+        <w:trPr>
+          <w:cantSplit/>
+        </w:trPr>
+        <w:tc>
+          <w:tcPr>
+            <w:tcW w:type="dxa" w:w="3373"/>
+            <w:vAlign w:val="center"/>
+            <w:tcMar>
+              <w:top w:w="85" w:type="dxa"/>
+              <w:bottom w:w="85" w:type="dxa"/>
+              <w:left w:w="100" w:type="dxa"/>
+              <w:right w:w="100" w:type="dxa"/>
+            </w:tcMar>
+          </w:tcPr>
+          <w:p>
+            <w:pPr>
+              <w:keepNext w:val="0"/>
+              <w:spacing w:after="20" w:line="252" w:lineRule="auto"/>
+            </w:pPr>
+            <w:r>
+              <w:rPr>
+                <w:rFonts w:ascii="Calibri" w:hAnsi="Calibri"/>
+                <w:b w:val="0"/>
+                <w:color w:val="211A35"/>
+                <w:sz w:val="18"/>
+              </w:rPr>
               <w:t>/confirmar-correo</w:t>
             </w:r>
           </w:p>
@@ -2993,7 +3348,7 @@
                 <w:color w:val="211A35"/>
                 <w:sz w:val="18"/>
               </w:rPr>
-              <w:t>Compatibility notice; confirmation is no longer required</w:t>
+              <w:t>Compatibility notice; confirmation is retired</w:t>
             </w:r>
           </w:p>
         </w:tc>
@@ -3011,12 +3366,12 @@
     </w:p>
     <w:p>
       <w:r>
-        <w:t>The profile circle beside the balance opens Perfil, Pedidos, Soporte and Recargas. It supports mouse hover, click, keyboard and touch. Support and recharge links open WhatsApp with a prepared message to +57 3223037790. The user chooses whether to send the message.</w:t>
+        <w:t>The profile circle supports hover, click, touch and keyboard. Perfil and Pedidos open private pages; ADMIN also sees Administración. Soporte and Recargas open WhatsApp to +57 3223037790 with a corresponding prepared message. The visitor decides whether to send it.</w:t>
       </w:r>
     </w:p>
     <w:p>
       <w:r>
-        <w:t>Client visibility settings also apply to the profile/orders header and empty-order shopping shortcut. Historic order filters may still show previously purchased departments: disabling a sales section does not erase purchase history.</w:t>
+        <w:t>Guest carts persist through the login/registration journey. A guest purchase opens authentication and returns to the intended cart or direct-purchase confirmation; authentication does not itself charge the balance. Tienda/Segunda switches apply to home links/carousels, account headers, catalogue responses, page access and checkout. Previous purchases remain available in private history.</w:t>
       </w:r>
     </w:p>
     <w:p>
@@ -3031,7 +3386,7 @@
     </w:p>
     <w:p>
       <w:r>
-        <w:t>To register, open Registrarse, enter a name, email, password and account type, then select Crear cuenta. A successful response creates the User immediately and returns the form to login with a success message. The password field is cleared. The user then selects Entrar a Goat with the new credentials; the welcome animation appears only after successful login.</w:t>
+        <w:t>To register, open Registrarse, enter a name, email, password and account type, then select Crear cuenta. A successful response creates the User immediately and returns the form to login with a success message. The password field is cleared. The user then selects Entrar a Goats with the new credentials; the welcome animation appears only after successful login.</w:t>
       </w:r>
     </w:p>
     <w:p>
@@ -3066,27 +3421,42 @@
     </w:p>
     <w:p>
       <w:r>
-        <w:t>Inicio starts with Streaming selected. Digital filters include Todos, Streaming, Música, Productividad and Combos. Todos means the digital catalog, not all physical departments. Search matches product names. Platform links from the editorial shelf can open Streaming filtered by that platform.</w:t>
+        <w:t>Inicio displays its six-image hero and product carousels in this order: Streaming (up to 10), ¡Personaliza a tu manera! (up to 20), Tienda (up to 10), Segunda (up to 10) and Cursos (up to 10, currently six supplied course records). Fewer available catalogue records produce fewer cards; the interface does not invent duplicates. Tienda and personalization rows follow the Tienda visibility switch; Segunda follows its own switch.</w:t>
       </w:r>
     </w:p>
     <w:p>
       <w:r>
-        <w:t>Tienda groups technology into Computadores, Periféricos, Audio, Accesorios and Redes. Segunda contains Tecnología usada, Ropa usada and Calzado usado. The seed utilities provide 50 example technology products and 50 example used products. These are sample records, not proof of real stock, condition, licensing or availability. Replace their commercial details before offering them for sale.</w:t>
+        <w:t>The personalization row alternates Vasos and Camisetas. The optional loader supplies ten cup designs and ten T-shirt designs: name, photo, phrase, pet, own artwork, anime style, couples, birthdays, gamer and company logo. These are editable sample listings with sample prices and zero initial stock. Personalization specifications, sizes, preparation and delivery must be coordinated with support; there is no customer artwork upload/configuration or shipping engine in checkout.</w:t>
       </w:r>
     </w:p>
     <w:p>
       <w:r>
-        <w:t>Historias que enganchan is an editorial discovery component on home/streaming views, before the plan cards. It offers horizontal scrolling, arrows and platform selection for Netflix, Prime Video, Disney+, HBO Max, Apple TV+, Paramount+, Crunchyroll, ViX and YouTube. Titles and genres are curated in lib/streaming-highlights.ts; the component is not connected to a live popularity or availability feed.</w:t>
+        <w:t>Home search covers name, category and description across the departments visible to that visitor. Digital catalogue filters include Todos, Streaming, Música, Productividad and Combos. Search and Todos are scoped to the current catalogue; they do not override disabled departments.</w:t>
       </w:r>
     </w:p>
     <w:p>
       <w:r>
-        <w:t>Each product card has a representative image and stock indicator. Products remain visible at zero stock with Agotado and cannot be added to the cart. Positive stock is shown in green. Catalog updates are polled approximately every 15 seconds while the tab is visible; checkout always validates the current server state.</w:t>
+        <w:t>Tienda categories are Tecnología, Periféricos, Audio, Accesorios, Juguetes, Vasos and Camisetas, presented in a horizontal category carousel with swipe and arrows. Previous Computadores and Redes labels remain compatible through category aliases. Existing product records are retained, not replaced by actual toy inventory. Segunda contains Tecnología usada, Ropa usada and Calzado usado. The technology and used-goods seeds each supply 50 example products; verify names, stock, condition and prices before selling.</w:t>
       </w:r>
     </w:p>
     <w:p>
       <w:r>
-        <w:t>The home hero uses six rotating background images at seven-second intervals while text and actions remain fixed. Pause and reduced-motion handling are available. Login includes a local animated background and a goat mascot; the welcome animation respects reduced-motion settings.</w:t>
+        <w:t>The six supplied courses are Aprende a activar office 365 x siempre; Aprende a Sacar cuentas Prime Video; Aprende a Sacar cuentas youtube; Aprende a generar tarjetas temporales; Aprende a generar ingresos extra; and Aprende a activar Windows. Titles are Spanish and editable. Course seeds create catalogue records, not lessons, videos, subscriptions or licences. Confirm legitimate materials, required licences, access conditions and delivery before enabling stock.</w:t>
+      </w:r>
+    </w:p>
+    <w:p>
+      <w:r>
+        <w:t>Historias que enganchan belongs to the Streaming experience, not Inicio. It provides platform tabs, horizontal scrolling and arrows for curated Netflix, Prime Video, Disney+, HBO Max, Apple TV+, Paramount+, Crunchyroll, ViX and YouTube selections. Series and genre data are editorial, not live popularity rankings. ADMIN can replace their images.</w:t>
+      </w:r>
+    </w:p>
+    <w:p>
+      <w:r>
+        <w:t>All product cards retain zero-stock listings with Agotado, show positive quantities in green, and offer cart and Comprar ahora actions when saleable. Prices and buttons align within rows despite differing text lengths. Product/category ordering is controlled by ADMIN. Stock polling runs about every 15 seconds while the tab is visible and ordering mode is inactive; checkout validates server state again.</w:t>
+      </w:r>
+    </w:p>
+    <w:p>
+      <w:r>
+        <w:t>The home background changes every seven seconds while its text/actions remain fixed. Pause/reduced-motion controls are provided. Login has its own animated background, mascot and a successful-login welcome animation; the browser tab uses the goat face icon. The public brand is Goats.; technical repository paths and existing goat-* storage identifiers remain unchanged.</w:t>
       </w:r>
     </w:p>
     <w:p>
@@ -3098,6 +3468,11 @@
         <w:t>07. Cart, checkout and financial integrity</w:t>
       </w:r>
       <w:bookmarkEnd w:id="7"/>
+    </w:p>
+    <w:p>
+      <w:r>
+        <w:t>Comprar ahora opens a separate one-unit confirmation without consuming the existing cart. It uses its own checkout intent. Adding to cart supports multiple products/quantities. Guests are directed to authentication and returned to their intended purchase; charges require explicit checkout confirmation.</w:t>
+      </w:r>
     </w:p>
     <w:p>
       <w:r>
@@ -3575,12 +3950,15 @@
     </w:p>
     <w:p>
       <w:r>
-        <w:t>For a Streaming product, stock equals the number of available individual StreamingAccess rows. Manual product stock is not a substitute for real streaming inventory. A legacy shared Product.deliveryCipher is no longer delivered for Streaming. Existing products can therefore show Agotado until unsold access entries are added.</w:t>
+        <w:t>Streaming availability is derived from available StreamingAccess records, not a manually entered product quantity or the legacy Product.deliveryCipher. Each row has one platform/account/profile identity. productId is its primary product and productIds contains additional plan IDs. These are bindings to one unit, not copies. Sold/retired entries do not become available by changing a password, PIN or display label.</w:t>
       </w:r>
     </w:p>
     <w:p>
+      <w:pPr>
+        <w:pStyle w:val="Heading2"/>
+      </w:pPr>
       <w:r>
-        <w:t>Administrator procedure:</w:t>
+        <w:t>Shared individual profiles</w:t>
       </w:r>
     </w:p>
     <w:p>
@@ -3592,7 +3970,7 @@
         </w:numPr>
       </w:pPr>
       <w:r>
-        <w:t>Open Perfil, then Administrar productos, stock e imágenes.</w:t>
+        <w:t>Sign in as ADMIN and open Perfil → Administración → Cuentas de streaming, or /administracion#cuentas-streaming.</w:t>
       </w:r>
     </w:p>
     <w:p>
@@ -3604,7 +3982,7 @@
         </w:numPr>
       </w:pPr>
       <w:r>
-        <w:t>Create or find the streaming product and select Editar.</w:t>
+        <w:t>In Una cuenta, varios planes, select individual-profile plans from one platform, for example Netflix x20, x28 and x33. Up to 20 distinct plans can be selected.</w:t>
       </w:r>
     </w:p>
     <w:p>
@@ -3616,7 +3994,7 @@
         </w:numPr>
       </w:pPr>
       <w:r>
-        <w:t>Open Inventario privado de streaming.</w:t>
+        <w:t>Enter one account identifier and its password in separate fields. The identifier accepts an email or digits only, up to 190 characters; outer spaces are removed and leading zeros are preserved. Store-user registration still requires an email.</w:t>
       </w:r>
     </w:p>
     <w:p>
@@ -3628,7 +4006,7 @@
         </w:numPr>
       </w:pPr>
       <w:r>
-        <w:t>Add one entry per unsold profile: platform, receipt heading, email, password, profile and optional PIN.</w:t>
+        <w:t>Add from one to seven differently named/numbered profiles, each with an optional PIN. This is one account per submission, not a list of different email/password pairs.</w:t>
       </w:r>
     </w:p>
     <w:p>
@@ -3640,34 +4018,71 @@
         </w:numPr>
       </w:pPr>
       <w:r>
-        <w:t>Use a consistent platform identity across plans; Netflix x28 and x33, for example, belong to netflix.</w:t>
+        <w:t>Select Guardar cuenta y vincular planes and check the visible result. Errors appear in red beside Save and are scrolled/focused into view without clearing the rejected values.</w:t>
+      </w:r>
+    </w:p>
+    <w:p>
+      <w:r>
+        <w:t>Example: seven profiles linked to x20/x28/x33 show seven available on each plan, but only seven real accesses exist. If an x20 purchase receives profile 1, all three plans fall to six; profiles 2–7 remain. A cart containing different plans must receive different canonical profiles, and concurrent buyers cannot receive the same entry.</w:t>
+      </w:r>
+    </w:p>
+    <w:p>
+      <w:r>
+        <w:t>To link an existing unsold profile to more plans, submit its same identifier, profile, password and PIN. Existing entries are reused; mismatched credentials must be corrected in the inventory editor first. Sold or retired identities cannot be reintroduced.</w:t>
       </w:r>
     </w:p>
     <w:p>
       <w:pPr>
-        <w:pStyle w:val="ListNumber"/>
-        <w:numPr>
-          <w:ilvl w:val="0"/>
-          <w:numId w:val="10"/>
-        </w:numPr>
+        <w:pStyle w:val="Heading2"/>
       </w:pPr>
       <w:r>
-        <w:t>Confirm the available count updates. A new product must be saved before inventory can be attached.</w:t>
+        <w:t>Whole accounts</w:t>
       </w:r>
     </w:p>
     <w:p>
       <w:r>
-        <w:t>Identity is based on normalized platform, email and profile, protected with HMAC and a unique database constraint. Changing a password or PIN cannot turn an already registered profile into a new saleable identity. Duplicate identities are blocked across products, sold entries and retired entries. Historical streaming receipts are also checked when new inventory is added.</w:t>
+        <w:t>Select a Streaming product named, for example, Prime Video cuenta completa. The form switches to one unit with the fixed profile Cuenta completa. Enter its email/numeric ID and password, with an optional PIN. Other linked products must be whole-account plans of the same platform. Adding another account is a separate submission.</w:t>
       </w:r>
     </w:p>
     <w:p>
       <w:r>
-        <w:t>Available entries can have their password, PIN or receipt heading corrected. Their platform/email/profile identity is immutable in the editor. Retiring an entry is permanent in the current workflow and removes it from available stock. Sold entries are linked to their order line and cannot be edited, retired or resold. There is no automatic renewal, expiry-based restocking or reassignment process.</w:t>
+        <w:t>A whole account cannot be registered simultaneously as independent individual profiles under the same platform/identifier. New writes check existing inventory and historical receipts in serializable transactions. Whole accounts remain excluded from combos. Review any legacy manually configured records before offering them as whole-account inventory; this update does not automatically convert old shared product credentials into new units.</w:t>
+      </w:r>
+    </w:p>
+    <w:p>
+      <w:pPr>
+        <w:pStyle w:val="Heading2"/>
+      </w:pPr>
+      <w:r>
+        <w:t>Individual editing and retirement</w:t>
       </w:r>
     </w:p>
     <w:p>
       <w:r>
-        <w:t>For multiple units, checkout creates a separate access section for each unit in the saved receipt. Entries are claimed atomically with the order and debit. Administrators can see available/sold counts and the first 100 available entries returned by the inventory API. Other digital categories retain their legacy/manual delivery workflow; the individual-inventory guarantee described here applies to category Streaming.</w:t>
+        <w:t>Editar producto → Inventario privado de streaming remains available for individual entries and whole-account units. ADMIN sees counts and the first 100 available records. A profile's identifier/platform/profile identity is immutable in the editor; available entries can have heading, password or PIN corrected. Corrections to a shared row apply to that row in all its plans, while saved receipts remain unchanged.</w:t>
+      </w:r>
+    </w:p>
+    <w:p>
+      <w:r>
+        <w:t>Retirar retires a profile from every linked plan. Agotar on a product removes its available shared bindings without emptying the other plans; an access with no remaining plan is retired. Retired and sold entries retain their reserved identity. There is no automatic renewal, recycling or expiry-based restocking.</w:t>
+      </w:r>
+    </w:p>
+    <w:p>
+      <w:pPr>
+        <w:pStyle w:val="Heading2"/>
+      </w:pPr>
+      <w:r>
+        <w:t>Combos</w:t>
+      </w:r>
+    </w:p>
+    <w:p>
+      <w:r>
+        <w:t>Configure a combo's quantity and price without copying credentials into it. Recognized examples include Combo x2: Netflix + Prime Video and Combo x3: Netflix + Prime Video + Paramount. Each sold combo consumes one eligible individual profile for each platform, as well as one configured combo unit. Netflix sources must offer x28 días and full accounts are excluded. A profile primarily stored under x20 can supply a combo only when it is also linked to an eligible x28 plan.</w:t>
+      </w:r>
+    </w:p>
+    <w:p>
+      <w:r>
+        <w:t>Available combo stock is the minimum of configured combo quantity and every required platform pool. Ten configured combos with seven Netflix and four Prime profiles show four available. If Netflix is unavailable, Prime alone cannot complete the purchase: the whole transaction fails without charging or reserving part of the combo. Seller combos use their owner's eligible sources; general/ADMIN combos can use store inventory. All single-plan and combo selections share one exclusion set within checkout.</w:t>
       </w:r>
     </w:p>
     <w:p>
@@ -3682,7 +4097,7 @@
     </w:p>
     <w:p>
       <w:r>
-        <w:t>After checkout, the customer is taken to Pedidos and a centered receipt dialog opens for the completed order. Closing it does not delete the order or receipt. Receipts remain available only within the owning buyer's order history. A customer's guessed order ID does not grant access to another account's receipt.</w:t>
+        <w:t>After checkout, the customer is taken to Pedidos and a centered receipt dialog opens for the completed order. Closing it does not delete the order or receipt. Receipts remain available in the owning buyer's private order history and authorized ADMIN order detail. A customer's guessed order ID does not grant access to another account's receipt.</w:t>
       </w:r>
     </w:p>
     <w:tbl>
@@ -3846,7 +4261,7 @@
                 <w:color w:val="211A35"/>
                 <w:sz w:val="18"/>
               </w:rPr>
-              <w:t>Email, password, profile, PIN</w:t>
+              <w:t>Email/numeric ID, password, profile, PIN</w:t>
             </w:r>
           </w:p>
         </w:tc>
@@ -4077,7 +4492,7 @@
     </w:p>
     <w:p>
       <w:r>
-        <w:t>Orders with configured delivery for every line receive ENTREGADO. Physical/manual or mixed orders can remain PENDIENTE_ENTREGA. The application does not currently implement a complete administrator fulfillment, cancellation or refund workflow.</w:t>
+        <w:t>Orders with configured delivery for every line receive ENTREGADO. Physical/manual or mixed orders can remain PENDIENTE_ENTREGA. ADMIN can change delivery status in the sales panel. It does not implement cancellation, refund, shipping or financial reversal workflows.</w:t>
       </w:r>
     </w:p>
     <w:p>
@@ -4102,7 +4517,43 @@
     </w:p>
     <w:p>
       <w:r>
-        <w:t>The administrator dashboard is reached through Perfil → Administrar productos, stock e imágenes, or /administracion. A non-admin account is redirected. Product creation/editing is validated on the server; seller API permissions are restricted to owned products.</w:t>
+        <w:t>Open the profile circle → Administración to reach /administracion/ventas. Operating shortcuts lead to products/inventory, Cuentas de streaming, clients, recharges, section settings and images. /administracion is the catalogue workspace. Every administrative page and mutation checks ADMIN server-side.</w:t>
+      </w:r>
+    </w:p>
+    <w:p>
+      <w:pPr>
+        <w:pStyle w:val="Heading2"/>
+      </w:pPr>
+      <w:r>
+        <w:t>Sales and clients</w:t>
+      </w:r>
+    </w:p>
+    <w:p>
+      <w:r>
+        <w:t>The sales dashboard shows total recorded sales, order count, units and pending deliveries. Search supports order/reference, buyer name/email and product name; filters include delivery status, category and Bogotá date range. Results are paginated at 20 orders. Filters select complete orders, so totals include all lines of a matching mixed order. Sales totals are not profit.</w:t>
+      </w:r>
+    </w:p>
+    <w:p>
+      <w:r>
+        <w:t>Order detail includes buyer identity, registration date, current balance, historical lines/prices and private saved receipts. The delivery control switches ENTREGADO/PENDIENTE_ENTREGA with expected-status conflict checking. It does not charge, refund, restore stock, recycle access or change the financial ledger.</w:t>
+      </w:r>
+    </w:p>
+    <w:p>
+      <w:r>
+        <w:t>CSV export follows the filters, uses one row per order line, contains no platform passwords/PINs/receipt ciphertext and neutralizes spreadsheet-formula prefixes. It is limited to 1,000 orders; narrow the filters if that limit is exceeded. Customer names/emails remain personal data and require controlled handling.</w:t>
+      </w:r>
+    </w:p>
+    <w:p>
+      <w:r>
+        <w:t>Clientes supports search and 25 users per page, showing role, join date, balance, purchase count and recorded spending. It shows the latest 20 matching RECARGA events and provides history/recharge shortcuts. Recharges are administrative credits, not bank confirmations: verify the external payment before recording one. The API accepts positive integer amounts up to COP 10,000,000 and records the administrator reference in the wallet note. No automatic seller commission/settlement is implemented.</w:t>
+      </w:r>
+    </w:p>
+    <w:p>
+      <w:pPr>
+        <w:pStyle w:val="Heading2"/>
+      </w:pPr>
+      <w:r>
+        <w:t>Catalogue operations</w:t>
       </w:r>
     </w:p>
     <w:tbl>
@@ -4206,7 +4657,7 @@
                 <w:color w:val="211A35"/>
                 <w:sz w:val="18"/>
               </w:rPr>
-              <w:t>Duplicate product</w:t>
+              <w:t>Price/name/description</w:t>
             </w:r>
           </w:p>
         </w:tc>
@@ -4234,7 +4685,7 @@
                 <w:color w:val="211A35"/>
                 <w:sz w:val="18"/>
               </w:rPr>
-              <w:t>Select Duplicar; copy is created immediately and opens in the editor</w:t>
+              <w:t>Editar → change values → Guardar producto; historical order lines stay unchanged</w:t>
             </w:r>
           </w:p>
         </w:tc>
@@ -4266,7 +4717,7 @@
                 <w:color w:val="211A35"/>
                 <w:sz w:val="18"/>
               </w:rPr>
-              <w:t>Change price</w:t>
+              <w:t>Duplicate</w:t>
             </w:r>
           </w:p>
         </w:tc>
@@ -4293,7 +4744,7 @@
                 <w:color w:val="211A35"/>
                 <w:sz w:val="18"/>
               </w:rPr>
-              <w:t>Edit product → Precio (COP) → Guardar producto; future orders use the new price</w:t>
+              <w:t>Duplicar immediately creates and opens an independent copy with zero stock</w:t>
             </w:r>
           </w:p>
         </w:tc>
@@ -4326,7 +4777,7 @@
                 <w:color w:val="211A35"/>
                 <w:sz w:val="18"/>
               </w:rPr>
-              <w:t>Edit description/name</w:t>
+              <w:t>Shared streaming</w:t>
             </w:r>
           </w:p>
         </w:tc>
@@ -4354,7 +4805,7 @@
                 <w:color w:val="211A35"/>
                 <w:sz w:val="18"/>
               </w:rPr>
-              <w:t>Edit product details and save; historic line snapshots keep their recorded content</w:t>
+              <w:t>Cuentas de streaming → select same-platform/same-mode plans → save account/accesses</w:t>
             </w:r>
           </w:p>
         </w:tc>
@@ -4386,7 +4837,7 @@
                 <w:color w:val="211A35"/>
                 <w:sz w:val="18"/>
               </w:rPr>
-              <w:t>Replenish Streaming</w:t>
+              <w:t>Individual inventory</w:t>
             </w:r>
           </w:p>
         </w:tc>
@@ -4413,7 +4864,7 @@
                 <w:color w:val="211A35"/>
                 <w:sz w:val="18"/>
               </w:rPr>
-              <w:t>Add unsold individual accesses; availability is derived automatically</w:t>
+              <w:t>Editar producto → Inventario privado de streaming</w:t>
             </w:r>
           </w:p>
         </w:tc>
@@ -4446,7 +4897,7 @@
                 <w:color w:val="211A35"/>
                 <w:sz w:val="18"/>
               </w:rPr>
-              <w:t>Update other stock</w:t>
+              <w:t>Other stock</w:t>
             </w:r>
           </w:p>
         </w:tc>
@@ -4474,7 +4925,7 @@
                 <w:color w:val="211A35"/>
                 <w:sz w:val="18"/>
               </w:rPr>
-              <w:t>Enter real quantity; concurrent stock changes can require reopening the editor</w:t>
+              <w:t>Enter real quantity; refresh on expected-stock conflict</w:t>
             </w:r>
           </w:p>
         </w:tc>
@@ -4533,7 +4984,7 @@
                 <w:color w:val="211A35"/>
                 <w:sz w:val="18"/>
               </w:rPr>
-              <w:t>Agotar sets manual stock to zero; available streaming entries are retired</w:t>
+              <w:t>Agotar zeroes manual stock or detaches/retires available streaming bindings</w:t>
             </w:r>
           </w:p>
         </w:tc>
@@ -4566,7 +5017,7 @@
                 <w:color w:val="211A35"/>
                 <w:sz w:val="18"/>
               </w:rPr>
-              <w:t>Recharge balance</w:t>
+              <w:t>Enable departments</w:t>
             </w:r>
           </w:p>
         </w:tc>
@@ -4594,7 +5045,7 @@
                 <w:color w:val="211A35"/>
                 <w:sz w:val="18"/>
               </w:rPr>
-              <w:t>Select user and amount; confirm the real-world payment independently, then record recharge</w:t>
+              <w:t>Secciones disponibles para clientes → Tienda/Segunda independently</w:t>
             </w:r>
           </w:p>
         </w:tc>
@@ -4626,7 +5077,7 @@
                 <w:color w:val="211A35"/>
                 <w:sz w:val="18"/>
               </w:rPr>
-              <w:t>Change section access</w:t>
+              <w:t>Reorder</w:t>
             </w:r>
           </w:p>
         </w:tc>
@@ -4653,7 +5104,7 @@
                 <w:color w:val="211A35"/>
                 <w:sz w:val="18"/>
               </w:rPr>
-              <w:t>Secciones disponibles para clientes → toggle Tienda or Segunda independently</w:t>
+              <w:t>Ordenar tarjetas near the top of the desired catalogue; drag or use arrows; Terminar de ordenar</w:t>
             </w:r>
           </w:p>
         </w:tc>
@@ -4686,7 +5137,7 @@
                 <w:color w:val="211A35"/>
                 <w:sz w:val="18"/>
               </w:rPr>
-              <w:t>Reorder cards</w:t>
+              <w:t>Course listings</w:t>
             </w:r>
           </w:p>
         </w:tc>
@@ -4714,7 +5165,127 @@
                 <w:color w:val="211A35"/>
                 <w:sz w:val="18"/>
               </w:rPr>
-              <w:t>Enable admin ordering, drag or use arrow controls; saved order applies globally</w:t>
+              <w:t>Cursos → Cargar / actualizar cursos</w:t>
+            </w:r>
+          </w:p>
+        </w:tc>
+      </w:tr>
+      <w:tr>
+        <w:trPr>
+          <w:cantSplit/>
+        </w:trPr>
+        <w:tc>
+          <w:tcPr>
+            <w:tcW w:type="dxa" w:w="3373"/>
+            <w:vAlign w:val="center"/>
+            <w:tcMar>
+              <w:top w:w="85" w:type="dxa"/>
+              <w:bottom w:w="85" w:type="dxa"/>
+              <w:left w:w="100" w:type="dxa"/>
+              <w:right w:w="100" w:type="dxa"/>
+            </w:tcMar>
+          </w:tcPr>
+          <w:p>
+            <w:pPr>
+              <w:keepNext w:val="0"/>
+              <w:spacing w:after="20" w:line="252" w:lineRule="auto"/>
+            </w:pPr>
+            <w:r>
+              <w:rPr>
+                <w:rFonts w:ascii="Calibri" w:hAnsi="Calibri"/>
+                <w:b w:val="0"/>
+                <w:color w:val="211A35"/>
+                <w:sz w:val="18"/>
+              </w:rPr>
+              <w:t>Personalization listings</w:t>
+            </w:r>
+          </w:p>
+        </w:tc>
+        <w:tc>
+          <w:tcPr>
+            <w:tcW w:type="dxa" w:w="6265"/>
+            <w:vAlign w:val="center"/>
+            <w:tcMar>
+              <w:top w:w="85" w:type="dxa"/>
+              <w:bottom w:w="85" w:type="dxa"/>
+              <w:left w:w="100" w:type="dxa"/>
+              <w:right w:w="100" w:type="dxa"/>
+            </w:tcMar>
+          </w:tcPr>
+          <w:p>
+            <w:pPr>
+              <w:keepNext w:val="0"/>
+              <w:spacing w:after="20" w:line="252" w:lineRule="auto"/>
+            </w:pPr>
+            <w:r>
+              <w:rPr>
+                <w:rFonts w:ascii="Calibri" w:hAnsi="Calibri"/>
+                <w:b w:val="0"/>
+                <w:color w:val="211A35"/>
+                <w:sz w:val="18"/>
+              </w:rPr>
+              <w:t>Cargar / añadir productos personalizados in Inicio, Tienda or administration</w:t>
+            </w:r>
+          </w:p>
+        </w:tc>
+      </w:tr>
+      <w:tr>
+        <w:trPr>
+          <w:cantSplit/>
+        </w:trPr>
+        <w:tc>
+          <w:tcPr>
+            <w:tcW w:type="dxa" w:w="3373"/>
+            <w:vAlign w:val="center"/>
+            <w:tcMar>
+              <w:top w:w="85" w:type="dxa"/>
+              <w:bottom w:w="85" w:type="dxa"/>
+              <w:left w:w="100" w:type="dxa"/>
+              <w:right w:w="100" w:type="dxa"/>
+            </w:tcMar>
+            <w:shd w:fill="F4F1FA"/>
+          </w:tcPr>
+          <w:p>
+            <w:pPr>
+              <w:keepNext w:val="0"/>
+              <w:spacing w:after="20" w:line="252" w:lineRule="auto"/>
+            </w:pPr>
+            <w:r>
+              <w:rPr>
+                <w:rFonts w:ascii="Calibri" w:hAnsi="Calibri"/>
+                <w:b w:val="0"/>
+                <w:color w:val="211A35"/>
+                <w:sz w:val="18"/>
+              </w:rPr>
+              <w:t>Existing image compression</w:t>
+            </w:r>
+          </w:p>
+        </w:tc>
+        <w:tc>
+          <w:tcPr>
+            <w:tcW w:type="dxa" w:w="6265"/>
+            <w:vAlign w:val="center"/>
+            <w:tcMar>
+              <w:top w:w="85" w:type="dxa"/>
+              <w:bottom w:w="85" w:type="dxa"/>
+              <w:left w:w="100" w:type="dxa"/>
+              <w:right w:w="100" w:type="dxa"/>
+            </w:tcMar>
+            <w:shd w:fill="F4F1FA"/>
+          </w:tcPr>
+          <w:p>
+            <w:pPr>
+              <w:keepNext w:val="0"/>
+              <w:spacing w:after="20" w:line="252" w:lineRule="auto"/>
+            </w:pPr>
+            <w:r>
+              <w:rPr>
+                <w:rFonts w:ascii="Calibri" w:hAnsi="Calibri"/>
+                <w:b w:val="0"/>
+                <w:color w:val="211A35"/>
+                <w:sz w:val="18"/>
+              </w:rPr>
+              <w:t>Administration workspace → Comprimir imágenes existentes</w:t>
             </w:r>
           </w:p>
         </w:tc>
@@ -4732,22 +5303,22 @@
     </w:p>
     <w:p>
       <w:r>
-        <w:t>Duplicar copies the catalog name (with a copia suffix), category, price, description, mark, background and custom product image. The new record belongs to the account creating it and has an independent image. ADMIN may duplicate any product; VENDEDOR may duplicate owned products only. Every copy starts with zero stock and no shared credentials, individual accesses, order associations or wallet events. Add real inventory before selling it. Closing the editor does not delete the already-created copy. The source remains unchanged; a failure to copy the image rolls back creation.</w:t>
+        <w:t>Card moves save automatically for all visitors. Ordering applies globally, including home rows; personalization preserves its cup/T-shirt alternation. Concurrent order edits carry a version; refresh on conflict. On touch devices use the arrow controls.</w:t>
       </w:r>
     </w:p>
     <w:p>
       <w:r>
-        <w:t>A recharge is an administrative credit, not a bank transaction or payment gateway confirmation. The API permits a positive integer amount up to COP 10,000,000 per request and records a RECARGA WalletEvent including the administrator reference in the note. Purchases record COMPRA events. There is no automatic payment reconciliation or seller settlement.</w:t>
+        <w:t>Duplication copies public catalogue fields and the current custom image independently, but no credentials, access inventory, order associations or wallet records. The creator owns the copy. ADMIN may duplicate any product; VENDEDOR only owned products. Closing the editor does not undo the already-created copy.</w:t>
       </w:r>
     </w:p>
     <w:p>
       <w:r>
-        <w:t>Section switches default to enabled when no settings row exists. For CLIENTE they hide storefront/account-header links, redirect disabled pages, exclude affected catalog products and block new purchases, including stale carts. ADMIN and VENDEDOR keep access. Old purchases remain visible.</w:t>
+        <w:t>Course/personalization loaders preserve existing IDs, prices, stock and administrator customizations; supported untouched older sample course names can be updated. Personalized loaders supply 20 records; course loaders supply six. Samples begin with zero stock. They do not deliver lessons, generate accounts or manufacture products.</w:t>
       </w:r>
     </w:p>
     <w:p>
       <w:r>
-        <w:t>Card-order changes carry a version number to detect concurrent edits. On a conflict, reload before trying again. Product edits also check the expected current stock. Do not bypass these safeguards by restoring old quantities manually in the database.</w:t>
+        <w:t>Tienda/Segunda switches default to enabled if no settings row exists. For guests/CLIENTE they hide navigation and affected home rows, exclude catalogue products and block checkout of disabled items. ADMIN/VENDEDOR keep access. Historical purchases remain visible.</w:t>
       </w:r>
     </w:p>
     <w:p>
@@ -4762,500 +5333,12 @@
     </w:p>
     <w:p>
       <w:r>
-        <w:t>Administrators can replace hero backgrounds, product/category images and editorial series/platform images. Uploaded JPEG, PNG and WebP files are restricted to 2 MB each and checked by actual stream size and file signature. Uploaded SVG is not accepted. The built-in illustrations and platform placeholders are local assets.</w:t>
-      </w:r>
-    </w:p>
-    <w:tbl>
-      <w:tblPr>
-        <w:tblW w:type="auto" w:w="0"/>
-        <w:jc w:val="center"/>
-        <w:tblLayout w:type="fixed"/>
-        <w:tblLook w:firstColumn="1" w:firstRow="1" w:lastColumn="0" w:lastRow="0" w:noHBand="0" w:noVBand="1" w:val="04A0"/>
-      </w:tblPr>
-      <w:tblGrid>
-        <w:gridCol w:w="3084"/>
-        <w:gridCol w:w="3470"/>
-        <w:gridCol w:w="3084"/>
-      </w:tblGrid>
-      <w:tr>
-        <w:trPr>
-          <w:cantSplit/>
-          <w:tblHeader/>
-        </w:trPr>
-        <w:tc>
-          <w:tcPr>
-            <w:tcW w:type="dxa" w:w="3084"/>
-            <w:vAlign w:val="center"/>
-            <w:tcMar>
-              <w:top w:w="85" w:type="dxa"/>
-              <w:bottom w:w="85" w:type="dxa"/>
-              <w:left w:w="100" w:type="dxa"/>
-              <w:right w:w="100" w:type="dxa"/>
-            </w:tcMar>
-            <w:shd w:fill="7041D9"/>
-          </w:tcPr>
-          <w:p>
-            <w:pPr>
-              <w:keepNext/>
-              <w:spacing w:after="20" w:line="252" w:lineRule="auto"/>
-            </w:pPr>
-            <w:r>
-              <w:rPr>
-                <w:rFonts w:ascii="Calibri" w:hAnsi="Calibri"/>
-                <w:b/>
-                <w:color w:val="FFFFFF"/>
-                <w:sz w:val="17"/>
-              </w:rPr>
-              <w:t>Asset</w:t>
-            </w:r>
-          </w:p>
-        </w:tc>
-        <w:tc>
-          <w:tcPr>
-            <w:tcW w:type="dxa" w:w="3470"/>
-            <w:vAlign w:val="center"/>
-            <w:tcMar>
-              <w:top w:w="85" w:type="dxa"/>
-              <w:bottom w:w="85" w:type="dxa"/>
-              <w:left w:w="100" w:type="dxa"/>
-              <w:right w:w="100" w:type="dxa"/>
-            </w:tcMar>
-            <w:shd w:fill="7041D9"/>
-          </w:tcPr>
-          <w:p>
-            <w:pPr>
-              <w:keepNext/>
-              <w:spacing w:after="20" w:line="252" w:lineRule="auto"/>
-            </w:pPr>
-            <w:r>
-              <w:rPr>
-                <w:rFonts w:ascii="Calibri" w:hAnsi="Calibri"/>
-                <w:b/>
-                <w:color w:val="FFFFFF"/>
-                <w:sz w:val="17"/>
-              </w:rPr>
-              <w:t>Stored location</w:t>
-            </w:r>
-          </w:p>
-        </w:tc>
-        <w:tc>
-          <w:tcPr>
-            <w:tcW w:type="dxa" w:w="3084"/>
-            <w:vAlign w:val="center"/>
-            <w:tcMar>
-              <w:top w:w="85" w:type="dxa"/>
-              <w:bottom w:w="85" w:type="dxa"/>
-              <w:left w:w="100" w:type="dxa"/>
-              <w:right w:w="100" w:type="dxa"/>
-            </w:tcMar>
-            <w:shd w:fill="7041D9"/>
-          </w:tcPr>
-          <w:p>
-            <w:pPr>
-              <w:keepNext/>
-              <w:spacing w:after="20" w:line="252" w:lineRule="auto"/>
-            </w:pPr>
-            <w:r>
-              <w:rPr>
-                <w:rFonts w:ascii="Calibri" w:hAnsi="Calibri"/>
-                <w:b/>
-                <w:color w:val="FFFFFF"/>
-                <w:sz w:val="17"/>
-              </w:rPr>
-              <w:t>Editing method</w:t>
-            </w:r>
-          </w:p>
-        </w:tc>
-      </w:tr>
-      <w:tr>
-        <w:trPr>
-          <w:cantSplit/>
-        </w:trPr>
-        <w:tc>
-          <w:tcPr>
-            <w:tcW w:type="dxa" w:w="3084"/>
-            <w:vAlign w:val="center"/>
-            <w:tcMar>
-              <w:top w:w="85" w:type="dxa"/>
-              <w:bottom w:w="85" w:type="dxa"/>
-              <w:left w:w="100" w:type="dxa"/>
-              <w:right w:w="100" w:type="dxa"/>
-            </w:tcMar>
-            <w:shd w:fill="F4F1FA"/>
-          </w:tcPr>
-          <w:p>
-            <w:pPr>
-              <w:keepNext w:val="0"/>
-              <w:spacing w:after="20" w:line="252" w:lineRule="auto"/>
-            </w:pPr>
-            <w:r>
-              <w:rPr>
-                <w:rFonts w:ascii="Calibri" w:hAnsi="Calibri"/>
-                <w:b w:val="0"/>
-                <w:color w:val="211A35"/>
-                <w:sz w:val="17"/>
-              </w:rPr>
-              <w:t>Six home backgrounds</w:t>
-            </w:r>
-          </w:p>
-        </w:tc>
-        <w:tc>
-          <w:tcPr>
-            <w:tcW w:type="dxa" w:w="3470"/>
-            <w:vAlign w:val="center"/>
-            <w:tcMar>
-              <w:top w:w="85" w:type="dxa"/>
-              <w:bottom w:w="85" w:type="dxa"/>
-              <w:left w:w="100" w:type="dxa"/>
-              <w:right w:w="100" w:type="dxa"/>
-            </w:tcMar>
-            <w:shd w:fill="F4F1FA"/>
-          </w:tcPr>
-          <w:p>
-            <w:pPr>
-              <w:keepNext w:val="0"/>
-              <w:spacing w:after="20" w:line="252" w:lineRule="auto"/>
-            </w:pPr>
-            <w:r>
-              <w:rPr>
-                <w:rFonts w:ascii="Calibri" w:hAnsi="Calibri"/>
-                <w:b w:val="0"/>
-                <w:color w:val="211A35"/>
-                <w:sz w:val="17"/>
-              </w:rPr>
-              <w:t>BannerImage in PostgreSQL</w:t>
-            </w:r>
-          </w:p>
-        </w:tc>
-        <w:tc>
-          <w:tcPr>
-            <w:tcW w:type="dxa" w:w="3084"/>
-            <w:vAlign w:val="center"/>
-            <w:tcMar>
-              <w:top w:w="85" w:type="dxa"/>
-              <w:bottom w:w="85" w:type="dxa"/>
-              <w:left w:w="100" w:type="dxa"/>
-              <w:right w:w="100" w:type="dxa"/>
-            </w:tcMar>
-            <w:shd w:fill="F4F1FA"/>
-          </w:tcPr>
-          <w:p>
-            <w:pPr>
-              <w:keepNext w:val="0"/>
-              <w:spacing w:after="20" w:line="252" w:lineRule="auto"/>
-            </w:pPr>
-            <w:r>
-              <w:rPr>
-                <w:rFonts w:ascii="Calibri" w:hAnsi="Calibri"/>
-                <w:b w:val="0"/>
-                <w:color w:val="211A35"/>
-                <w:sz w:val="17"/>
-              </w:rPr>
-              <w:t>Banner image controls; restore removes override</w:t>
-            </w:r>
-          </w:p>
-        </w:tc>
-      </w:tr>
-      <w:tr>
-        <w:trPr>
-          <w:cantSplit/>
-        </w:trPr>
-        <w:tc>
-          <w:tcPr>
-            <w:tcW w:type="dxa" w:w="3084"/>
-            <w:vAlign w:val="center"/>
-            <w:tcMar>
-              <w:top w:w="85" w:type="dxa"/>
-              <w:bottom w:w="85" w:type="dxa"/>
-              <w:left w:w="100" w:type="dxa"/>
-              <w:right w:w="100" w:type="dxa"/>
-            </w:tcMar>
-          </w:tcPr>
-          <w:p>
-            <w:pPr>
-              <w:keepNext w:val="0"/>
-              <w:spacing w:after="20" w:line="252" w:lineRule="auto"/>
-            </w:pPr>
-            <w:r>
-              <w:rPr>
-                <w:rFonts w:ascii="Calibri" w:hAnsi="Calibri"/>
-                <w:b w:val="0"/>
-                <w:color w:val="211A35"/>
-                <w:sz w:val="17"/>
-              </w:rPr>
-              <w:t>Product/category images</w:t>
-            </w:r>
-          </w:p>
-        </w:tc>
-        <w:tc>
-          <w:tcPr>
-            <w:tcW w:type="dxa" w:w="3470"/>
-            <w:vAlign w:val="center"/>
-            <w:tcMar>
-              <w:top w:w="85" w:type="dxa"/>
-              <w:bottom w:w="85" w:type="dxa"/>
-              <w:left w:w="100" w:type="dxa"/>
-              <w:right w:w="100" w:type="dxa"/>
-            </w:tcMar>
-          </w:tcPr>
-          <w:p>
-            <w:pPr>
-              <w:keepNext w:val="0"/>
-              <w:spacing w:after="20" w:line="252" w:lineRule="auto"/>
-            </w:pPr>
-            <w:r>
-              <w:rPr>
-                <w:rFonts w:ascii="Calibri" w:hAnsi="Calibri"/>
-                <w:b w:val="0"/>
-                <w:color w:val="211A35"/>
-                <w:sz w:val="17"/>
-              </w:rPr>
-              <w:t>CatalogImageAsset</w:t>
-            </w:r>
-          </w:p>
-        </w:tc>
-        <w:tc>
-          <w:tcPr>
-            <w:tcW w:type="dxa" w:w="3084"/>
-            <w:vAlign w:val="center"/>
-            <w:tcMar>
-              <w:top w:w="85" w:type="dxa"/>
-              <w:bottom w:w="85" w:type="dxa"/>
-              <w:left w:w="100" w:type="dxa"/>
-              <w:right w:w="100" w:type="dxa"/>
-            </w:tcMar>
-          </w:tcPr>
-          <w:p>
-            <w:pPr>
-              <w:keepNext w:val="0"/>
-              <w:spacing w:after="20" w:line="252" w:lineRule="auto"/>
-            </w:pPr>
-            <w:r>
-              <w:rPr>
-                <w:rFonts w:ascii="Calibri" w:hAnsi="Calibri"/>
-                <w:b w:val="0"/>
-                <w:color w:val="211A35"/>
-                <w:sz w:val="17"/>
-              </w:rPr>
-              <w:t>Administrator image upload controls</w:t>
-            </w:r>
-          </w:p>
-        </w:tc>
-      </w:tr>
-      <w:tr>
-        <w:trPr>
-          <w:cantSplit/>
-        </w:trPr>
-        <w:tc>
-          <w:tcPr>
-            <w:tcW w:type="dxa" w:w="3084"/>
-            <w:vAlign w:val="center"/>
-            <w:tcMar>
-              <w:top w:w="85" w:type="dxa"/>
-              <w:bottom w:w="85" w:type="dxa"/>
-              <w:left w:w="100" w:type="dxa"/>
-              <w:right w:w="100" w:type="dxa"/>
-            </w:tcMar>
-            <w:shd w:fill="F4F1FA"/>
-          </w:tcPr>
-          <w:p>
-            <w:pPr>
-              <w:keepNext w:val="0"/>
-              <w:spacing w:after="20" w:line="252" w:lineRule="auto"/>
-            </w:pPr>
-            <w:r>
-              <w:rPr>
-                <w:rFonts w:ascii="Calibri" w:hAnsi="Calibri"/>
-                <w:b w:val="0"/>
-                <w:color w:val="211A35"/>
-                <w:sz w:val="17"/>
-              </w:rPr>
-              <w:t>Series/platform images</w:t>
-            </w:r>
-          </w:p>
-        </w:tc>
-        <w:tc>
-          <w:tcPr>
-            <w:tcW w:type="dxa" w:w="3470"/>
-            <w:vAlign w:val="center"/>
-            <w:tcMar>
-              <w:top w:w="85" w:type="dxa"/>
-              <w:bottom w:w="85" w:type="dxa"/>
-              <w:left w:w="100" w:type="dxa"/>
-              <w:right w:w="100" w:type="dxa"/>
-            </w:tcMar>
-            <w:shd w:fill="F4F1FA"/>
-          </w:tcPr>
-          <w:p>
-            <w:pPr>
-              <w:keepNext w:val="0"/>
-              <w:spacing w:after="20" w:line="252" w:lineRule="auto"/>
-            </w:pPr>
-            <w:r>
-              <w:rPr>
-                <w:rFonts w:ascii="Calibri" w:hAnsi="Calibri"/>
-                <w:b w:val="0"/>
-                <w:color w:val="211A35"/>
-                <w:sz w:val="17"/>
-              </w:rPr>
-              <w:t>CatalogImageAsset with logical keys</w:t>
-            </w:r>
-          </w:p>
-        </w:tc>
-        <w:tc>
-          <w:tcPr>
-            <w:tcW w:type="dxa" w:w="3084"/>
-            <w:vAlign w:val="center"/>
-            <w:tcMar>
-              <w:top w:w="85" w:type="dxa"/>
-              <w:bottom w:w="85" w:type="dxa"/>
-              <w:left w:w="100" w:type="dxa"/>
-              <w:right w:w="100" w:type="dxa"/>
-            </w:tcMar>
-            <w:shd w:fill="F4F1FA"/>
-          </w:tcPr>
-          <w:p>
-            <w:pPr>
-              <w:keepNext w:val="0"/>
-              <w:spacing w:after="20" w:line="252" w:lineRule="auto"/>
-            </w:pPr>
-            <w:r>
-              <w:rPr>
-                <w:rFonts w:ascii="Calibri" w:hAnsi="Calibri"/>
-                <w:b w:val="0"/>
-                <w:color w:val="211A35"/>
-                <w:sz w:val="17"/>
-              </w:rPr>
-              <w:t>Editar imágenes de series on the editorial shelf</w:t>
-            </w:r>
-          </w:p>
-        </w:tc>
-      </w:tr>
-      <w:tr>
-        <w:trPr>
-          <w:cantSplit/>
-        </w:trPr>
-        <w:tc>
-          <w:tcPr>
-            <w:tcW w:type="dxa" w:w="3084"/>
-            <w:vAlign w:val="center"/>
-            <w:tcMar>
-              <w:top w:w="85" w:type="dxa"/>
-              <w:bottom w:w="85" w:type="dxa"/>
-              <w:left w:w="100" w:type="dxa"/>
-              <w:right w:w="100" w:type="dxa"/>
-            </w:tcMar>
-          </w:tcPr>
-          <w:p>
-            <w:pPr>
-              <w:keepNext w:val="0"/>
-              <w:spacing w:after="20" w:line="252" w:lineRule="auto"/>
-            </w:pPr>
-            <w:r>
-              <w:rPr>
-                <w:rFonts w:ascii="Calibri" w:hAnsi="Calibri"/>
-                <w:b w:val="0"/>
-                <w:color w:val="211A35"/>
-                <w:sz w:val="17"/>
-              </w:rPr>
-              <w:t>Default assets</w:t>
-            </w:r>
-          </w:p>
-        </w:tc>
-        <w:tc>
-          <w:tcPr>
-            <w:tcW w:type="dxa" w:w="3470"/>
-            <w:vAlign w:val="center"/>
-            <w:tcMar>
-              <w:top w:w="85" w:type="dxa"/>
-              <w:bottom w:w="85" w:type="dxa"/>
-              <w:left w:w="100" w:type="dxa"/>
-              <w:right w:w="100" w:type="dxa"/>
-            </w:tcMar>
-          </w:tcPr>
-          <w:p>
-            <w:pPr>
-              <w:keepNext w:val="0"/>
-              <w:spacing w:after="20" w:line="252" w:lineRule="auto"/>
-            </w:pPr>
-            <w:r>
-              <w:rPr>
-                <w:rFonts w:ascii="Calibri" w:hAnsi="Calibri"/>
-                <w:b w:val="0"/>
-                <w:color w:val="211A35"/>
-                <w:sz w:val="17"/>
-              </w:rPr>
-              <w:t>public/images and selection helpers</w:t>
-            </w:r>
-          </w:p>
-        </w:tc>
-        <w:tc>
-          <w:tcPr>
-            <w:tcW w:type="dxa" w:w="3084"/>
-            <w:vAlign w:val="center"/>
-            <w:tcMar>
-              <w:top w:w="85" w:type="dxa"/>
-              <w:bottom w:w="85" w:type="dxa"/>
-              <w:left w:w="100" w:type="dxa"/>
-              <w:right w:w="100" w:type="dxa"/>
-            </w:tcMar>
-          </w:tcPr>
-          <w:p>
-            <w:pPr>
-              <w:keepNext w:val="0"/>
-              <w:spacing w:after="20" w:line="252" w:lineRule="auto"/>
-            </w:pPr>
-            <w:r>
-              <w:rPr>
-                <w:rFonts w:ascii="Calibri" w:hAnsi="Calibri"/>
-                <w:b w:val="0"/>
-                <w:color w:val="211A35"/>
-                <w:sz w:val="17"/>
-              </w:rPr>
-              <w:t>Repository change followed by deployment</w:t>
-            </w:r>
-          </w:p>
-        </w:tc>
-      </w:tr>
-    </w:tbl>
-    <w:p>
-      <w:pPr>
-        <w:spacing w:after="20" w:before="0" w:line="40" w:lineRule="exact"/>
-      </w:pPr>
-      <w:r>
-        <w:rPr>
-          <w:sz w:val="4"/>
-        </w:rPr>
+        <w:t>The visible brand is Goats. with purple/plum accents, rounded search and the goat face favicon. Technical paths, existing storage keys and the repository name remain compatible with earlier releases. ADMIN can replace six hero backgrounds, product/category images and editorial series/platform images.</w:t>
       </w:r>
     </w:p>
     <w:p>
       <w:r>
-        <w:t>Database uploads remain available across deployments when the same database and records are preserved. A local file on an administrator's computer is not hosted merely because its local path was entered; use the upload control. Files committed under public are deployed with the application.</w:t>
-      </w:r>
-    </w:p>
-    <w:p>
-      <w:r>
-        <w:t>Some new uploads are resized and converted to WebP in the browser when beneficial; server validation still applies. Authenticated image endpoints use private revalidation and ETags. Image metadata has a short client refresh interval, and static fallbacks are used if no override exists.</w:t>
-      </w:r>
-    </w:p>
-    <w:p>
-      <w:r>
-        <w:t>Use representative, legally usable assets, meaningful product descriptions and real condition photographs for used goods. Recommended home-banner dimensions are approximately 1600 × 700 pixels. Actual appearance should be checked on both a narrow mobile screen and desktop. The source controls shelf/card dimensions; there is no general administrator size editor.</w:t>
-      </w:r>
-    </w:p>
-    <w:p>
-      <w:bookmarkStart w:id="12" w:name="section_12"/>
-      <w:pPr>
-        <w:pStyle w:val="Heading1"/>
-      </w:pPr>
-      <w:r>
-        <w:t>12. Architecture and repository organization</w:t>
-      </w:r>
-      <w:bookmarkEnd w:id="12"/>
-    </w:p>
-    <w:p>
-      <w:r>
-        <w:t>Goat Store is a Next.js App Router application using React and TypeScript. Server route handlers enforce identity, permissions, validation and financial operations. Prisma accesses PostgreSQL. Customer state in the browser improves the interface but is never the authority for balance, price or access assignment.</w:t>
+        <w:t>JPEG, PNG, WebP and AVIF uploads are supported up to 2 MB per selected file. The server checks actual byte count, declared type and signature; uploaded SVG/HTML is rejected. The optimizer limits decoded input to 40 million pixels. Built-in SVG illustrations remain version-controlled static assets.</w:t>
       </w:r>
     </w:p>
     <w:tbl>
@@ -5298,7 +5381,7 @@
                 <w:color w:val="FFFFFF"/>
                 <w:sz w:val="18"/>
               </w:rPr>
-              <w:t>Layer</w:t>
+              <w:t>Asset</w:t>
             </w:r>
           </w:p>
         </w:tc>
@@ -5326,7 +5409,7 @@
                 <w:color w:val="FFFFFF"/>
                 <w:sz w:val="18"/>
               </w:rPr>
-              <w:t>Responsibilities and implementation</w:t>
+              <w:t>Storage / operating control</w:t>
             </w:r>
           </w:p>
         </w:tc>
@@ -5359,7 +5442,7 @@
                 <w:color w:val="211A35"/>
                 <w:sz w:val="18"/>
               </w:rPr>
-              <w:t>Browser</w:t>
+              <w:t>Six backgrounds</w:t>
             </w:r>
           </w:p>
         </w:tc>
@@ -5387,7 +5470,7 @@
                 <w:color w:val="211A35"/>
                 <w:sz w:val="18"/>
               </w:rPr>
-              <w:t>React screens, cart storage, filters, animations and administrator interactions</w:t>
+              <w:t>BannerImage; banner upload/restore controls</w:t>
             </w:r>
           </w:p>
         </w:tc>
@@ -5419,7 +5502,7 @@
                 <w:color w:val="211A35"/>
                 <w:sz w:val="18"/>
               </w:rPr>
-              <w:t>Next.js server</w:t>
+              <w:t>Product/category/series/platform overrides</w:t>
             </w:r>
           </w:p>
         </w:tc>
@@ -5446,7 +5529,7 @@
                 <w:color w:val="211A35"/>
                 <w:sz w:val="18"/>
               </w:rPr>
-              <w:t>Pages, route handlers, sessions, authorization and input validation</w:t>
+              <w:t>CatalogImageAsset; corresponding ADMIN image controls</w:t>
             </w:r>
           </w:p>
         </w:tc>
@@ -5479,7 +5562,7 @@
                 <w:color w:val="211A35"/>
                 <w:sz w:val="18"/>
               </w:rPr>
-              <w:t>Business services</w:t>
+              <w:t>Built-in images and favicon</w:t>
             </w:r>
           </w:p>
         </w:tc>
@@ -5507,186 +5590,7 @@
                 <w:color w:val="211A35"/>
                 <w:sz w:val="18"/>
               </w:rPr>
-              <w:t>Inventory allocation, receipts, account history, catalog ordering and migration</w:t>
-            </w:r>
-          </w:p>
-        </w:tc>
-      </w:tr>
-      <w:tr>
-        <w:trPr>
-          <w:cantSplit/>
-        </w:trPr>
-        <w:tc>
-          <w:tcPr>
-            <w:tcW w:type="dxa" w:w="3373"/>
-            <w:vAlign w:val="center"/>
-            <w:tcMar>
-              <w:top w:w="85" w:type="dxa"/>
-              <w:bottom w:w="85" w:type="dxa"/>
-              <w:left w:w="100" w:type="dxa"/>
-              <w:right w:w="100" w:type="dxa"/>
-            </w:tcMar>
-          </w:tcPr>
-          <w:p>
-            <w:pPr>
-              <w:keepNext w:val="0"/>
-              <w:spacing w:after="20" w:line="252" w:lineRule="auto"/>
-            </w:pPr>
-            <w:r>
-              <w:rPr>
-                <w:rFonts w:ascii="Calibri" w:hAnsi="Calibri"/>
-                <w:b w:val="0"/>
-                <w:color w:val="211A35"/>
-                <w:sz w:val="18"/>
-              </w:rPr>
-              <w:t>PostgreSQL</w:t>
-            </w:r>
-          </w:p>
-        </w:tc>
-        <w:tc>
-          <w:tcPr>
-            <w:tcW w:type="dxa" w:w="6265"/>
-            <w:vAlign w:val="center"/>
-            <w:tcMar>
-              <w:top w:w="85" w:type="dxa"/>
-              <w:bottom w:w="85" w:type="dxa"/>
-              <w:left w:w="100" w:type="dxa"/>
-              <w:right w:w="100" w:type="dxa"/>
-            </w:tcMar>
-          </w:tcPr>
-          <w:p>
-            <w:pPr>
-              <w:keepNext w:val="0"/>
-              <w:spacing w:after="20" w:line="252" w:lineRule="auto"/>
-            </w:pPr>
-            <w:r>
-              <w:rPr>
-                <w:rFonts w:ascii="Calibri" w:hAnsi="Calibri"/>
-                <w:b w:val="0"/>
-                <w:color w:val="211A35"/>
-                <w:sz w:val="18"/>
-              </w:rPr>
-              <w:t>Users, products, stock, orders, wallet events, private inventory and uploaded images</w:t>
-            </w:r>
-          </w:p>
-        </w:tc>
-      </w:tr>
-      <w:tr>
-        <w:trPr>
-          <w:cantSplit/>
-        </w:trPr>
-        <w:tc>
-          <w:tcPr>
-            <w:tcW w:type="dxa" w:w="3373"/>
-            <w:vAlign w:val="center"/>
-            <w:tcMar>
-              <w:top w:w="85" w:type="dxa"/>
-              <w:bottom w:w="85" w:type="dxa"/>
-              <w:left w:w="100" w:type="dxa"/>
-              <w:right w:w="100" w:type="dxa"/>
-            </w:tcMar>
-            <w:shd w:fill="F4F1FA"/>
-          </w:tcPr>
-          <w:p>
-            <w:pPr>
-              <w:keepNext w:val="0"/>
-              <w:spacing w:after="20" w:line="252" w:lineRule="auto"/>
-            </w:pPr>
-            <w:r>
-              <w:rPr>
-                <w:rFonts w:ascii="Calibri" w:hAnsi="Calibri"/>
-                <w:b w:val="0"/>
-                <w:color w:val="211A35"/>
-                <w:sz w:val="18"/>
-              </w:rPr>
-              <w:t>Optional email</w:t>
-            </w:r>
-          </w:p>
-        </w:tc>
-        <w:tc>
-          <w:tcPr>
-            <w:tcW w:type="dxa" w:w="6265"/>
-            <w:vAlign w:val="center"/>
-            <w:tcMar>
-              <w:top w:w="85" w:type="dxa"/>
-              <w:bottom w:w="85" w:type="dxa"/>
-              <w:left w:w="100" w:type="dxa"/>
-              <w:right w:w="100" w:type="dxa"/>
-            </w:tcMar>
-            <w:shd w:fill="F4F1FA"/>
-          </w:tcPr>
-          <w:p>
-            <w:pPr>
-              <w:keepNext w:val="0"/>
-              <w:spacing w:after="20" w:line="252" w:lineRule="auto"/>
-            </w:pPr>
-            <w:r>
-              <w:rPr>
-                <w:rFonts w:ascii="Calibri" w:hAnsi="Calibri"/>
-                <w:b w:val="0"/>
-                <w:color w:val="211A35"/>
-                <w:sz w:val="18"/>
-              </w:rPr>
-              <w:t>Resend for password reset, not signup</w:t>
-            </w:r>
-          </w:p>
-        </w:tc>
-      </w:tr>
-      <w:tr>
-        <w:trPr>
-          <w:cantSplit/>
-        </w:trPr>
-        <w:tc>
-          <w:tcPr>
-            <w:tcW w:type="dxa" w:w="3373"/>
-            <w:vAlign w:val="center"/>
-            <w:tcMar>
-              <w:top w:w="85" w:type="dxa"/>
-              <w:bottom w:w="85" w:type="dxa"/>
-              <w:left w:w="100" w:type="dxa"/>
-              <w:right w:w="100" w:type="dxa"/>
-            </w:tcMar>
-          </w:tcPr>
-          <w:p>
-            <w:pPr>
-              <w:keepNext w:val="0"/>
-              <w:spacing w:after="20" w:line="252" w:lineRule="auto"/>
-            </w:pPr>
-            <w:r>
-              <w:rPr>
-                <w:rFonts w:ascii="Calibri" w:hAnsi="Calibri"/>
-                <w:b w:val="0"/>
-                <w:color w:val="211A35"/>
-                <w:sz w:val="18"/>
-              </w:rPr>
-              <w:t>External contact</w:t>
-            </w:r>
-          </w:p>
-        </w:tc>
-        <w:tc>
-          <w:tcPr>
-            <w:tcW w:type="dxa" w:w="6265"/>
-            <w:vAlign w:val="center"/>
-            <w:tcMar>
-              <w:top w:w="85" w:type="dxa"/>
-              <w:bottom w:w="85" w:type="dxa"/>
-              <w:left w:w="100" w:type="dxa"/>
-              <w:right w:w="100" w:type="dxa"/>
-            </w:tcMar>
-          </w:tcPr>
-          <w:p>
-            <w:pPr>
-              <w:keepNext w:val="0"/>
-              <w:spacing w:after="20" w:line="252" w:lineRule="auto"/>
-            </w:pPr>
-            <w:r>
-              <w:rPr>
-                <w:rFonts w:ascii="Calibri" w:hAnsi="Calibri"/>
-                <w:b w:val="0"/>
-                <w:color w:val="211A35"/>
-                <w:sz w:val="18"/>
-              </w:rPr>
-              <w:t>WhatsApp deep links; no automatic outbound support messages</w:t>
+              <w:t>public/images and app/icon.svg; repository deployment</w:t>
             </w:r>
           </w:p>
         </w:tc>
@@ -5704,7 +5608,869 @@
     </w:p>
     <w:p>
       <w:r>
-        <w:t>The principal dependencies are Next.js 15, React 19, Prisma 6, Zod 4, bcryptjs, jose and lucide-react; exact installed versions are pinned by package-lock.json. package.json specifies compatible version ranges. Use a supported Node.js release compatible with the dependencies; environment-file scripts require Node.js 20.6 or newer.</w:t>
+        <w:t>Database images survive deployments when the same database/records are preserved. A local file path is not a public image URL: upload the file or commit a suitable static asset. Image GET endpoints are public; they use ETags and private revalidation. Private streaming credentials are never image metadata.</w:t>
+      </w:r>
+    </w:p>
+    <w:p>
+      <w:pPr>
+        <w:pStyle w:val="Heading2"/>
+      </w:pPr>
+      <w:r>
+        <w:t>Automatic compression</w:t>
+      </w:r>
+    </w:p>
+    <w:p>
+      <w:r>
+        <w:t>New uploads are optimized server-side with Sharp. Large inputs may first be resized in the browser. The server corrects orientation, preserves alpha, removes original metadata and compares AVIF quality 45 with WebP quality 65, choosing the smaller encoding. The stored image is replaced only if the candidate is more than 5% smaller; small originals stay unchanged. Supported animated images and files already marked as optimized are retained to avoid breaking animation or accumulating lossy degradation.</w:t>
+      </w:r>
+    </w:p>
+    <w:tbl>
+      <w:tblPr>
+        <w:tblW w:type="auto" w:w="0"/>
+        <w:jc w:val="center"/>
+        <w:tblLayout w:type="fixed"/>
+        <w:tblLook w:firstColumn="1" w:firstRow="1" w:lastColumn="0" w:lastRow="0" w:noHBand="0" w:noVBand="1" w:val="04A0"/>
+      </w:tblPr>
+      <w:tblGrid>
+        <w:gridCol w:w="3373"/>
+        <w:gridCol w:w="6265"/>
+      </w:tblGrid>
+      <w:tr>
+        <w:trPr>
+          <w:cantSplit/>
+          <w:tblHeader/>
+        </w:trPr>
+        <w:tc>
+          <w:tcPr>
+            <w:tcW w:type="dxa" w:w="3373"/>
+            <w:vAlign w:val="center"/>
+            <w:tcMar>
+              <w:top w:w="85" w:type="dxa"/>
+              <w:bottom w:w="85" w:type="dxa"/>
+              <w:left w:w="100" w:type="dxa"/>
+              <w:right w:w="100" w:type="dxa"/>
+            </w:tcMar>
+            <w:shd w:fill="7041D9"/>
+          </w:tcPr>
+          <w:p>
+            <w:pPr>
+              <w:keepNext/>
+              <w:spacing w:after="20" w:line="252" w:lineRule="auto"/>
+            </w:pPr>
+            <w:r>
+              <w:rPr>
+                <w:rFonts w:ascii="Calibri" w:hAnsi="Calibri"/>
+                <w:b/>
+                <w:color w:val="FFFFFF"/>
+                <w:sz w:val="18"/>
+              </w:rPr>
+              <w:t>Image use</w:t>
+            </w:r>
+          </w:p>
+        </w:tc>
+        <w:tc>
+          <w:tcPr>
+            <w:tcW w:type="dxa" w:w="6265"/>
+            <w:vAlign w:val="center"/>
+            <w:tcMar>
+              <w:top w:w="85" w:type="dxa"/>
+              <w:bottom w:w="85" w:type="dxa"/>
+              <w:left w:w="100" w:type="dxa"/>
+              <w:right w:w="100" w:type="dxa"/>
+            </w:tcMar>
+            <w:shd w:fill="7041D9"/>
+          </w:tcPr>
+          <w:p>
+            <w:pPr>
+              <w:keepNext/>
+              <w:spacing w:after="20" w:line="252" w:lineRule="auto"/>
+            </w:pPr>
+            <w:r>
+              <w:rPr>
+                <w:rFonts w:ascii="Calibri" w:hAnsi="Calibri"/>
+                <w:b/>
+                <w:color w:val="FFFFFF"/>
+                <w:sz w:val="18"/>
+              </w:rPr>
+              <w:t>Maximum long edge for the resized candidate</w:t>
+            </w:r>
+          </w:p>
+        </w:tc>
+      </w:tr>
+      <w:tr>
+        <w:trPr>
+          <w:cantSplit/>
+        </w:trPr>
+        <w:tc>
+          <w:tcPr>
+            <w:tcW w:type="dxa" w:w="3373"/>
+            <w:vAlign w:val="center"/>
+            <w:tcMar>
+              <w:top w:w="85" w:type="dxa"/>
+              <w:bottom w:w="85" w:type="dxa"/>
+              <w:left w:w="100" w:type="dxa"/>
+              <w:right w:w="100" w:type="dxa"/>
+            </w:tcMar>
+            <w:shd w:fill="F4F1FA"/>
+          </w:tcPr>
+          <w:p>
+            <w:pPr>
+              <w:keepNext w:val="0"/>
+              <w:spacing w:after="20" w:line="252" w:lineRule="auto"/>
+            </w:pPr>
+            <w:r>
+              <w:rPr>
+                <w:rFonts w:ascii="Calibri" w:hAnsi="Calibri"/>
+                <w:b w:val="0"/>
+                <w:color w:val="211A35"/>
+                <w:sz w:val="18"/>
+              </w:rPr>
+              <w:t>Product</w:t>
+            </w:r>
+          </w:p>
+        </w:tc>
+        <w:tc>
+          <w:tcPr>
+            <w:tcW w:type="dxa" w:w="6265"/>
+            <w:vAlign w:val="center"/>
+            <w:tcMar>
+              <w:top w:w="85" w:type="dxa"/>
+              <w:bottom w:w="85" w:type="dxa"/>
+              <w:left w:w="100" w:type="dxa"/>
+              <w:right w:w="100" w:type="dxa"/>
+            </w:tcMar>
+            <w:shd w:fill="F4F1FA"/>
+          </w:tcPr>
+          <w:p>
+            <w:pPr>
+              <w:keepNext w:val="0"/>
+              <w:spacing w:after="20" w:line="252" w:lineRule="auto"/>
+            </w:pPr>
+            <w:r>
+              <w:rPr>
+                <w:rFonts w:ascii="Calibri" w:hAnsi="Calibri"/>
+                <w:b w:val="0"/>
+                <w:color w:val="211A35"/>
+                <w:sz w:val="18"/>
+              </w:rPr>
+              <w:t>900 px</w:t>
+            </w:r>
+          </w:p>
+        </w:tc>
+      </w:tr>
+      <w:tr>
+        <w:trPr>
+          <w:cantSplit/>
+        </w:trPr>
+        <w:tc>
+          <w:tcPr>
+            <w:tcW w:type="dxa" w:w="3373"/>
+            <w:vAlign w:val="center"/>
+            <w:tcMar>
+              <w:top w:w="85" w:type="dxa"/>
+              <w:bottom w:w="85" w:type="dxa"/>
+              <w:left w:w="100" w:type="dxa"/>
+              <w:right w:w="100" w:type="dxa"/>
+            </w:tcMar>
+          </w:tcPr>
+          <w:p>
+            <w:pPr>
+              <w:keepNext w:val="0"/>
+              <w:spacing w:after="20" w:line="252" w:lineRule="auto"/>
+            </w:pPr>
+            <w:r>
+              <w:rPr>
+                <w:rFonts w:ascii="Calibri" w:hAnsi="Calibri"/>
+                <w:b w:val="0"/>
+                <w:color w:val="211A35"/>
+                <w:sz w:val="18"/>
+              </w:rPr>
+              <w:t>Category or series</w:t>
+            </w:r>
+          </w:p>
+        </w:tc>
+        <w:tc>
+          <w:tcPr>
+            <w:tcW w:type="dxa" w:w="6265"/>
+            <w:vAlign w:val="center"/>
+            <w:tcMar>
+              <w:top w:w="85" w:type="dxa"/>
+              <w:bottom w:w="85" w:type="dxa"/>
+              <w:left w:w="100" w:type="dxa"/>
+              <w:right w:w="100" w:type="dxa"/>
+            </w:tcMar>
+          </w:tcPr>
+          <w:p>
+            <w:pPr>
+              <w:keepNext w:val="0"/>
+              <w:spacing w:after="20" w:line="252" w:lineRule="auto"/>
+            </w:pPr>
+            <w:r>
+              <w:rPr>
+                <w:rFonts w:ascii="Calibri" w:hAnsi="Calibri"/>
+                <w:b w:val="0"/>
+                <w:color w:val="211A35"/>
+                <w:sz w:val="18"/>
+              </w:rPr>
+              <w:t>700 px</w:t>
+            </w:r>
+          </w:p>
+        </w:tc>
+      </w:tr>
+      <w:tr>
+        <w:trPr>
+          <w:cantSplit/>
+        </w:trPr>
+        <w:tc>
+          <w:tcPr>
+            <w:tcW w:type="dxa" w:w="3373"/>
+            <w:vAlign w:val="center"/>
+            <w:tcMar>
+              <w:top w:w="85" w:type="dxa"/>
+              <w:bottom w:w="85" w:type="dxa"/>
+              <w:left w:w="100" w:type="dxa"/>
+              <w:right w:w="100" w:type="dxa"/>
+            </w:tcMar>
+            <w:shd w:fill="F4F1FA"/>
+          </w:tcPr>
+          <w:p>
+            <w:pPr>
+              <w:keepNext w:val="0"/>
+              <w:spacing w:after="20" w:line="252" w:lineRule="auto"/>
+            </w:pPr>
+            <w:r>
+              <w:rPr>
+                <w:rFonts w:ascii="Calibri" w:hAnsi="Calibri"/>
+                <w:b w:val="0"/>
+                <w:color w:val="211A35"/>
+                <w:sz w:val="18"/>
+              </w:rPr>
+              <w:t>Platform logo</w:t>
+            </w:r>
+          </w:p>
+        </w:tc>
+        <w:tc>
+          <w:tcPr>
+            <w:tcW w:type="dxa" w:w="6265"/>
+            <w:vAlign w:val="center"/>
+            <w:tcMar>
+              <w:top w:w="85" w:type="dxa"/>
+              <w:bottom w:w="85" w:type="dxa"/>
+              <w:left w:w="100" w:type="dxa"/>
+              <w:right w:w="100" w:type="dxa"/>
+            </w:tcMar>
+            <w:shd w:fill="F4F1FA"/>
+          </w:tcPr>
+          <w:p>
+            <w:pPr>
+              <w:keepNext w:val="0"/>
+              <w:spacing w:after="20" w:line="252" w:lineRule="auto"/>
+            </w:pPr>
+            <w:r>
+              <w:rPr>
+                <w:rFonts w:ascii="Calibri" w:hAnsi="Calibri"/>
+                <w:b w:val="0"/>
+                <w:color w:val="211A35"/>
+                <w:sz w:val="18"/>
+              </w:rPr>
+              <w:t>128 px</w:t>
+            </w:r>
+          </w:p>
+        </w:tc>
+      </w:tr>
+      <w:tr>
+        <w:trPr>
+          <w:cantSplit/>
+        </w:trPr>
+        <w:tc>
+          <w:tcPr>
+            <w:tcW w:type="dxa" w:w="3373"/>
+            <w:vAlign w:val="center"/>
+            <w:tcMar>
+              <w:top w:w="85" w:type="dxa"/>
+              <w:bottom w:w="85" w:type="dxa"/>
+              <w:left w:w="100" w:type="dxa"/>
+              <w:right w:w="100" w:type="dxa"/>
+            </w:tcMar>
+          </w:tcPr>
+          <w:p>
+            <w:pPr>
+              <w:keepNext w:val="0"/>
+              <w:spacing w:after="20" w:line="252" w:lineRule="auto"/>
+            </w:pPr>
+            <w:r>
+              <w:rPr>
+                <w:rFonts w:ascii="Calibri" w:hAnsi="Calibri"/>
+                <w:b w:val="0"/>
+                <w:color w:val="211A35"/>
+                <w:sz w:val="18"/>
+              </w:rPr>
+              <w:t>Home banner</w:t>
+            </w:r>
+          </w:p>
+        </w:tc>
+        <w:tc>
+          <w:tcPr>
+            <w:tcW w:type="dxa" w:w="6265"/>
+            <w:vAlign w:val="center"/>
+            <w:tcMar>
+              <w:top w:w="85" w:type="dxa"/>
+              <w:bottom w:w="85" w:type="dxa"/>
+              <w:left w:w="100" w:type="dxa"/>
+              <w:right w:w="100" w:type="dxa"/>
+            </w:tcMar>
+          </w:tcPr>
+          <w:p>
+            <w:pPr>
+              <w:keepNext w:val="0"/>
+              <w:spacing w:after="20" w:line="252" w:lineRule="auto"/>
+            </w:pPr>
+            <w:r>
+              <w:rPr>
+                <w:rFonts w:ascii="Calibri" w:hAnsi="Calibri"/>
+                <w:b w:val="0"/>
+                <w:color w:val="211A35"/>
+                <w:sz w:val="18"/>
+              </w:rPr>
+              <w:t>1600 px</w:t>
+            </w:r>
+          </w:p>
+        </w:tc>
+      </w:tr>
+    </w:tbl>
+    <w:p>
+      <w:pPr>
+        <w:spacing w:after="20" w:before="0" w:line="40" w:lineRule="exact"/>
+      </w:pPr>
+      <w:r>
+        <w:rPr>
+          <w:sz w:val="4"/>
+        </w:rPr>
+      </w:r>
+    </w:p>
+    <w:p>
+      <w:r>
+        <w:t>Compression is lossy, and savings depend on the source. There is no guarantee of a fixed percentage or of mathematically minimal size. Retain source originals externally if future editing/restoration requires them. Banner composition is approximately 1600 × 700; check text/logo readability on mobile and desktop.</w:t>
+      </w:r>
+    </w:p>
+    <w:p>
+      <w:pPr>
+        <w:pStyle w:val="Heading2"/>
+      </w:pPr>
+      <w:r>
+        <w:t>Optimize existing uploads</w:t>
+      </w:r>
+    </w:p>
+    <w:p>
+      <w:pPr>
+        <w:pStyle w:val="ListNumber"/>
+        <w:numPr>
+          <w:ilvl w:val="0"/>
+          <w:numId w:val="11"/>
+        </w:numPr>
+      </w:pPr>
+      <w:r>
+        <w:t>Enter /administracion as ADMIN and find Optimizar imágenes.</w:t>
+      </w:r>
+    </w:p>
+    <w:p>
+      <w:pPr>
+        <w:pStyle w:val="ListNumber"/>
+        <w:numPr>
+          <w:ilvl w:val="0"/>
+          <w:numId w:val="11"/>
+        </w:numPr>
+      </w:pPr>
+      <w:r>
+        <w:t>Select Comprimir imágenes existentes and keep the tab open.</w:t>
+      </w:r>
+    </w:p>
+    <w:p>
+      <w:pPr>
+        <w:pStyle w:val="ListNumber"/>
+        <w:numPr>
+          <w:ilvl w:val="0"/>
+          <w:numId w:val="11"/>
+        </w:numPr>
+      </w:pPr>
+      <w:r>
+        <w:t>The tool processes one stored image per request, reports progress, changed count and byte savings, and preserves smaller/already-optimized versions.</w:t>
+      </w:r>
+    </w:p>
+    <w:p>
+      <w:pPr>
+        <w:pStyle w:val="ListNumber"/>
+        <w:numPr>
+          <w:ilvl w:val="0"/>
+          <w:numId w:val="11"/>
+        </w:numPr>
+      </w:pPr>
+      <w:r>
+        <w:t>Review any failures and retry if needed. A concurrent upload/deletion is protected by updatedAt matching and is not overwritten.</w:t>
+      </w:r>
+    </w:p>
+    <w:p>
+      <w:bookmarkStart w:id="12" w:name="section_12"/>
+      <w:pPr>
+        <w:pStyle w:val="Heading1"/>
+      </w:pPr>
+      <w:r>
+        <w:t>12. Architecture and repository organization</w:t>
+      </w:r>
+      <w:bookmarkEnd w:id="12"/>
+    </w:p>
+    <w:p>
+      <w:r>
+        <w:t>Goats Store is a Next.js App Router application using React and TypeScript. Server route handlers enforce identity, permissions, validation and financial operations. Prisma accesses PostgreSQL. Customer state in the browser improves the interface but is never the authority for balance, price or access assignment.</w:t>
+      </w:r>
+    </w:p>
+    <w:tbl>
+      <w:tblPr>
+        <w:tblW w:type="auto" w:w="0"/>
+        <w:jc w:val="center"/>
+        <w:tblLayout w:type="fixed"/>
+        <w:tblLook w:firstColumn="1" w:firstRow="1" w:lastColumn="0" w:lastRow="0" w:noHBand="0" w:noVBand="1" w:val="04A0"/>
+      </w:tblPr>
+      <w:tblGrid>
+        <w:gridCol w:w="3373"/>
+        <w:gridCol w:w="6265"/>
+      </w:tblGrid>
+      <w:tr>
+        <w:trPr>
+          <w:cantSplit/>
+          <w:tblHeader/>
+        </w:trPr>
+        <w:tc>
+          <w:tcPr>
+            <w:tcW w:type="dxa" w:w="3373"/>
+            <w:vAlign w:val="center"/>
+            <w:tcMar>
+              <w:top w:w="85" w:type="dxa"/>
+              <w:bottom w:w="85" w:type="dxa"/>
+              <w:left w:w="100" w:type="dxa"/>
+              <w:right w:w="100" w:type="dxa"/>
+            </w:tcMar>
+            <w:shd w:fill="7041D9"/>
+          </w:tcPr>
+          <w:p>
+            <w:pPr>
+              <w:keepNext/>
+              <w:spacing w:after="20" w:line="252" w:lineRule="auto"/>
+            </w:pPr>
+            <w:r>
+              <w:rPr>
+                <w:rFonts w:ascii="Calibri" w:hAnsi="Calibri"/>
+                <w:b/>
+                <w:color w:val="FFFFFF"/>
+                <w:sz w:val="18"/>
+              </w:rPr>
+              <w:t>Layer</w:t>
+            </w:r>
+          </w:p>
+        </w:tc>
+        <w:tc>
+          <w:tcPr>
+            <w:tcW w:type="dxa" w:w="6265"/>
+            <w:vAlign w:val="center"/>
+            <w:tcMar>
+              <w:top w:w="85" w:type="dxa"/>
+              <w:bottom w:w="85" w:type="dxa"/>
+              <w:left w:w="100" w:type="dxa"/>
+              <w:right w:w="100" w:type="dxa"/>
+            </w:tcMar>
+            <w:shd w:fill="7041D9"/>
+          </w:tcPr>
+          <w:p>
+            <w:pPr>
+              <w:keepNext/>
+              <w:spacing w:after="20" w:line="252" w:lineRule="auto"/>
+            </w:pPr>
+            <w:r>
+              <w:rPr>
+                <w:rFonts w:ascii="Calibri" w:hAnsi="Calibri"/>
+                <w:b/>
+                <w:color w:val="FFFFFF"/>
+                <w:sz w:val="18"/>
+              </w:rPr>
+              <w:t>Responsibilities and implementation</w:t>
+            </w:r>
+          </w:p>
+        </w:tc>
+      </w:tr>
+      <w:tr>
+        <w:trPr>
+          <w:cantSplit/>
+        </w:trPr>
+        <w:tc>
+          <w:tcPr>
+            <w:tcW w:type="dxa" w:w="3373"/>
+            <w:vAlign w:val="center"/>
+            <w:tcMar>
+              <w:top w:w="85" w:type="dxa"/>
+              <w:bottom w:w="85" w:type="dxa"/>
+              <w:left w:w="100" w:type="dxa"/>
+              <w:right w:w="100" w:type="dxa"/>
+            </w:tcMar>
+            <w:shd w:fill="F4F1FA"/>
+          </w:tcPr>
+          <w:p>
+            <w:pPr>
+              <w:keepNext w:val="0"/>
+              <w:spacing w:after="20" w:line="252" w:lineRule="auto"/>
+            </w:pPr>
+            <w:r>
+              <w:rPr>
+                <w:rFonts w:ascii="Calibri" w:hAnsi="Calibri"/>
+                <w:b w:val="0"/>
+                <w:color w:val="211A35"/>
+                <w:sz w:val="18"/>
+              </w:rPr>
+              <w:t>Browser</w:t>
+            </w:r>
+          </w:p>
+        </w:tc>
+        <w:tc>
+          <w:tcPr>
+            <w:tcW w:type="dxa" w:w="6265"/>
+            <w:vAlign w:val="center"/>
+            <w:tcMar>
+              <w:top w:w="85" w:type="dxa"/>
+              <w:bottom w:w="85" w:type="dxa"/>
+              <w:left w:w="100" w:type="dxa"/>
+              <w:right w:w="100" w:type="dxa"/>
+            </w:tcMar>
+            <w:shd w:fill="F4F1FA"/>
+          </w:tcPr>
+          <w:p>
+            <w:pPr>
+              <w:keepNext w:val="0"/>
+              <w:spacing w:after="20" w:line="252" w:lineRule="auto"/>
+            </w:pPr>
+            <w:r>
+              <w:rPr>
+                <w:rFonts w:ascii="Calibri" w:hAnsi="Calibri"/>
+                <w:b w:val="0"/>
+                <w:color w:val="211A35"/>
+                <w:sz w:val="18"/>
+              </w:rPr>
+              <w:t>React screens, cart storage, filters, animations and administrator interactions</w:t>
+            </w:r>
+          </w:p>
+        </w:tc>
+      </w:tr>
+      <w:tr>
+        <w:trPr>
+          <w:cantSplit/>
+        </w:trPr>
+        <w:tc>
+          <w:tcPr>
+            <w:tcW w:type="dxa" w:w="3373"/>
+            <w:vAlign w:val="center"/>
+            <w:tcMar>
+              <w:top w:w="85" w:type="dxa"/>
+              <w:bottom w:w="85" w:type="dxa"/>
+              <w:left w:w="100" w:type="dxa"/>
+              <w:right w:w="100" w:type="dxa"/>
+            </w:tcMar>
+          </w:tcPr>
+          <w:p>
+            <w:pPr>
+              <w:keepNext w:val="0"/>
+              <w:spacing w:after="20" w:line="252" w:lineRule="auto"/>
+            </w:pPr>
+            <w:r>
+              <w:rPr>
+                <w:rFonts w:ascii="Calibri" w:hAnsi="Calibri"/>
+                <w:b w:val="0"/>
+                <w:color w:val="211A35"/>
+                <w:sz w:val="18"/>
+              </w:rPr>
+              <w:t>Next.js server</w:t>
+            </w:r>
+          </w:p>
+        </w:tc>
+        <w:tc>
+          <w:tcPr>
+            <w:tcW w:type="dxa" w:w="6265"/>
+            <w:vAlign w:val="center"/>
+            <w:tcMar>
+              <w:top w:w="85" w:type="dxa"/>
+              <w:bottom w:w="85" w:type="dxa"/>
+              <w:left w:w="100" w:type="dxa"/>
+              <w:right w:w="100" w:type="dxa"/>
+            </w:tcMar>
+          </w:tcPr>
+          <w:p>
+            <w:pPr>
+              <w:keepNext w:val="0"/>
+              <w:spacing w:after="20" w:line="252" w:lineRule="auto"/>
+            </w:pPr>
+            <w:r>
+              <w:rPr>
+                <w:rFonts w:ascii="Calibri" w:hAnsi="Calibri"/>
+                <w:b w:val="0"/>
+                <w:color w:val="211A35"/>
+                <w:sz w:val="18"/>
+              </w:rPr>
+              <w:t>Pages, route handlers, sessions, authorization and input validation</w:t>
+            </w:r>
+          </w:p>
+        </w:tc>
+      </w:tr>
+      <w:tr>
+        <w:trPr>
+          <w:cantSplit/>
+        </w:trPr>
+        <w:tc>
+          <w:tcPr>
+            <w:tcW w:type="dxa" w:w="3373"/>
+            <w:vAlign w:val="center"/>
+            <w:tcMar>
+              <w:top w:w="85" w:type="dxa"/>
+              <w:bottom w:w="85" w:type="dxa"/>
+              <w:left w:w="100" w:type="dxa"/>
+              <w:right w:w="100" w:type="dxa"/>
+            </w:tcMar>
+            <w:shd w:fill="F4F1FA"/>
+          </w:tcPr>
+          <w:p>
+            <w:pPr>
+              <w:keepNext w:val="0"/>
+              <w:spacing w:after="20" w:line="252" w:lineRule="auto"/>
+            </w:pPr>
+            <w:r>
+              <w:rPr>
+                <w:rFonts w:ascii="Calibri" w:hAnsi="Calibri"/>
+                <w:b w:val="0"/>
+                <w:color w:val="211A35"/>
+                <w:sz w:val="18"/>
+              </w:rPr>
+              <w:t>Business services</w:t>
+            </w:r>
+          </w:p>
+        </w:tc>
+        <w:tc>
+          <w:tcPr>
+            <w:tcW w:type="dxa" w:w="6265"/>
+            <w:vAlign w:val="center"/>
+            <w:tcMar>
+              <w:top w:w="85" w:type="dxa"/>
+              <w:bottom w:w="85" w:type="dxa"/>
+              <w:left w:w="100" w:type="dxa"/>
+              <w:right w:w="100" w:type="dxa"/>
+            </w:tcMar>
+            <w:shd w:fill="F4F1FA"/>
+          </w:tcPr>
+          <w:p>
+            <w:pPr>
+              <w:keepNext w:val="0"/>
+              <w:spacing w:after="20" w:line="252" w:lineRule="auto"/>
+            </w:pPr>
+            <w:r>
+              <w:rPr>
+                <w:rFonts w:ascii="Calibri" w:hAnsi="Calibri"/>
+                <w:b w:val="0"/>
+                <w:color w:val="211A35"/>
+                <w:sz w:val="18"/>
+              </w:rPr>
+              <w:t>Inventory allocation, receipts, account history, catalog ordering and migration</w:t>
+            </w:r>
+          </w:p>
+        </w:tc>
+      </w:tr>
+      <w:tr>
+        <w:trPr>
+          <w:cantSplit/>
+        </w:trPr>
+        <w:tc>
+          <w:tcPr>
+            <w:tcW w:type="dxa" w:w="3373"/>
+            <w:vAlign w:val="center"/>
+            <w:tcMar>
+              <w:top w:w="85" w:type="dxa"/>
+              <w:bottom w:w="85" w:type="dxa"/>
+              <w:left w:w="100" w:type="dxa"/>
+              <w:right w:w="100" w:type="dxa"/>
+            </w:tcMar>
+          </w:tcPr>
+          <w:p>
+            <w:pPr>
+              <w:keepNext w:val="0"/>
+              <w:spacing w:after="20" w:line="252" w:lineRule="auto"/>
+            </w:pPr>
+            <w:r>
+              <w:rPr>
+                <w:rFonts w:ascii="Calibri" w:hAnsi="Calibri"/>
+                <w:b w:val="0"/>
+                <w:color w:val="211A35"/>
+                <w:sz w:val="18"/>
+              </w:rPr>
+              <w:t>PostgreSQL</w:t>
+            </w:r>
+          </w:p>
+        </w:tc>
+        <w:tc>
+          <w:tcPr>
+            <w:tcW w:type="dxa" w:w="6265"/>
+            <w:vAlign w:val="center"/>
+            <w:tcMar>
+              <w:top w:w="85" w:type="dxa"/>
+              <w:bottom w:w="85" w:type="dxa"/>
+              <w:left w:w="100" w:type="dxa"/>
+              <w:right w:w="100" w:type="dxa"/>
+            </w:tcMar>
+          </w:tcPr>
+          <w:p>
+            <w:pPr>
+              <w:keepNext w:val="0"/>
+              <w:spacing w:after="20" w:line="252" w:lineRule="auto"/>
+            </w:pPr>
+            <w:r>
+              <w:rPr>
+                <w:rFonts w:ascii="Calibri" w:hAnsi="Calibri"/>
+                <w:b w:val="0"/>
+                <w:color w:val="211A35"/>
+                <w:sz w:val="18"/>
+              </w:rPr>
+              <w:t>Users, products, stock, orders, wallet events, private inventory and uploaded images</w:t>
+            </w:r>
+          </w:p>
+        </w:tc>
+      </w:tr>
+      <w:tr>
+        <w:trPr>
+          <w:cantSplit/>
+        </w:trPr>
+        <w:tc>
+          <w:tcPr>
+            <w:tcW w:type="dxa" w:w="3373"/>
+            <w:vAlign w:val="center"/>
+            <w:tcMar>
+              <w:top w:w="85" w:type="dxa"/>
+              <w:bottom w:w="85" w:type="dxa"/>
+              <w:left w:w="100" w:type="dxa"/>
+              <w:right w:w="100" w:type="dxa"/>
+            </w:tcMar>
+            <w:shd w:fill="F4F1FA"/>
+          </w:tcPr>
+          <w:p>
+            <w:pPr>
+              <w:keepNext w:val="0"/>
+              <w:spacing w:after="20" w:line="252" w:lineRule="auto"/>
+            </w:pPr>
+            <w:r>
+              <w:rPr>
+                <w:rFonts w:ascii="Calibri" w:hAnsi="Calibri"/>
+                <w:b w:val="0"/>
+                <w:color w:val="211A35"/>
+                <w:sz w:val="18"/>
+              </w:rPr>
+              <w:t>Optional email</w:t>
+            </w:r>
+          </w:p>
+        </w:tc>
+        <w:tc>
+          <w:tcPr>
+            <w:tcW w:type="dxa" w:w="6265"/>
+            <w:vAlign w:val="center"/>
+            <w:tcMar>
+              <w:top w:w="85" w:type="dxa"/>
+              <w:bottom w:w="85" w:type="dxa"/>
+              <w:left w:w="100" w:type="dxa"/>
+              <w:right w:w="100" w:type="dxa"/>
+            </w:tcMar>
+            <w:shd w:fill="F4F1FA"/>
+          </w:tcPr>
+          <w:p>
+            <w:pPr>
+              <w:keepNext w:val="0"/>
+              <w:spacing w:after="20" w:line="252" w:lineRule="auto"/>
+            </w:pPr>
+            <w:r>
+              <w:rPr>
+                <w:rFonts w:ascii="Calibri" w:hAnsi="Calibri"/>
+                <w:b w:val="0"/>
+                <w:color w:val="211A35"/>
+                <w:sz w:val="18"/>
+              </w:rPr>
+              <w:t>Resend for password reset, not signup</w:t>
+            </w:r>
+          </w:p>
+        </w:tc>
+      </w:tr>
+      <w:tr>
+        <w:trPr>
+          <w:cantSplit/>
+        </w:trPr>
+        <w:tc>
+          <w:tcPr>
+            <w:tcW w:type="dxa" w:w="3373"/>
+            <w:vAlign w:val="center"/>
+            <w:tcMar>
+              <w:top w:w="85" w:type="dxa"/>
+              <w:bottom w:w="85" w:type="dxa"/>
+              <w:left w:w="100" w:type="dxa"/>
+              <w:right w:w="100" w:type="dxa"/>
+            </w:tcMar>
+          </w:tcPr>
+          <w:p>
+            <w:pPr>
+              <w:keepNext w:val="0"/>
+              <w:spacing w:after="20" w:line="252" w:lineRule="auto"/>
+            </w:pPr>
+            <w:r>
+              <w:rPr>
+                <w:rFonts w:ascii="Calibri" w:hAnsi="Calibri"/>
+                <w:b w:val="0"/>
+                <w:color w:val="211A35"/>
+                <w:sz w:val="18"/>
+              </w:rPr>
+              <w:t>External contact</w:t>
+            </w:r>
+          </w:p>
+        </w:tc>
+        <w:tc>
+          <w:tcPr>
+            <w:tcW w:type="dxa" w:w="6265"/>
+            <w:vAlign w:val="center"/>
+            <w:tcMar>
+              <w:top w:w="85" w:type="dxa"/>
+              <w:bottom w:w="85" w:type="dxa"/>
+              <w:left w:w="100" w:type="dxa"/>
+              <w:right w:w="100" w:type="dxa"/>
+            </w:tcMar>
+          </w:tcPr>
+          <w:p>
+            <w:pPr>
+              <w:keepNext w:val="0"/>
+              <w:spacing w:after="20" w:line="252" w:lineRule="auto"/>
+            </w:pPr>
+            <w:r>
+              <w:rPr>
+                <w:rFonts w:ascii="Calibri" w:hAnsi="Calibri"/>
+                <w:b w:val="0"/>
+                <w:color w:val="211A35"/>
+                <w:sz w:val="18"/>
+              </w:rPr>
+              <w:t>WhatsApp deep links; no automatic outbound support messages</w:t>
+            </w:r>
+          </w:p>
+        </w:tc>
+      </w:tr>
+    </w:tbl>
+    <w:p>
+      <w:pPr>
+        <w:spacing w:after="20" w:before="0" w:line="40" w:lineRule="exact"/>
+      </w:pPr>
+      <w:r>
+        <w:rPr>
+          <w:sz w:val="4"/>
+        </w:rPr>
+      </w:r>
+    </w:p>
+    <w:p>
+      <w:r>
+        <w:t>The principal dependencies are Next.js 15, React 19, Prisma 6, Zod 4, bcryptjs, jose, lucide-react and Sharp; exact installed versions are pinned by package-lock.json. package.json specifies compatible version ranges. Use a supported Node.js release compatible with the dependencies; the Sharp dependency requires Node.js 20.9 or newer. Use a currently supported Node.js LTS release meeting all dependency requirements.</w:t>
       </w:r>
     </w:p>
     <w:tbl>
@@ -6596,7 +7362,7 @@
                 <w:color w:val="211A35"/>
                 <w:sz w:val="18"/>
               </w:rPr>
-              <w:t>Individually available, sold or retired access entries</w:t>
+              <w:t>Primary product for an access; productIds adds shared-plan bindings without duplicating the unit</w:t>
             </w:r>
           </w:p>
         </w:tc>
@@ -6855,6 +7621,11 @@
     <w:p>
       <w:r>
         <w:t>Product.description, price and credential configuration can change; OrderItem stores the name, unit price, quantity, category and seller reference recorded at purchase. Receipt ciphertext preserves delivered content separately. This distinction is essential when troubleshooting a customer's past purchase.</w:t>
+      </w:r>
+    </w:p>
+    <w:p>
+      <w:r>
+        <w:t>StreamingAccess.productIds is a PostgreSQL string array with a GIN index. Queries count a canonical row once for each linked plan. It is a logical binding list, not a Prisma foreign-key relation for each additional ID; approved administrative mutations validate products and synchronize stock.</w:t>
       </w:r>
     </w:p>
     <w:p>
@@ -7613,7 +8384,7 @@
     </w:p>
     <w:p>
       <w:r>
-        <w:t>The configured provider, active production branch and secret values have not been independently inspected for this manual. The public address used during setup was https://goat-goat-8011.vercel.app; verify the active domain in Vercel before changing APP_URL.</w:t>
+        <w:t>The project uses goats.win as its public domain and Vercel + Neon for its deployment workflow. Actual provider configuration, secret values, current DNS and active deployment must be checked in their dashboards; this source review is not a live infrastructure audit.</w:t>
       </w:r>
     </w:p>
     <w:p>
@@ -7667,7 +8438,7 @@
     </w:p>
     <w:p>
       <w:r>
-        <w:t>Optional sample catalogs are loaded with npm run db:seed:technology and npm run db:seed:secondhand. Do not treat example product quantities or descriptions as verified commercial inventory.</w:t>
+        <w:t>Optional sample catalogues use npm run db:seed:technology, npm run db:seed:secondhand, npm run db:seed:courses and npm run db:seed:personalized. The last two also have ADMIN interface controls. Do not treat example product quantities or descriptions as verified commercial inventory.</w:t>
       </w:r>
     </w:p>
     <w:p>
@@ -7687,7 +8458,7 @@
     </w:p>
     <w:p>
       <w:r>
-        <w:t>The source baseline is on password-reset. Deploying an older main commit may fail to detect Next.js or omit recent features. Confirm the actual branch and commit in each deployment; redeploying an old failed deployment reuses its old source.</w:t>
+        <w:t>The maintained source branch is password-reset. Confirm the actual source commit in Vercel: redeploying an old execution does not pull new source. The project's public domain is https://goats.win; inspect provider dashboards for current DNS, certificate, environment and branch settings rather than assuming the manual verifies their live state.</w:t>
       </w:r>
     </w:p>
     <w:p>
@@ -7695,11 +8466,11 @@
         <w:pStyle w:val="ListNumber"/>
         <w:numPr>
           <w:ilvl w:val="0"/>
-          <w:numId w:val="11"/>
+          <w:numId w:val="12"/>
         </w:numPr>
       </w:pPr>
       <w:r>
-        <w:t>Import cabr444/Goat_Store into Vercel.</w:t>
+        <w:t>Import cabr444/Goat_Store, select the intended branch, Next.js preset, root ./ and npm run build.</w:t>
       </w:r>
     </w:p>
     <w:p>
@@ -7707,11 +8478,11 @@
         <w:pStyle w:val="ListNumber"/>
         <w:numPr>
           <w:ilvl w:val="0"/>
-          <w:numId w:val="11"/>
+          <w:numId w:val="12"/>
         </w:numPr>
       </w:pPr>
       <w:r>
-        <w:t>Set the production branch to the intended maintained branch, currently password-reset.</w:t>
+        <w:t>Configure Production/Preview variables privately. DATABASE_URL must select the intended PostgreSQL database; APP_URL should be the canonical HTTPS origin.</w:t>
       </w:r>
     </w:p>
     <w:p>
@@ -7719,11 +8490,11 @@
         <w:pStyle w:val="ListNumber"/>
         <w:numPr>
           <w:ilvl w:val="0"/>
-          <w:numId w:val="11"/>
+          <w:numId w:val="12"/>
         </w:numPr>
       </w:pPr>
       <w:r>
-        <w:t>Select Next.js, root directory ./ and build command npm run build.</w:t>
+        <w:t>Back up relevant data and apply reviewed schema changes before exposing code that requires them. In particular, shared profiles require StreamingAccess.productIds and its GIN index.</w:t>
       </w:r>
     </w:p>
     <w:p>
@@ -7731,11 +8502,11 @@
         <w:pStyle w:val="ListNumber"/>
         <w:numPr>
           <w:ilvl w:val="0"/>
-          <w:numId w:val="11"/>
+          <w:numId w:val="12"/>
         </w:numPr>
       </w:pPr>
       <w:r>
-        <w:t>Configure runtime variables for the appropriate Production/Preview environment.</w:t>
+        <w:t>Run relevant checks, push the release, wait for Ready and verify the deployment commit.</w:t>
       </w:r>
     </w:p>
     <w:p>
@@ -7743,62 +8514,59 @@
         <w:pStyle w:val="ListNumber"/>
         <w:numPr>
           <w:ilvl w:val="0"/>
-          <w:numId w:val="11"/>
+          <w:numId w:val="12"/>
         </w:numPr>
       </w:pPr>
       <w:r>
-        <w:t>Apply the Prisma schema to the chosen PostgreSQL database and initialize or migrate data deliberately.</w:t>
+        <w:t>Test anonymous browsing/cart, login, admin controls, a controlled purchase, cross-plan stock and private receipt access.</w:t>
+      </w:r>
+    </w:p>
+    <w:p>
+      <w:r>
+        <w:t>Schema commands may run from the VS Code terminal on the owner's PC. They update whichever online database DATABASE_URL selects; running locally does not mean the database is local. With the intended Neon connection configured privately in .env, use:</w:t>
       </w:r>
     </w:p>
     <w:p>
       <w:pPr>
-        <w:pStyle w:val="ListNumber"/>
-        <w:numPr>
-          <w:ilvl w:val="0"/>
-          <w:numId w:val="11"/>
-        </w:numPr>
+        <w:pStyle w:val="GoatCode"/>
+        <w:shd w:fill="F4F1FA"/>
       </w:pPr>
       <w:r>
-        <w:t>Create a deployment from the correct Git reference and wait for Ready.</w:t>
+        <w:t>git switch password-reset</w:t>
+        <w:br/>
+        <w:t>git pull origin password-reset</w:t>
+        <w:br/>
+        <w:t>npm install</w:t>
+        <w:br/>
+        <w:t>npm run db:push</w:t>
+      </w:r>
+    </w:p>
+    <w:p>
+      <w:r>
+        <w:t>This synchronizes structure, not records. npm run build generates Prisma Client but does not apply the database schema. Changing a local .env does not update Vercel environment variables. A schema update alone generally needs a page refresh, while changed Vercel variables require a new deployment. Keep the original encryption secrets.</w:t>
       </w:r>
     </w:p>
     <w:p>
       <w:pPr>
-        <w:pStyle w:val="ListNumber"/>
-        <w:numPr>
-          <w:ilvl w:val="0"/>
-          <w:numId w:val="11"/>
-        </w:numPr>
+        <w:pStyle w:val="Heading2"/>
       </w:pPr>
       <w:r>
-        <w:t>Set APP_URL to the canonical public HTTPS address and redeploy after environment changes.</w:t>
-      </w:r>
-    </w:p>
-    <w:p>
-      <w:pPr>
-        <w:pStyle w:val="ListNumber"/>
-        <w:numPr>
-          <w:ilvl w:val="0"/>
-          <w:numId w:val="11"/>
-        </w:numPr>
-      </w:pPr>
-      <w:r>
-        <w:t>Test signup, login, section visibility, balance, streaming stock, purchase and private receipts.</w:t>
+        <w:t>Domain and discovery</w:t>
       </w:r>
     </w:p>
     <w:p>
       <w:r>
-        <w:t>Vercel hosts the application and the database provider hosts PostgreSQL; a deployed site does not depend on the owner's PC remaining on. localhost:3000 is only a local address. For public customers, verify that deployment protection does not require a Vercel account. Use the public application address rather than a dashboard link.</w:t>
+        <w:t>Add goats.win and the desired www alias in the project's Domains area. At Cloudflare DNS, use the exact record/target Vercel supplies and DNS only when requested; do not copy an obsolete IP from an example. Wait for valid configuration and the HTTPS certificate. Connecting a domain itself does not require rebuilding the app; changing APP_URL does require redeploying its environment configuration. Website SSL and email-sender authorization are independent.</w:t>
       </w:r>
     </w:p>
     <w:p>
       <w:r>
-        <w:t>A custom domain is optional. Configure it in Vercel and its DNS provider, then update the canonical APP_URL. Owning a vercel.app site does not let the merchant verify vercel.app as a Resend sending domain. Email sending and website hosting are separate configurations.</w:t>
+        <w:t>Vercel hosts the app, PostgreSQL hosts data and Cloudflare registers/manages the domain/DNS. The public site does not depend on the owner's PC staying on. Check deployment protection for guest access, renewal settings, provider usage and hosting terms suitable for commercial activity. No capacity/load or one-year free-hosting guarantee is established by this documentation.</w:t>
       </w:r>
     </w:p>
     <w:p>
       <w:r>
-        <w:t>Search visibility is not automatic. The current login-gated catalog limits public indexing. Public catalog pages, sitemap/robots work and search-console onboarding are possible future improvements; no Google ranking or indexing outcome is guaranteed by deployment.</w:t>
+        <w:t>Public catalogue pages allow discovery, but a domain alone does not guarantee Google indexing or ranking for “goats”. Search Console verification, sitemap/robots work, useful unique descriptions and external discovery require separate implementation/configuration. This source baseline has no implemented sitemap/robots route; do not report them as already submitted.</w:t>
       </w:r>
     </w:p>
     <w:p>
@@ -8292,12 +9060,12 @@
     </w:p>
     <w:p>
       <w:r>
-        <w:t>Unit checks use npm test; type checking uses npx tsc --noEmit; production compilation uses npm run build. npm audit --omit=dev reports known advisories at execution time, not a permanent security guarantee. Tests were not re-executed solely to create this document; use the commands against the intended release.</w:t>
+        <w:t>Use npm test, npx tsc --noEmit and npm run build for unit, type and production-compilation checks. Prior implementation work also exercised isolated PostgreSQL and browser tests for shared profiles, whole accounts, numeric identifiers, combos, guest checkout, image optimization and administrative workflows. This documentation refresh does not independently certify production state or repeat a load/security audit.</w:t>
       </w:r>
     </w:p>
     <w:p>
       <w:r>
-        <w:t>PostgreSQL integration suites cover inventory, unique streaming allocation, multi-product checkout/retries, direct signup/login, section controls, card order and migration. Inventory-oriented suites require a disposable local goat_inventory_test database and a matching local server. Migration tests require disposable local source/target test databases. Never run integration fixtures against customer databases.</w:t>
+        <w:t>Integration fixtures must run only against disposable local databases and a matching local server. The shared/streaming/combos suites use goat_inventory_test, DATABASE_URL, AUTH_SECRET and the appropriate test URL. Migration tests use separate disposable source/target databases. Do not point these fixtures at customers' Neon records.</w:t>
       </w:r>
     </w:p>
     <w:tbl>
@@ -8368,7 +9136,7 @@
                 <w:color w:val="FFFFFF"/>
                 <w:sz w:val="18"/>
               </w:rPr>
-              <w:t>Investigation or action</w:t>
+              <w:t>Investigation / action</w:t>
             </w:r>
           </w:p>
         </w:tc>
@@ -8429,7 +9197,7 @@
                 <w:color w:val="211A35"/>
                 <w:sz w:val="18"/>
               </w:rPr>
-              <w:t>Verify branch/commit, root ./ and package.json containing Next.js</w:t>
+              <w:t>Check branch, commit, root ./ and Next.js in package.json</w:t>
             </w:r>
           </w:p>
         </w:tc>
@@ -8461,7 +9229,7 @@
                 <w:color w:val="211A35"/>
                 <w:sz w:val="18"/>
               </w:rPr>
-              <w:t>Solicitud no autorizada</w:t>
+              <w:t>Empty JSON / Unexpected end of JSON input</w:t>
             </w:r>
           </w:p>
         </w:tc>
@@ -8488,7 +9256,7 @@
                 <w:color w:val="211A35"/>
                 <w:sz w:val="18"/>
               </w:rPr>
-              <w:t>Check deployment revision, request origin, APP_URL and Vercel aliases; deploy the origin fix</w:t>
+              <w:t>Inspect response status and redacted server logs; the catalogue may be failing after login rather than rejecting credentials</w:t>
             </w:r>
           </w:p>
         </w:tc>
@@ -8521,7 +9289,7 @@
                 <w:color w:val="211A35"/>
                 <w:sz w:val="18"/>
               </w:rPr>
-              <w:t>No fue posible procesar la solicitud</w:t>
+              <w:t>Falta actualizar el esquema de la base de datos</w:t>
             </w:r>
           </w:p>
         </w:tc>
@@ -8549,7 +9317,7 @@
                 <w:color w:val="211A35"/>
                 <w:sz w:val="18"/>
               </w:rPr>
-              <w:t>Inspect redacted server logs; verify database connectivity and tables such as RateLimit</w:t>
+              <w:t>Pull current code and run db:push against the exact Neon database Vercel uses; verify productIds exists</w:t>
             </w:r>
           </w:p>
         </w:tc>
@@ -8581,7 +9349,7 @@
                 <w:color w:val="211A35"/>
                 <w:sz w:val="18"/>
               </w:rPr>
-              <w:t>Correo o contraseña incorrectos</w:t>
+              <w:t>Catalogue temporarily unavailable</w:t>
             </w:r>
           </w:p>
         </w:tc>
@@ -8608,7 +9376,7 @@
                 <w:color w:val="211A35"/>
                 <w:sz w:val="18"/>
               </w:rPr>
-              <w:t>Confirm the account exists in the exact active database; use reset rather than editing passwordHash</w:t>
+              <w:t>Check database connectivity/schema and current deployment; public requests receive generic errors while ADMIN gets actionable missing-schema guidance</w:t>
             </w:r>
           </w:p>
         </w:tc>
@@ -8641,7 +9409,7 @@
                 <w:color w:val="211A35"/>
                 <w:sz w:val="18"/>
               </w:rPr>
-              <w:t>Missing users after database change</w:t>
+              <w:t>Solicitud no autorizada</w:t>
             </w:r>
           </w:p>
         </w:tc>
@@ -8669,7 +9437,7 @@
                 <w:color w:val="211A35"/>
                 <w:sz w:val="18"/>
               </w:rPr>
-              <w:t>A URL change does not transfer records; migrate or intentionally register in the new database</w:t>
+              <w:t>Verify origin, APP_URL, deployment aliases and current revision</w:t>
             </w:r>
           </w:p>
         </w:tc>
@@ -8701,7 +9469,7 @@
                 <w:color w:val="211A35"/>
                 <w:sz w:val="18"/>
               </w:rPr>
-              <w:t>Sender not authorized</w:t>
+              <w:t>Invalid email or numeric ID</w:t>
             </w:r>
           </w:p>
         </w:tc>
@@ -8728,7 +9496,7 @@
                 <w:color w:val="211A35"/>
                 <w:sz w:val="18"/>
               </w:rPr>
-              <w:t>Relevant to password reset: verify EMAIL_FROM domain and Resend settings; signup no longer sends mail</w:t>
+              <w:t>Use one valid email or digits only; place its password separately; do not paste multiple accounts into one field</w:t>
             </w:r>
           </w:p>
         </w:tc>
@@ -8761,7 +9529,7 @@
                 <w:color w:val="211A35"/>
                 <w:sz w:val="18"/>
               </w:rPr>
-              <w:t>Streaming shows Agotado</w:t>
+              <w:t>Duplicate profiles / invalid PIN</w:t>
             </w:r>
           </w:p>
         </w:tc>
@@ -8789,7 +9557,7 @@
                 <w:color w:val="211A35"/>
                 <w:sz w:val="18"/>
               </w:rPr>
-              <w:t>Add available individual profiles; old shared credentials/manual stock do not replenish Streaming</w:t>
+              <w:t>Use distinct profile names/numbers; PIN is optional and at most 40 characters; inspect the red focused error beside Save</w:t>
             </w:r>
           </w:p>
         </w:tc>
@@ -8821,7 +9589,7 @@
                 <w:color w:val="211A35"/>
                 <w:sz w:val="18"/>
               </w:rPr>
-              <w:t>Stock/order conflict</w:t>
+              <w:t>Full account rejected</w:t>
             </w:r>
           </w:p>
         </w:tc>
@@ -8848,7 +9616,7 @@
                 <w:color w:val="211A35"/>
                 <w:sz w:val="18"/>
               </w:rPr>
-              <w:t>Reload current stock/order version; do not overwrite recent sales with stale values</w:t>
+              <w:t>Use a current deployment, a product named cuenta completa/full, one access, and only same-platform whole-account plans</w:t>
             </w:r>
           </w:p>
         </w:tc>
@@ -8881,7 +9649,7 @@
                 <w:color w:val="211A35"/>
                 <w:sz w:val="18"/>
               </w:rPr>
-              <w:t>New code not visible</w:t>
+              <w:t>Account already sold/retired or mixed mode</w:t>
             </w:r>
           </w:p>
         </w:tc>
@@ -8909,7 +9677,7 @@
                 <w:color w:val="211A35"/>
                 <w:sz w:val="18"/>
               </w:rPr>
-              <w:t>Confirm the expected commit is Ready, use the correct public domain and refresh the page</w:t>
+              <w:t>Review the existing inventory; credentials or another profile label cannot recycle a reserved identity or split a whole account into profiles</w:t>
             </w:r>
           </w:p>
         </w:tc>
@@ -8941,7 +9709,7 @@
                 <w:color w:val="211A35"/>
                 <w:sz w:val="18"/>
               </w:rPr>
-              <w:t>Tienda/Segunda visible to a client</w:t>
+              <w:t>Streaming / combo sold out</w:t>
             </w:r>
           </w:p>
         </w:tc>
@@ -8968,7 +9736,308 @@
                 <w:color w:val="211A35"/>
                 <w:sz w:val="18"/>
               </w:rPr>
-              <w:t>Verify saved switches and latest account-header fix 42fd1ce or later</w:t>
+              <w:t>Replenish eligible unsold access inventory; every combo platform must be available, including Netflix x28</w:t>
+            </w:r>
+          </w:p>
+        </w:tc>
+      </w:tr>
+      <w:tr>
+        <w:trPr>
+          <w:cantSplit/>
+        </w:trPr>
+        <w:tc>
+          <w:tcPr>
+            <w:tcW w:type="dxa" w:w="3373"/>
+            <w:vAlign w:val="center"/>
+            <w:tcMar>
+              <w:top w:w="85" w:type="dxa"/>
+              <w:bottom w:w="85" w:type="dxa"/>
+              <w:left w:w="100" w:type="dxa"/>
+              <w:right w:w="100" w:type="dxa"/>
+            </w:tcMar>
+            <w:shd w:fill="F4F1FA"/>
+          </w:tcPr>
+          <w:p>
+            <w:pPr>
+              <w:keepNext w:val="0"/>
+              <w:spacing w:after="20" w:line="252" w:lineRule="auto"/>
+            </w:pPr>
+            <w:r>
+              <w:rPr>
+                <w:rFonts w:ascii="Calibri" w:hAnsi="Calibri"/>
+                <w:b w:val="0"/>
+                <w:color w:val="211A35"/>
+                <w:sz w:val="18"/>
+              </w:rPr>
+              <w:t>Correo o contraseña incorrectos</w:t>
+            </w:r>
+          </w:p>
+        </w:tc>
+        <w:tc>
+          <w:tcPr>
+            <w:tcW w:type="dxa" w:w="6265"/>
+            <w:vAlign w:val="center"/>
+            <w:tcMar>
+              <w:top w:w="85" w:type="dxa"/>
+              <w:bottom w:w="85" w:type="dxa"/>
+              <w:left w:w="100" w:type="dxa"/>
+              <w:right w:w="100" w:type="dxa"/>
+            </w:tcMar>
+            <w:shd w:fill="F4F1FA"/>
+          </w:tcPr>
+          <w:p>
+            <w:pPr>
+              <w:keepNext w:val="0"/>
+              <w:spacing w:after="20" w:line="252" w:lineRule="auto"/>
+            </w:pPr>
+            <w:r>
+              <w:rPr>
+                <w:rFonts w:ascii="Calibri" w:hAnsi="Calibri"/>
+                <w:b w:val="0"/>
+                <w:color w:val="211A35"/>
+                <w:sz w:val="18"/>
+              </w:rPr>
+              <w:t>Verify the user exists in the active database; use recovery instead of editing passwordHash</w:t>
+            </w:r>
+          </w:p>
+        </w:tc>
+      </w:tr>
+      <w:tr>
+        <w:trPr>
+          <w:cantSplit/>
+        </w:trPr>
+        <w:tc>
+          <w:tcPr>
+            <w:tcW w:type="dxa" w:w="3373"/>
+            <w:vAlign w:val="center"/>
+            <w:tcMar>
+              <w:top w:w="85" w:type="dxa"/>
+              <w:bottom w:w="85" w:type="dxa"/>
+              <w:left w:w="100" w:type="dxa"/>
+              <w:right w:w="100" w:type="dxa"/>
+            </w:tcMar>
+          </w:tcPr>
+          <w:p>
+            <w:pPr>
+              <w:keepNext w:val="0"/>
+              <w:spacing w:after="20" w:line="252" w:lineRule="auto"/>
+            </w:pPr>
+            <w:r>
+              <w:rPr>
+                <w:rFonts w:ascii="Calibri" w:hAnsi="Calibri"/>
+                <w:b w:val="0"/>
+                <w:color w:val="211A35"/>
+                <w:sz w:val="18"/>
+              </w:rPr>
+              <w:t>Password-reset sender unauthorized</w:t>
+            </w:r>
+          </w:p>
+        </w:tc>
+        <w:tc>
+          <w:tcPr>
+            <w:tcW w:type="dxa" w:w="6265"/>
+            <w:vAlign w:val="center"/>
+            <w:tcMar>
+              <w:top w:w="85" w:type="dxa"/>
+              <w:bottom w:w="85" w:type="dxa"/>
+              <w:left w:w="100" w:type="dxa"/>
+              <w:right w:w="100" w:type="dxa"/>
+            </w:tcMar>
+          </w:tcPr>
+          <w:p>
+            <w:pPr>
+              <w:keepNext w:val="0"/>
+              <w:spacing w:after="20" w:line="252" w:lineRule="auto"/>
+            </w:pPr>
+            <w:r>
+              <w:rPr>
+                <w:rFonts w:ascii="Calibri" w:hAnsi="Calibri"/>
+                <w:b w:val="0"/>
+                <w:color w:val="211A35"/>
+                <w:sz w:val="18"/>
+              </w:rPr>
+              <w:t>Check Resend verified sending domain and EMAIL_FROM; signup itself sends no confirmation</w:t>
+            </w:r>
+          </w:p>
+        </w:tc>
+      </w:tr>
+      <w:tr>
+        <w:trPr>
+          <w:cantSplit/>
+        </w:trPr>
+        <w:tc>
+          <w:tcPr>
+            <w:tcW w:type="dxa" w:w="3373"/>
+            <w:vAlign w:val="center"/>
+            <w:tcMar>
+              <w:top w:w="85" w:type="dxa"/>
+              <w:bottom w:w="85" w:type="dxa"/>
+              <w:left w:w="100" w:type="dxa"/>
+              <w:right w:w="100" w:type="dxa"/>
+            </w:tcMar>
+            <w:shd w:fill="F4F1FA"/>
+          </w:tcPr>
+          <w:p>
+            <w:pPr>
+              <w:keepNext w:val="0"/>
+              <w:spacing w:after="20" w:line="252" w:lineRule="auto"/>
+            </w:pPr>
+            <w:r>
+              <w:rPr>
+                <w:rFonts w:ascii="Calibri" w:hAnsi="Calibri"/>
+                <w:b w:val="0"/>
+                <w:color w:val="211A35"/>
+                <w:sz w:val="18"/>
+              </w:rPr>
+              <w:t>Stock/status/order conflict</w:t>
+            </w:r>
+          </w:p>
+        </w:tc>
+        <w:tc>
+          <w:tcPr>
+            <w:tcW w:type="dxa" w:w="6265"/>
+            <w:vAlign w:val="center"/>
+            <w:tcMar>
+              <w:top w:w="85" w:type="dxa"/>
+              <w:bottom w:w="85" w:type="dxa"/>
+              <w:left w:w="100" w:type="dxa"/>
+              <w:right w:w="100" w:type="dxa"/>
+            </w:tcMar>
+            <w:shd w:fill="F4F1FA"/>
+          </w:tcPr>
+          <w:p>
+            <w:pPr>
+              <w:keepNext w:val="0"/>
+              <w:spacing w:after="20" w:line="252" w:lineRule="auto"/>
+            </w:pPr>
+            <w:r>
+              <w:rPr>
+                <w:rFonts w:ascii="Calibri" w:hAnsi="Calibri"/>
+                <w:b w:val="0"/>
+                <w:color w:val="211A35"/>
+                <w:sz w:val="18"/>
+              </w:rPr>
+              <w:t>Reload the current version; inspect committed order and wallet records before repeating an operation</w:t>
+            </w:r>
+          </w:p>
+        </w:tc>
+      </w:tr>
+      <w:tr>
+        <w:trPr>
+          <w:cantSplit/>
+        </w:trPr>
+        <w:tc>
+          <w:tcPr>
+            <w:tcW w:type="dxa" w:w="3373"/>
+            <w:vAlign w:val="center"/>
+            <w:tcMar>
+              <w:top w:w="85" w:type="dxa"/>
+              <w:bottom w:w="85" w:type="dxa"/>
+              <w:left w:w="100" w:type="dxa"/>
+              <w:right w:w="100" w:type="dxa"/>
+            </w:tcMar>
+          </w:tcPr>
+          <w:p>
+            <w:pPr>
+              <w:keepNext w:val="0"/>
+              <w:spacing w:after="20" w:line="252" w:lineRule="auto"/>
+            </w:pPr>
+            <w:r>
+              <w:rPr>
+                <w:rFonts w:ascii="Calibri" w:hAnsi="Calibri"/>
+                <w:b w:val="0"/>
+                <w:color w:val="211A35"/>
+                <w:sz w:val="18"/>
+              </w:rPr>
+              <w:t>Images rejected</w:t>
+            </w:r>
+          </w:p>
+        </w:tc>
+        <w:tc>
+          <w:tcPr>
+            <w:tcW w:type="dxa" w:w="6265"/>
+            <w:vAlign w:val="center"/>
+            <w:tcMar>
+              <w:top w:w="85" w:type="dxa"/>
+              <w:bottom w:w="85" w:type="dxa"/>
+              <w:left w:w="100" w:type="dxa"/>
+              <w:right w:w="100" w:type="dxa"/>
+            </w:tcMar>
+          </w:tcPr>
+          <w:p>
+            <w:pPr>
+              <w:keepNext w:val="0"/>
+              <w:spacing w:after="20" w:line="252" w:lineRule="auto"/>
+            </w:pPr>
+            <w:r>
+              <w:rPr>
+                <w:rFonts w:ascii="Calibri" w:hAnsi="Calibri"/>
+                <w:b w:val="0"/>
+                <w:color w:val="211A35"/>
+                <w:sz w:val="18"/>
+              </w:rPr>
+              <w:t>Check supported signature/type, 2 MB size, decoded dimensions and ADMIN permissions</w:t>
+            </w:r>
+          </w:p>
+        </w:tc>
+      </w:tr>
+      <w:tr>
+        <w:trPr>
+          <w:cantSplit/>
+        </w:trPr>
+        <w:tc>
+          <w:tcPr>
+            <w:tcW w:type="dxa" w:w="3373"/>
+            <w:vAlign w:val="center"/>
+            <w:tcMar>
+              <w:top w:w="85" w:type="dxa"/>
+              <w:bottom w:w="85" w:type="dxa"/>
+              <w:left w:w="100" w:type="dxa"/>
+              <w:right w:w="100" w:type="dxa"/>
+            </w:tcMar>
+            <w:shd w:fill="F4F1FA"/>
+          </w:tcPr>
+          <w:p>
+            <w:pPr>
+              <w:keepNext w:val="0"/>
+              <w:spacing w:after="20" w:line="252" w:lineRule="auto"/>
+            </w:pPr>
+            <w:r>
+              <w:rPr>
+                <w:rFonts w:ascii="Calibri" w:hAnsi="Calibri"/>
+                <w:b w:val="0"/>
+                <w:color w:val="211A35"/>
+                <w:sz w:val="18"/>
+              </w:rPr>
+              <w:t>New feature missing</w:t>
+            </w:r>
+          </w:p>
+        </w:tc>
+        <w:tc>
+          <w:tcPr>
+            <w:tcW w:type="dxa" w:w="6265"/>
+            <w:vAlign w:val="center"/>
+            <w:tcMar>
+              <w:top w:w="85" w:type="dxa"/>
+              <w:bottom w:w="85" w:type="dxa"/>
+              <w:left w:w="100" w:type="dxa"/>
+              <w:right w:w="100" w:type="dxa"/>
+            </w:tcMar>
+            <w:shd w:fill="F4F1FA"/>
+          </w:tcPr>
+          <w:p>
+            <w:pPr>
+              <w:keepNext w:val="0"/>
+              <w:spacing w:after="20" w:line="252" w:lineRule="auto"/>
+            </w:pPr>
+            <w:r>
+              <w:rPr>
+                <w:rFonts w:ascii="Calibri" w:hAnsi="Calibri"/>
+                <w:b w:val="0"/>
+                <w:color w:val="211A35"/>
+                <w:sz w:val="18"/>
+              </w:rPr>
+              <w:t>Verify deployment commit/Ready and refresh; a local commit is not published until its push/deployment succeeds</w:t>
             </w:r>
           </w:p>
         </w:tc>
@@ -8986,7 +10055,7 @@
     </w:p>
     <w:p>
       <w:r>
-        <w:t>Known limits include open seller signup, no application MFA, no automated payment gateway or refund engine, no complete fulfillment panel, no automatic seller payouts, no profile renewal/recycling and no anonymous public catalog. Editorial series content is curated, not a live ranking. Technology and used catalogs require manual operational management. Future work should prioritize the business's actual sales, support and compliance requirements.</w:t>
+        <w:t>Limits include open seller signup and no application MFA, automatic payments/refunds, seller payouts, shipping, course hosting, artwork configurator or profile recycling. Public browsing and manual delivery status are implemented. Indexing, load capacity and provider retention require separate verification.</w:t>
       </w:r>
     </w:p>
     <w:p>
@@ -10797,7 +11866,7 @@
                 <w:color w:val="211A35"/>
                 <w:sz w:val="17"/>
               </w:rPr>
-              <w:t>id, productId, fingerprint (unique), platform, cipher, createdAt, version, soldAt?, retiredAt?, orderItemId?</w:t>
+              <w:t>id, productId, productIds[] (GIN), fingerprint (unique), platform, cipher, createdAt, version, soldAt?, retiredAt?, orderItemId?</w:t>
             </w:r>
           </w:p>
         </w:tc>
@@ -10825,7 +11894,7 @@
                 <w:color w:val="211A35"/>
                 <w:sz w:val="17"/>
               </w:rPr>
-              <w:t>Individual one-time streaming inventory</w:t>
+              <w:t>One-time profile or whole-account unit with optional shared-plan bindings</w:t>
             </w:r>
           </w:p>
         </w:tc>
@@ -11806,7 +12875,7 @@
                 <w:color w:val="211A35"/>
                 <w:sz w:val="17"/>
               </w:rPr>
-              <w:t>Authenticated</w:t>
+              <w:t>Public</w:t>
             </w:r>
           </w:p>
         </w:tc>
@@ -11833,7 +12902,7 @@
                 <w:color w:val="211A35"/>
                 <w:sz w:val="17"/>
               </w:rPr>
-              <w:t>User, permitted products, recent own orders, settings and card order; user list for admin only</w:t>
+              <w:t>Permitted products/settings/order; guest user null, no private orders/users; ADMIN user list only</w:t>
             </w:r>
           </w:p>
         </w:tc>
@@ -11894,7 +12963,7 @@
                 <w:color w:val="211A35"/>
                 <w:sz w:val="17"/>
               </w:rPr>
-              <w:t>Authenticated</w:t>
+              <w:t>Public</w:t>
             </w:r>
           </w:p>
         </w:tc>
@@ -12272,7 +13341,7 @@
                 <w:color w:val="211A35"/>
                 <w:sz w:val="17"/>
               </w:rPr>
-              <w:t>Mark sold out; retire available streaming entries</w:t>
+              <w:t>Mark sold out; detach shared bindings and retire accesses with no remaining plans</w:t>
             </w:r>
           </w:p>
         </w:tc>
@@ -13058,7 +14127,7 @@
                 <w:color w:val="211A35"/>
                 <w:sz w:val="17"/>
               </w:rPr>
-              <w:t>Add, edit or retire individual streaming entries; version checks on changes</w:t>
+              <w:t>Add/edit/retire profile or whole-account units; immutable identities and version checks</w:t>
             </w:r>
           </w:p>
         </w:tc>
@@ -13119,7 +14188,7 @@
                 <w:color w:val="211A35"/>
                 <w:sz w:val="17"/>
               </w:rPr>
-              <w:t>Authenticated</w:t>
+              <w:t>Public</w:t>
             </w:r>
           </w:p>
         </w:tc>
@@ -13206,7 +14275,7 @@
                 <w:color w:val="211A35"/>
                 <w:sz w:val="17"/>
               </w:rPr>
-              <w:t>Authenticated</w:t>
+              <w:t>Public</w:t>
             </w:r>
           </w:p>
         </w:tc>
@@ -13381,7 +14450,7 @@
                 <w:color w:val="211A35"/>
                 <w:sz w:val="17"/>
               </w:rPr>
-              <w:t>Authenticated</w:t>
+              <w:t>Public</w:t>
             </w:r>
           </w:p>
         </w:tc>
@@ -13469,7 +14538,7 @@
                 <w:color w:val="211A35"/>
                 <w:sz w:val="17"/>
               </w:rPr>
-              <w:t>Authenticated</w:t>
+              <w:t>Public</w:t>
             </w:r>
           </w:p>
         </w:tc>
@@ -13584,6 +14653,620 @@
                 <w:sz w:val="17"/>
               </w:rPr>
               <w:t>Upload/remove category, product, series or platform image</w:t>
+            </w:r>
+          </w:p>
+        </w:tc>
+      </w:tr>
+      <w:tr>
+        <w:trPr>
+          <w:cantSplit/>
+        </w:trPr>
+        <w:tc>
+          <w:tcPr>
+            <w:tcW w:type="dxa" w:w="4144"/>
+            <w:vAlign w:val="center"/>
+            <w:tcMar>
+              <w:top w:w="85" w:type="dxa"/>
+              <w:bottom w:w="85" w:type="dxa"/>
+              <w:left w:w="100" w:type="dxa"/>
+              <w:right w:w="100" w:type="dxa"/>
+            </w:tcMar>
+            <w:shd w:fill="F4F1FA"/>
+          </w:tcPr>
+          <w:p>
+            <w:pPr>
+              <w:keepNext w:val="0"/>
+              <w:spacing w:after="20" w:line="252" w:lineRule="auto"/>
+            </w:pPr>
+            <w:r>
+              <w:rPr>
+                <w:rFonts w:ascii="Calibri" w:hAnsi="Calibri"/>
+                <w:b w:val="0"/>
+                <w:color w:val="211A35"/>
+                <w:sz w:val="17"/>
+              </w:rPr>
+              <w:t>POST /api/admin/streaming-accounts</w:t>
+            </w:r>
+          </w:p>
+        </w:tc>
+        <w:tc>
+          <w:tcPr>
+            <w:tcW w:type="dxa" w:w="1831"/>
+            <w:vAlign w:val="center"/>
+            <w:tcMar>
+              <w:top w:w="85" w:type="dxa"/>
+              <w:bottom w:w="85" w:type="dxa"/>
+              <w:left w:w="100" w:type="dxa"/>
+              <w:right w:w="100" w:type="dxa"/>
+            </w:tcMar>
+            <w:shd w:fill="F4F1FA"/>
+          </w:tcPr>
+          <w:p>
+            <w:pPr>
+              <w:keepNext w:val="0"/>
+              <w:spacing w:after="20" w:line="252" w:lineRule="auto"/>
+            </w:pPr>
+            <w:r>
+              <w:rPr>
+                <w:rFonts w:ascii="Calibri" w:hAnsi="Calibri"/>
+                <w:b w:val="0"/>
+                <w:color w:val="211A35"/>
+                <w:sz w:val="17"/>
+              </w:rPr>
+              <w:t>ADMIN</w:t>
+            </w:r>
+          </w:p>
+        </w:tc>
+        <w:tc>
+          <w:tcPr>
+            <w:tcW w:type="dxa" w:w="3662"/>
+            <w:vAlign w:val="center"/>
+            <w:tcMar>
+              <w:top w:w="85" w:type="dxa"/>
+              <w:bottom w:w="85" w:type="dxa"/>
+              <w:left w:w="100" w:type="dxa"/>
+              <w:right w:w="100" w:type="dxa"/>
+            </w:tcMar>
+            <w:shd w:fill="F4F1FA"/>
+          </w:tcPr>
+          <w:p>
+            <w:pPr>
+              <w:keepNext w:val="0"/>
+              <w:spacing w:after="20" w:line="252" w:lineRule="auto"/>
+            </w:pPr>
+            <w:r>
+              <w:rPr>
+                <w:rFonts w:ascii="Calibri" w:hAnsi="Calibri"/>
+                <w:b w:val="0"/>
+                <w:color w:val="211A35"/>
+                <w:sz w:val="17"/>
+              </w:rPr>
+              <w:t>productIds, account{brand,email,password}, profiles[{profile,pin}]; shared individual profiles or one whole account</w:t>
+            </w:r>
+          </w:p>
+        </w:tc>
+      </w:tr>
+      <w:tr>
+        <w:trPr>
+          <w:cantSplit/>
+        </w:trPr>
+        <w:tc>
+          <w:tcPr>
+            <w:tcW w:type="dxa" w:w="4144"/>
+            <w:vAlign w:val="center"/>
+            <w:tcMar>
+              <w:top w:w="85" w:type="dxa"/>
+              <w:bottom w:w="85" w:type="dxa"/>
+              <w:left w:w="100" w:type="dxa"/>
+              <w:right w:w="100" w:type="dxa"/>
+            </w:tcMar>
+          </w:tcPr>
+          <w:p>
+            <w:pPr>
+              <w:keepNext w:val="0"/>
+              <w:spacing w:after="20" w:line="252" w:lineRule="auto"/>
+            </w:pPr>
+            <w:r>
+              <w:rPr>
+                <w:rFonts w:ascii="Calibri" w:hAnsi="Calibri"/>
+                <w:b w:val="0"/>
+                <w:color w:val="211A35"/>
+                <w:sz w:val="17"/>
+              </w:rPr>
+              <w:t>POST /api/admin/courses/seed</w:t>
+            </w:r>
+          </w:p>
+        </w:tc>
+        <w:tc>
+          <w:tcPr>
+            <w:tcW w:type="dxa" w:w="1831"/>
+            <w:vAlign w:val="center"/>
+            <w:tcMar>
+              <w:top w:w="85" w:type="dxa"/>
+              <w:bottom w:w="85" w:type="dxa"/>
+              <w:left w:w="100" w:type="dxa"/>
+              <w:right w:w="100" w:type="dxa"/>
+            </w:tcMar>
+          </w:tcPr>
+          <w:p>
+            <w:pPr>
+              <w:keepNext w:val="0"/>
+              <w:spacing w:after="20" w:line="252" w:lineRule="auto"/>
+            </w:pPr>
+            <w:r>
+              <w:rPr>
+                <w:rFonts w:ascii="Calibri" w:hAnsi="Calibri"/>
+                <w:b w:val="0"/>
+                <w:color w:val="211A35"/>
+                <w:sz w:val="17"/>
+              </w:rPr>
+              <w:t>ADMIN</w:t>
+            </w:r>
+          </w:p>
+        </w:tc>
+        <w:tc>
+          <w:tcPr>
+            <w:tcW w:type="dxa" w:w="3662"/>
+            <w:vAlign w:val="center"/>
+            <w:tcMar>
+              <w:top w:w="85" w:type="dxa"/>
+              <w:bottom w:w="85" w:type="dxa"/>
+              <w:left w:w="100" w:type="dxa"/>
+              <w:right w:w="100" w:type="dxa"/>
+            </w:tcMar>
+          </w:tcPr>
+          <w:p>
+            <w:pPr>
+              <w:keepNext w:val="0"/>
+              <w:spacing w:after="20" w:line="252" w:lineRule="auto"/>
+            </w:pPr>
+            <w:r>
+              <w:rPr>
+                <w:rFonts w:ascii="Calibri" w:hAnsi="Calibri"/>
+                <w:b w:val="0"/>
+                <w:color w:val="211A35"/>
+                <w:sz w:val="17"/>
+              </w:rPr>
+              <w:t>Add missing course listings and supported untouched sample updates</w:t>
+            </w:r>
+          </w:p>
+        </w:tc>
+      </w:tr>
+      <w:tr>
+        <w:trPr>
+          <w:cantSplit/>
+        </w:trPr>
+        <w:tc>
+          <w:tcPr>
+            <w:tcW w:type="dxa" w:w="4144"/>
+            <w:vAlign w:val="center"/>
+            <w:tcMar>
+              <w:top w:w="85" w:type="dxa"/>
+              <w:bottom w:w="85" w:type="dxa"/>
+              <w:left w:w="100" w:type="dxa"/>
+              <w:right w:w="100" w:type="dxa"/>
+            </w:tcMar>
+            <w:shd w:fill="F4F1FA"/>
+          </w:tcPr>
+          <w:p>
+            <w:pPr>
+              <w:keepNext w:val="0"/>
+              <w:spacing w:after="20" w:line="252" w:lineRule="auto"/>
+            </w:pPr>
+            <w:r>
+              <w:rPr>
+                <w:rFonts w:ascii="Calibri" w:hAnsi="Calibri"/>
+                <w:b w:val="0"/>
+                <w:color w:val="211A35"/>
+                <w:sz w:val="17"/>
+              </w:rPr>
+              <w:t>POST /api/admin/personalized/seed</w:t>
+            </w:r>
+          </w:p>
+        </w:tc>
+        <w:tc>
+          <w:tcPr>
+            <w:tcW w:type="dxa" w:w="1831"/>
+            <w:vAlign w:val="center"/>
+            <w:tcMar>
+              <w:top w:w="85" w:type="dxa"/>
+              <w:bottom w:w="85" w:type="dxa"/>
+              <w:left w:w="100" w:type="dxa"/>
+              <w:right w:w="100" w:type="dxa"/>
+            </w:tcMar>
+            <w:shd w:fill="F4F1FA"/>
+          </w:tcPr>
+          <w:p>
+            <w:pPr>
+              <w:keepNext w:val="0"/>
+              <w:spacing w:after="20" w:line="252" w:lineRule="auto"/>
+            </w:pPr>
+            <w:r>
+              <w:rPr>
+                <w:rFonts w:ascii="Calibri" w:hAnsi="Calibri"/>
+                <w:b w:val="0"/>
+                <w:color w:val="211A35"/>
+                <w:sz w:val="17"/>
+              </w:rPr>
+              <w:t>ADMIN</w:t>
+            </w:r>
+          </w:p>
+        </w:tc>
+        <w:tc>
+          <w:tcPr>
+            <w:tcW w:type="dxa" w:w="3662"/>
+            <w:vAlign w:val="center"/>
+            <w:tcMar>
+              <w:top w:w="85" w:type="dxa"/>
+              <w:bottom w:w="85" w:type="dxa"/>
+              <w:left w:w="100" w:type="dxa"/>
+              <w:right w:w="100" w:type="dxa"/>
+            </w:tcMar>
+            <w:shd w:fill="F4F1FA"/>
+          </w:tcPr>
+          <w:p>
+            <w:pPr>
+              <w:keepNext w:val="0"/>
+              <w:spacing w:after="20" w:line="252" w:lineRule="auto"/>
+            </w:pPr>
+            <w:r>
+              <w:rPr>
+                <w:rFonts w:ascii="Calibri" w:hAnsi="Calibri"/>
+                <w:b w:val="0"/>
+                <w:color w:val="211A35"/>
+                <w:sz w:val="17"/>
+              </w:rPr>
+              <w:t>Add missing personalized cups/T-shirts without overwriting existing records</w:t>
+            </w:r>
+          </w:p>
+        </w:tc>
+      </w:tr>
+      <w:tr>
+        <w:trPr>
+          <w:cantSplit/>
+        </w:trPr>
+        <w:tc>
+          <w:tcPr>
+            <w:tcW w:type="dxa" w:w="4144"/>
+            <w:vAlign w:val="center"/>
+            <w:tcMar>
+              <w:top w:w="85" w:type="dxa"/>
+              <w:bottom w:w="85" w:type="dxa"/>
+              <w:left w:w="100" w:type="dxa"/>
+              <w:right w:w="100" w:type="dxa"/>
+            </w:tcMar>
+          </w:tcPr>
+          <w:p>
+            <w:pPr>
+              <w:keepNext w:val="0"/>
+              <w:spacing w:after="20" w:line="252" w:lineRule="auto"/>
+            </w:pPr>
+            <w:r>
+              <w:rPr>
+                <w:rFonts w:ascii="Calibri" w:hAnsi="Calibri"/>
+                <w:b w:val="0"/>
+                <w:color w:val="211A35"/>
+                <w:sz w:val="17"/>
+              </w:rPr>
+              <w:t>GET /api/admin/images/optimize</w:t>
+            </w:r>
+          </w:p>
+        </w:tc>
+        <w:tc>
+          <w:tcPr>
+            <w:tcW w:type="dxa" w:w="1831"/>
+            <w:vAlign w:val="center"/>
+            <w:tcMar>
+              <w:top w:w="85" w:type="dxa"/>
+              <w:bottom w:w="85" w:type="dxa"/>
+              <w:left w:w="100" w:type="dxa"/>
+              <w:right w:w="100" w:type="dxa"/>
+            </w:tcMar>
+          </w:tcPr>
+          <w:p>
+            <w:pPr>
+              <w:keepNext w:val="0"/>
+              <w:spacing w:after="20" w:line="252" w:lineRule="auto"/>
+            </w:pPr>
+            <w:r>
+              <w:rPr>
+                <w:rFonts w:ascii="Calibri" w:hAnsi="Calibri"/>
+                <w:b w:val="0"/>
+                <w:color w:val="211A35"/>
+                <w:sz w:val="17"/>
+              </w:rPr>
+              <w:t>ADMIN</w:t>
+            </w:r>
+          </w:p>
+        </w:tc>
+        <w:tc>
+          <w:tcPr>
+            <w:tcW w:type="dxa" w:w="3662"/>
+            <w:vAlign w:val="center"/>
+            <w:tcMar>
+              <w:top w:w="85" w:type="dxa"/>
+              <w:bottom w:w="85" w:type="dxa"/>
+              <w:left w:w="100" w:type="dxa"/>
+              <w:right w:w="100" w:type="dxa"/>
+            </w:tcMar>
+          </w:tcPr>
+          <w:p>
+            <w:pPr>
+              <w:keepNext w:val="0"/>
+              <w:spacing w:after="20" w:line="252" w:lineRule="auto"/>
+            </w:pPr>
+            <w:r>
+              <w:rPr>
+                <w:rFonts w:ascii="Calibri" w:hAnsi="Calibri"/>
+                <w:b w:val="0"/>
+                <w:color w:val="211A35"/>
+                <w:sz w:val="17"/>
+              </w:rPr>
+              <w:t>List stored catalogue/banner image identifiers</w:t>
+            </w:r>
+          </w:p>
+        </w:tc>
+      </w:tr>
+      <w:tr>
+        <w:trPr>
+          <w:cantSplit/>
+        </w:trPr>
+        <w:tc>
+          <w:tcPr>
+            <w:tcW w:type="dxa" w:w="4144"/>
+            <w:vAlign w:val="center"/>
+            <w:tcMar>
+              <w:top w:w="85" w:type="dxa"/>
+              <w:bottom w:w="85" w:type="dxa"/>
+              <w:left w:w="100" w:type="dxa"/>
+              <w:right w:w="100" w:type="dxa"/>
+            </w:tcMar>
+            <w:shd w:fill="F4F1FA"/>
+          </w:tcPr>
+          <w:p>
+            <w:pPr>
+              <w:keepNext w:val="0"/>
+              <w:spacing w:after="20" w:line="252" w:lineRule="auto"/>
+            </w:pPr>
+            <w:r>
+              <w:rPr>
+                <w:rFonts w:ascii="Calibri" w:hAnsi="Calibri"/>
+                <w:b w:val="0"/>
+                <w:color w:val="211A35"/>
+                <w:sz w:val="17"/>
+              </w:rPr>
+              <w:t>POST /api/admin/images/optimize</w:t>
+            </w:r>
+          </w:p>
+        </w:tc>
+        <w:tc>
+          <w:tcPr>
+            <w:tcW w:type="dxa" w:w="1831"/>
+            <w:vAlign w:val="center"/>
+            <w:tcMar>
+              <w:top w:w="85" w:type="dxa"/>
+              <w:bottom w:w="85" w:type="dxa"/>
+              <w:left w:w="100" w:type="dxa"/>
+              <w:right w:w="100" w:type="dxa"/>
+            </w:tcMar>
+            <w:shd w:fill="F4F1FA"/>
+          </w:tcPr>
+          <w:p>
+            <w:pPr>
+              <w:keepNext w:val="0"/>
+              <w:spacing w:after="20" w:line="252" w:lineRule="auto"/>
+            </w:pPr>
+            <w:r>
+              <w:rPr>
+                <w:rFonts w:ascii="Calibri" w:hAnsi="Calibri"/>
+                <w:b w:val="0"/>
+                <w:color w:val="211A35"/>
+                <w:sz w:val="17"/>
+              </w:rPr>
+              <w:t>ADMIN</w:t>
+            </w:r>
+          </w:p>
+        </w:tc>
+        <w:tc>
+          <w:tcPr>
+            <w:tcW w:type="dxa" w:w="3662"/>
+            <w:vAlign w:val="center"/>
+            <w:tcMar>
+              <w:top w:w="85" w:type="dxa"/>
+              <w:bottom w:w="85" w:type="dxa"/>
+              <w:left w:w="100" w:type="dxa"/>
+              <w:right w:w="100" w:type="dxa"/>
+            </w:tcMar>
+            <w:shd w:fill="F4F1FA"/>
+          </w:tcPr>
+          <w:p>
+            <w:pPr>
+              <w:keepNext w:val="0"/>
+              <w:spacing w:after="20" w:line="252" w:lineRule="auto"/>
+            </w:pPr>
+            <w:r>
+              <w:rPr>
+                <w:rFonts w:ascii="Calibri" w:hAnsi="Calibri"/>
+                <w:b w:val="0"/>
+                <w:color w:val="211A35"/>
+                <w:sz w:val="17"/>
+              </w:rPr>
+              <w:t>type: catalog/banner, id; optimize one stored image with concurrent-change protection</w:t>
+            </w:r>
+          </w:p>
+        </w:tc>
+      </w:tr>
+      <w:tr>
+        <w:trPr>
+          <w:cantSplit/>
+        </w:trPr>
+        <w:tc>
+          <w:tcPr>
+            <w:tcW w:type="dxa" w:w="4144"/>
+            <w:vAlign w:val="center"/>
+            <w:tcMar>
+              <w:top w:w="85" w:type="dxa"/>
+              <w:bottom w:w="85" w:type="dxa"/>
+              <w:left w:w="100" w:type="dxa"/>
+              <w:right w:w="100" w:type="dxa"/>
+            </w:tcMar>
+          </w:tcPr>
+          <w:p>
+            <w:pPr>
+              <w:keepNext w:val="0"/>
+              <w:spacing w:after="20" w:line="252" w:lineRule="auto"/>
+            </w:pPr>
+            <w:r>
+              <w:rPr>
+                <w:rFonts w:ascii="Calibri" w:hAnsi="Calibri"/>
+                <w:b w:val="0"/>
+                <w:color w:val="211A35"/>
+                <w:sz w:val="17"/>
+              </w:rPr>
+              <w:t>GET /api/admin/sales/export</w:t>
+            </w:r>
+          </w:p>
+        </w:tc>
+        <w:tc>
+          <w:tcPr>
+            <w:tcW w:type="dxa" w:w="1831"/>
+            <w:vAlign w:val="center"/>
+            <w:tcMar>
+              <w:top w:w="85" w:type="dxa"/>
+              <w:bottom w:w="85" w:type="dxa"/>
+              <w:left w:w="100" w:type="dxa"/>
+              <w:right w:w="100" w:type="dxa"/>
+            </w:tcMar>
+          </w:tcPr>
+          <w:p>
+            <w:pPr>
+              <w:keepNext w:val="0"/>
+              <w:spacing w:after="20" w:line="252" w:lineRule="auto"/>
+            </w:pPr>
+            <w:r>
+              <w:rPr>
+                <w:rFonts w:ascii="Calibri" w:hAnsi="Calibri"/>
+                <w:b w:val="0"/>
+                <w:color w:val="211A35"/>
+                <w:sz w:val="17"/>
+              </w:rPr>
+              <w:t>ADMIN</w:t>
+            </w:r>
+          </w:p>
+        </w:tc>
+        <w:tc>
+          <w:tcPr>
+            <w:tcW w:type="dxa" w:w="3662"/>
+            <w:vAlign w:val="center"/>
+            <w:tcMar>
+              <w:top w:w="85" w:type="dxa"/>
+              <w:bottom w:w="85" w:type="dxa"/>
+              <w:left w:w="100" w:type="dxa"/>
+              <w:right w:w="100" w:type="dxa"/>
+            </w:tcMar>
+          </w:tcPr>
+          <w:p>
+            <w:pPr>
+              <w:keepNext w:val="0"/>
+              <w:spacing w:after="20" w:line="252" w:lineRule="auto"/>
+            </w:pPr>
+            <w:r>
+              <w:rPr>
+                <w:rFonts w:ascii="Calibri" w:hAnsi="Calibri"/>
+                <w:b w:val="0"/>
+                <w:color w:val="211A35"/>
+                <w:sz w:val="17"/>
+              </w:rPr>
+              <w:t>Filtered CSV, maximum 1,000 orders, no platform credentials</w:t>
+            </w:r>
+          </w:p>
+        </w:tc>
+      </w:tr>
+      <w:tr>
+        <w:trPr>
+          <w:cantSplit/>
+        </w:trPr>
+        <w:tc>
+          <w:tcPr>
+            <w:tcW w:type="dxa" w:w="4144"/>
+            <w:vAlign w:val="center"/>
+            <w:tcMar>
+              <w:top w:w="85" w:type="dxa"/>
+              <w:bottom w:w="85" w:type="dxa"/>
+              <w:left w:w="100" w:type="dxa"/>
+              <w:right w:w="100" w:type="dxa"/>
+            </w:tcMar>
+            <w:shd w:fill="F4F1FA"/>
+          </w:tcPr>
+          <w:p>
+            <w:pPr>
+              <w:keepNext w:val="0"/>
+              <w:spacing w:after="20" w:line="252" w:lineRule="auto"/>
+            </w:pPr>
+            <w:r>
+              <w:rPr>
+                <w:rFonts w:ascii="Calibri" w:hAnsi="Calibri"/>
+                <w:b w:val="0"/>
+                <w:color w:val="211A35"/>
+                <w:sz w:val="17"/>
+              </w:rPr>
+              <w:t>PATCH /api/admin/orders/[id]/status</w:t>
+            </w:r>
+          </w:p>
+        </w:tc>
+        <w:tc>
+          <w:tcPr>
+            <w:tcW w:type="dxa" w:w="1831"/>
+            <w:vAlign w:val="center"/>
+            <w:tcMar>
+              <w:top w:w="85" w:type="dxa"/>
+              <w:bottom w:w="85" w:type="dxa"/>
+              <w:left w:w="100" w:type="dxa"/>
+              <w:right w:w="100" w:type="dxa"/>
+            </w:tcMar>
+            <w:shd w:fill="F4F1FA"/>
+          </w:tcPr>
+          <w:p>
+            <w:pPr>
+              <w:keepNext w:val="0"/>
+              <w:spacing w:after="20" w:line="252" w:lineRule="auto"/>
+            </w:pPr>
+            <w:r>
+              <w:rPr>
+                <w:rFonts w:ascii="Calibri" w:hAnsi="Calibri"/>
+                <w:b w:val="0"/>
+                <w:color w:val="211A35"/>
+                <w:sz w:val="17"/>
+              </w:rPr>
+              <w:t>ADMIN</w:t>
+            </w:r>
+          </w:p>
+        </w:tc>
+        <w:tc>
+          <w:tcPr>
+            <w:tcW w:type="dxa" w:w="3662"/>
+            <w:vAlign w:val="center"/>
+            <w:tcMar>
+              <w:top w:w="85" w:type="dxa"/>
+              <w:bottom w:w="85" w:type="dxa"/>
+              <w:left w:w="100" w:type="dxa"/>
+              <w:right w:w="100" w:type="dxa"/>
+            </w:tcMar>
+            <w:shd w:fill="F4F1FA"/>
+          </w:tcPr>
+          <w:p>
+            <w:pPr>
+              <w:keepNext w:val="0"/>
+              <w:spacing w:after="20" w:line="252" w:lineRule="auto"/>
+            </w:pPr>
+            <w:r>
+              <w:rPr>
+                <w:rFonts w:ascii="Calibri" w:hAnsi="Calibri"/>
+                <w:b w:val="0"/>
+                <w:color w:val="211A35"/>
+                <w:sz w:val="17"/>
+              </w:rPr>
+              <w:t>expectedStatus and status; manual delivery status only</w:t>
             </w:r>
           </w:p>
         </w:tc>
@@ -14647,6 +16330,486 @@
           </w:p>
         </w:tc>
       </w:tr>
+      <w:tr>
+        <w:trPr>
+          <w:cantSplit/>
+        </w:trPr>
+        <w:tc>
+          <w:tcPr>
+            <w:tcW w:type="dxa" w:w="3373"/>
+            <w:vAlign w:val="center"/>
+            <w:tcMar>
+              <w:top w:w="85" w:type="dxa"/>
+              <w:bottom w:w="85" w:type="dxa"/>
+              <w:left w:w="100" w:type="dxa"/>
+              <w:right w:w="100" w:type="dxa"/>
+            </w:tcMar>
+            <w:shd w:fill="F4F1FA"/>
+          </w:tcPr>
+          <w:p>
+            <w:pPr>
+              <w:keepNext w:val="0"/>
+              <w:spacing w:after="20" w:line="252" w:lineRule="auto"/>
+            </w:pPr>
+            <w:r>
+              <w:rPr>
+                <w:rFonts w:ascii="Calibri" w:hAnsi="Calibri"/>
+                <w:b w:val="0"/>
+                <w:color w:val="211A35"/>
+                <w:sz w:val="18"/>
+              </w:rPr>
+              <w:t>npm run db:seed:courses</w:t>
+            </w:r>
+          </w:p>
+        </w:tc>
+        <w:tc>
+          <w:tcPr>
+            <w:tcW w:type="dxa" w:w="6265"/>
+            <w:vAlign w:val="center"/>
+            <w:tcMar>
+              <w:top w:w="85" w:type="dxa"/>
+              <w:bottom w:w="85" w:type="dxa"/>
+              <w:left w:w="100" w:type="dxa"/>
+              <w:right w:w="100" w:type="dxa"/>
+            </w:tcMar>
+            <w:shd w:fill="F4F1FA"/>
+          </w:tcPr>
+          <w:p>
+            <w:pPr>
+              <w:keepNext w:val="0"/>
+              <w:spacing w:after="20" w:line="252" w:lineRule="auto"/>
+            </w:pPr>
+            <w:r>
+              <w:rPr>
+                <w:rFonts w:ascii="Calibri" w:hAnsi="Calibri"/>
+                <w:b w:val="0"/>
+                <w:color w:val="211A35"/>
+                <w:sz w:val="18"/>
+              </w:rPr>
+              <w:t>Load six editable course listings</w:t>
+            </w:r>
+          </w:p>
+        </w:tc>
+      </w:tr>
+      <w:tr>
+        <w:trPr>
+          <w:cantSplit/>
+        </w:trPr>
+        <w:tc>
+          <w:tcPr>
+            <w:tcW w:type="dxa" w:w="3373"/>
+            <w:vAlign w:val="center"/>
+            <w:tcMar>
+              <w:top w:w="85" w:type="dxa"/>
+              <w:bottom w:w="85" w:type="dxa"/>
+              <w:left w:w="100" w:type="dxa"/>
+              <w:right w:w="100" w:type="dxa"/>
+            </w:tcMar>
+          </w:tcPr>
+          <w:p>
+            <w:pPr>
+              <w:keepNext w:val="0"/>
+              <w:spacing w:after="20" w:line="252" w:lineRule="auto"/>
+            </w:pPr>
+            <w:r>
+              <w:rPr>
+                <w:rFonts w:ascii="Calibri" w:hAnsi="Calibri"/>
+                <w:b w:val="0"/>
+                <w:color w:val="211A35"/>
+                <w:sz w:val="18"/>
+              </w:rPr>
+              <w:t>npm run db:seed:personalized</w:t>
+            </w:r>
+          </w:p>
+        </w:tc>
+        <w:tc>
+          <w:tcPr>
+            <w:tcW w:type="dxa" w:w="6265"/>
+            <w:vAlign w:val="center"/>
+            <w:tcMar>
+              <w:top w:w="85" w:type="dxa"/>
+              <w:bottom w:w="85" w:type="dxa"/>
+              <w:left w:w="100" w:type="dxa"/>
+              <w:right w:w="100" w:type="dxa"/>
+            </w:tcMar>
+          </w:tcPr>
+          <w:p>
+            <w:pPr>
+              <w:keepNext w:val="0"/>
+              <w:spacing w:after="20" w:line="252" w:lineRule="auto"/>
+            </w:pPr>
+            <w:r>
+              <w:rPr>
+                <w:rFonts w:ascii="Calibri" w:hAnsi="Calibri"/>
+                <w:b w:val="0"/>
+                <w:color w:val="211A35"/>
+                <w:sz w:val="18"/>
+              </w:rPr>
+              <w:t>Load 20 editable personalized products</w:t>
+            </w:r>
+          </w:p>
+        </w:tc>
+      </w:tr>
+      <w:tr>
+        <w:trPr>
+          <w:cantSplit/>
+        </w:trPr>
+        <w:tc>
+          <w:tcPr>
+            <w:tcW w:type="dxa" w:w="3373"/>
+            <w:vAlign w:val="center"/>
+            <w:tcMar>
+              <w:top w:w="85" w:type="dxa"/>
+              <w:bottom w:w="85" w:type="dxa"/>
+              <w:left w:w="100" w:type="dxa"/>
+              <w:right w:w="100" w:type="dxa"/>
+            </w:tcMar>
+            <w:shd w:fill="F4F1FA"/>
+          </w:tcPr>
+          <w:p>
+            <w:pPr>
+              <w:keepNext w:val="0"/>
+              <w:spacing w:after="20" w:line="252" w:lineRule="auto"/>
+            </w:pPr>
+            <w:r>
+              <w:rPr>
+                <w:rFonts w:ascii="Calibri" w:hAnsi="Calibri"/>
+                <w:b w:val="0"/>
+                <w:color w:val="211A35"/>
+                <w:sz w:val="18"/>
+              </w:rPr>
+              <w:t>npm run test:courses</w:t>
+            </w:r>
+          </w:p>
+        </w:tc>
+        <w:tc>
+          <w:tcPr>
+            <w:tcW w:type="dxa" w:w="6265"/>
+            <w:vAlign w:val="center"/>
+            <w:tcMar>
+              <w:top w:w="85" w:type="dxa"/>
+              <w:bottom w:w="85" w:type="dxa"/>
+              <w:left w:w="100" w:type="dxa"/>
+              <w:right w:w="100" w:type="dxa"/>
+            </w:tcMar>
+            <w:shd w:fill="F4F1FA"/>
+          </w:tcPr>
+          <w:p>
+            <w:pPr>
+              <w:keepNext w:val="0"/>
+              <w:spacing w:after="20" w:line="252" w:lineRule="auto"/>
+            </w:pPr>
+            <w:r>
+              <w:rPr>
+                <w:rFonts w:ascii="Calibri" w:hAnsi="Calibri"/>
+                <w:b w:val="0"/>
+                <w:color w:val="211A35"/>
+                <w:sz w:val="18"/>
+              </w:rPr>
+              <w:t>Isolated course catalogue/purchase tests</w:t>
+            </w:r>
+          </w:p>
+        </w:tc>
+      </w:tr>
+      <w:tr>
+        <w:trPr>
+          <w:cantSplit/>
+        </w:trPr>
+        <w:tc>
+          <w:tcPr>
+            <w:tcW w:type="dxa" w:w="3373"/>
+            <w:vAlign w:val="center"/>
+            <w:tcMar>
+              <w:top w:w="85" w:type="dxa"/>
+              <w:bottom w:w="85" w:type="dxa"/>
+              <w:left w:w="100" w:type="dxa"/>
+              <w:right w:w="100" w:type="dxa"/>
+            </w:tcMar>
+          </w:tcPr>
+          <w:p>
+            <w:pPr>
+              <w:keepNext w:val="0"/>
+              <w:spacing w:after="20" w:line="252" w:lineRule="auto"/>
+            </w:pPr>
+            <w:r>
+              <w:rPr>
+                <w:rFonts w:ascii="Calibri" w:hAnsi="Calibri"/>
+                <w:b w:val="0"/>
+                <w:color w:val="211A35"/>
+                <w:sz w:val="18"/>
+              </w:rPr>
+              <w:t>npm run test:combos</w:t>
+            </w:r>
+          </w:p>
+        </w:tc>
+        <w:tc>
+          <w:tcPr>
+            <w:tcW w:type="dxa" w:w="6265"/>
+            <w:vAlign w:val="center"/>
+            <w:tcMar>
+              <w:top w:w="85" w:type="dxa"/>
+              <w:bottom w:w="85" w:type="dxa"/>
+              <w:left w:w="100" w:type="dxa"/>
+              <w:right w:w="100" w:type="dxa"/>
+            </w:tcMar>
+          </w:tcPr>
+          <w:p>
+            <w:pPr>
+              <w:keepNext w:val="0"/>
+              <w:spacing w:after="20" w:line="252" w:lineRule="auto"/>
+            </w:pPr>
+            <w:r>
+              <w:rPr>
+                <w:rFonts w:ascii="Calibri" w:hAnsi="Calibri"/>
+                <w:b w:val="0"/>
+                <w:color w:val="211A35"/>
+                <w:sz w:val="18"/>
+              </w:rPr>
+              <w:t>Eligible pools, allocation, concurrency and rollback</w:t>
+            </w:r>
+          </w:p>
+        </w:tc>
+      </w:tr>
+      <w:tr>
+        <w:trPr>
+          <w:cantSplit/>
+        </w:trPr>
+        <w:tc>
+          <w:tcPr>
+            <w:tcW w:type="dxa" w:w="3373"/>
+            <w:vAlign w:val="center"/>
+            <w:tcMar>
+              <w:top w:w="85" w:type="dxa"/>
+              <w:bottom w:w="85" w:type="dxa"/>
+              <w:left w:w="100" w:type="dxa"/>
+              <w:right w:w="100" w:type="dxa"/>
+            </w:tcMar>
+            <w:shd w:fill="F4F1FA"/>
+          </w:tcPr>
+          <w:p>
+            <w:pPr>
+              <w:keepNext w:val="0"/>
+              <w:spacing w:after="20" w:line="252" w:lineRule="auto"/>
+            </w:pPr>
+            <w:r>
+              <w:rPr>
+                <w:rFonts w:ascii="Calibri" w:hAnsi="Calibri"/>
+                <w:b w:val="0"/>
+                <w:color w:val="211A35"/>
+                <w:sz w:val="18"/>
+              </w:rPr>
+              <w:t>npm run test:guests</w:t>
+            </w:r>
+          </w:p>
+        </w:tc>
+        <w:tc>
+          <w:tcPr>
+            <w:tcW w:type="dxa" w:w="6265"/>
+            <w:vAlign w:val="center"/>
+            <w:tcMar>
+              <w:top w:w="85" w:type="dxa"/>
+              <w:bottom w:w="85" w:type="dxa"/>
+              <w:left w:w="100" w:type="dxa"/>
+              <w:right w:w="100" w:type="dxa"/>
+            </w:tcMar>
+            <w:shd w:fill="F4F1FA"/>
+          </w:tcPr>
+          <w:p>
+            <w:pPr>
+              <w:keepNext w:val="0"/>
+              <w:spacing w:after="20" w:line="252" w:lineRule="auto"/>
+            </w:pPr>
+            <w:r>
+              <w:rPr>
+                <w:rFonts w:ascii="Calibri" w:hAnsi="Calibri"/>
+                <w:b w:val="0"/>
+                <w:color w:val="211A35"/>
+                <w:sz w:val="18"/>
+              </w:rPr>
+              <w:t>Public browsing, cart/auth return and visibility controls</w:t>
+            </w:r>
+          </w:p>
+        </w:tc>
+      </w:tr>
+      <w:tr>
+        <w:trPr>
+          <w:cantSplit/>
+        </w:trPr>
+        <w:tc>
+          <w:tcPr>
+            <w:tcW w:type="dxa" w:w="3373"/>
+            <w:vAlign w:val="center"/>
+            <w:tcMar>
+              <w:top w:w="85" w:type="dxa"/>
+              <w:bottom w:w="85" w:type="dxa"/>
+              <w:left w:w="100" w:type="dxa"/>
+              <w:right w:w="100" w:type="dxa"/>
+            </w:tcMar>
+          </w:tcPr>
+          <w:p>
+            <w:pPr>
+              <w:keepNext w:val="0"/>
+              <w:spacing w:after="20" w:line="252" w:lineRule="auto"/>
+            </w:pPr>
+            <w:r>
+              <w:rPr>
+                <w:rFonts w:ascii="Calibri" w:hAnsi="Calibri"/>
+                <w:b w:val="0"/>
+                <w:color w:val="211A35"/>
+                <w:sz w:val="18"/>
+              </w:rPr>
+              <w:t>npm run test:admin</w:t>
+            </w:r>
+          </w:p>
+        </w:tc>
+        <w:tc>
+          <w:tcPr>
+            <w:tcW w:type="dxa" w:w="6265"/>
+            <w:vAlign w:val="center"/>
+            <w:tcMar>
+              <w:top w:w="85" w:type="dxa"/>
+              <w:bottom w:w="85" w:type="dxa"/>
+              <w:left w:w="100" w:type="dxa"/>
+              <w:right w:w="100" w:type="dxa"/>
+            </w:tcMar>
+          </w:tcPr>
+          <w:p>
+            <w:pPr>
+              <w:keepNext w:val="0"/>
+              <w:spacing w:after="20" w:line="252" w:lineRule="auto"/>
+            </w:pPr>
+            <w:r>
+              <w:rPr>
+                <w:rFonts w:ascii="Calibri" w:hAnsi="Calibri"/>
+                <w:b w:val="0"/>
+                <w:color w:val="211A35"/>
+                <w:sz w:val="18"/>
+              </w:rPr>
+              <w:t>Sales/client tools, CSV privacy, status conflicts</w:t>
+            </w:r>
+          </w:p>
+        </w:tc>
+      </w:tr>
+      <w:tr>
+        <w:trPr>
+          <w:cantSplit/>
+        </w:trPr>
+        <w:tc>
+          <w:tcPr>
+            <w:tcW w:type="dxa" w:w="3373"/>
+            <w:vAlign w:val="center"/>
+            <w:tcMar>
+              <w:top w:w="85" w:type="dxa"/>
+              <w:bottom w:w="85" w:type="dxa"/>
+              <w:left w:w="100" w:type="dxa"/>
+              <w:right w:w="100" w:type="dxa"/>
+            </w:tcMar>
+            <w:shd w:fill="F4F1FA"/>
+          </w:tcPr>
+          <w:p>
+            <w:pPr>
+              <w:keepNext w:val="0"/>
+              <w:spacing w:after="20" w:line="252" w:lineRule="auto"/>
+            </w:pPr>
+            <w:r>
+              <w:rPr>
+                <w:rFonts w:ascii="Calibri" w:hAnsi="Calibri"/>
+                <w:b w:val="0"/>
+                <w:color w:val="211A35"/>
+                <w:sz w:val="18"/>
+              </w:rPr>
+              <w:t>npm run test:shared-streaming</w:t>
+            </w:r>
+          </w:p>
+        </w:tc>
+        <w:tc>
+          <w:tcPr>
+            <w:tcW w:type="dxa" w:w="6265"/>
+            <w:vAlign w:val="center"/>
+            <w:tcMar>
+              <w:top w:w="85" w:type="dxa"/>
+              <w:bottom w:w="85" w:type="dxa"/>
+              <w:left w:w="100" w:type="dxa"/>
+              <w:right w:w="100" w:type="dxa"/>
+            </w:tcMar>
+            <w:shd w:fill="F4F1FA"/>
+          </w:tcPr>
+          <w:p>
+            <w:pPr>
+              <w:keepNext w:val="0"/>
+              <w:spacing w:after="20" w:line="252" w:lineRule="auto"/>
+            </w:pPr>
+            <w:r>
+              <w:rPr>
+                <w:rFonts w:ascii="Calibri" w:hAnsi="Calibri"/>
+                <w:b w:val="0"/>
+                <w:color w:val="211A35"/>
+                <w:sz w:val="18"/>
+              </w:rPr>
+              <w:t>Shared profiles, numeric IDs, whole accounts and concurrent purchases</w:t>
+            </w:r>
+          </w:p>
+        </w:tc>
+      </w:tr>
+      <w:tr>
+        <w:trPr>
+          <w:cantSplit/>
+        </w:trPr>
+        <w:tc>
+          <w:tcPr>
+            <w:tcW w:type="dxa" w:w="3373"/>
+            <w:vAlign w:val="center"/>
+            <w:tcMar>
+              <w:top w:w="85" w:type="dxa"/>
+              <w:bottom w:w="85" w:type="dxa"/>
+              <w:left w:w="100" w:type="dxa"/>
+              <w:right w:w="100" w:type="dxa"/>
+            </w:tcMar>
+          </w:tcPr>
+          <w:p>
+            <w:pPr>
+              <w:keepNext w:val="0"/>
+              <w:spacing w:after="20" w:line="252" w:lineRule="auto"/>
+            </w:pPr>
+            <w:r>
+              <w:rPr>
+                <w:rFonts w:ascii="Calibri" w:hAnsi="Calibri"/>
+                <w:b w:val="0"/>
+                <w:color w:val="211A35"/>
+                <w:sz w:val="18"/>
+              </w:rPr>
+              <w:t>python scripts/build-documentation.py --output-dir docs/exports</w:t>
+            </w:r>
+          </w:p>
+        </w:tc>
+        <w:tc>
+          <w:tcPr>
+            <w:tcW w:type="dxa" w:w="6265"/>
+            <w:vAlign w:val="center"/>
+            <w:tcMar>
+              <w:top w:w="85" w:type="dxa"/>
+              <w:bottom w:w="85" w:type="dxa"/>
+              <w:left w:w="100" w:type="dxa"/>
+              <w:right w:w="100" w:type="dxa"/>
+            </w:tcMar>
+          </w:tcPr>
+          <w:p>
+            <w:pPr>
+              <w:keepNext w:val="0"/>
+              <w:spacing w:after="20" w:line="252" w:lineRule="auto"/>
+            </w:pPr>
+            <w:r>
+              <w:rPr>
+                <w:rFonts w:ascii="Calibri" w:hAnsi="Calibri"/>
+                <w:b w:val="0"/>
+                <w:color w:val="211A35"/>
+                <w:sz w:val="18"/>
+              </w:rPr>
+              <w:t>Regenerate both editable Word editions and their source ZIP</w:t>
+            </w:r>
+          </w:p>
+        </w:tc>
+      </w:tr>
     </w:tbl>
     <w:p>
       <w:pPr>
@@ -14664,6 +16827,17 @@
       </w:r>
     </w:p>
     <w:p>
+      <w:pPr>
+        <w:pStyle w:val="Heading2"/>
+      </w:pPr>
+      <w:r>
+        <w:t>Glossary and revision history</w:t>
+      </w:r>
+    </w:p>
+    <w:p>
+      <w:pPr>
+        <w:keepLines/>
+      </w:pPr>
       <w:r>
         <w:t>Glossary: COP is Colombian peso; saldo is the internal prepaid balance; pedido is an order; perfil is the account dashboard or platform profile depending on context; agotado means sold out; checkout key identifies one retryable purchase intent; ciphertext is encrypted content; a provider connection string selects a database, while an API key authorizes a service.</w:t>
       </w:r>
@@ -14676,6 +16850,11 @@
     <w:p>
       <w:r>
         <w:t>1.1 — 18 October 2026 — Updated to source 56f7f83: product duplication, independent image copying, zero-stock/private-data safeguards, ownership permissions and mobile editor guidance.</w:t>
+      </w:r>
+    </w:p>
+    <w:p>
+      <w:r>
+        <w:t>2.0 — 26 October 2026 — Source 22cd272: Goats branding/domain, public shopping, courses/personalization, admin sales/clients, direct purchase, shared profiles, full accounts, numeric identifiers, combo allocation, AVIF/compression and schema/validation troubleshooting.</w:t>
       </w:r>
     </w:p>
     <w:sectPr>
@@ -14707,7 +16886,7 @@
         <w:color w:val="615C70"/>
         <w:sz w:val="16"/>
       </w:rPr>
-      <w:t>GOAT STORE  •  Documentation 1.1</w:t>
+      <w:t>GOATS STORE  •  Documentation 2.0</w:t>
       <w:tab/>
       <w:t xml:space="preserve">Page </w:t>
     </w:r>
@@ -14748,7 +16927,7 @@
         <w:color w:val="7041D9"/>
         <w:sz w:val="22"/>
       </w:rPr>
-      <w:t>Goat.</w:t>
+      <w:t>Goats.</w:t>
     </w:r>
     <w:r>
       <w:rPr>
@@ -14970,6 +17149,12 @@
     </w:lvlOverride>
   </w:num>
   <w:num w:numId="11">
+    <w:abstractNumId w:val="7"/>
+    <w:lvlOverride w:ilvl="0">
+      <w:startOverride w:val="1"/>
+    </w:lvlOverride>
+  </w:num>
+  <w:num w:numId="12">
     <w:abstractNumId w:val="7"/>
     <w:lvlOverride w:ilvl="0">
       <w:startOverride w:val="1"/>
